--- a/reports/Data_for_Dinner_Food_Access_Analysis.docx
+++ b/reports/Data_for_Dinner_Food_Access_Analysis.docx
@@ -62,7 +62,7 @@
           <w:color w:val="0B2545"/>
           <w:sz w:val="22"/>
         </w:rPr>
-        <w:t>Global → United States → project-defined Southeast → Alabama. Food allergies are outside the active analysis and are handled as a separately gated next crawl.</w:t>
+        <w:t>Global to United States to project-defined Southeast to Alabama. Food allergies, race and gender demographic analysis, and straight-line distance are outside the active analysis.</w:t>
       </w:r>
     </w:p>
     <w:tbl>
@@ -117,7 +117,7 @@
                 <w:color w:val="12304F"/>
                 <w:sz w:val="19"/>
               </w:rPr>
-              <w:t>Prepared for</w:t>
+              <w:t>Prepared by</w:t>
             </w:r>
           </w:p>
         </w:tc>
@@ -146,7 +146,7 @@
                 <w:color w:val="000000"/>
                 <w:sz w:val="19"/>
               </w:rPr>
-              <w:t>Sharon Brooks, Sandra Kopecky, and April Gillespie</w:t>
+              <w:t>Data for Dinner 2026 project team</w:t>
             </w:r>
           </w:p>
         </w:tc>
@@ -431,7 +431,7 @@
           <w:color w:val="000000"/>
           <w:sz w:val="22"/>
         </w:rPr>
-        <w:t>United States: USDA estimates 13.7% of U.S. households were food insecure in 2024—18.34 million households. Very low food security affected 5.4%, or 7.20 million households.</w:t>
+        <w:t>United States: USDA estimates 13.7% of U.S. households were food insecure in 2024, representing 18.34 million households. Very low food security affected 5.4%, or 7.20 million households.</w:t>
       </w:r>
     </w:p>
     <w:p>
@@ -469,7 +469,7 @@
           <w:color w:val="000000"/>
           <w:sz w:val="22"/>
         </w:rPr>
-        <w:t>Alabama: 20.2% of low-income residents—656,013 people—are beyond the primary retailer-access threshold.</w:t>
+        <w:t>Alabama: 20.2% of low-income residents, or 656,013 people, are beyond the primary retailer-access threshold.</w:t>
       </w:r>
     </w:p>
     <w:p>
@@ -507,7 +507,7 @@
           <w:color w:val="000000"/>
           <w:sz w:val="22"/>
         </w:rPr>
-        <w:t>Sensitivity: Alabama's low-income burden is 20.2% using driving distance and 8.6% using straight-line distance.</w:t>
+        <w:t>Sensitivity: Alabama's low-income burden is 20.2% at the primary threshold, 35.9% at 0.5 mile urban / 10 miles rural, and 19.6% at 1 mile urban / 20 miles rural.</w:t>
       </w:r>
     </w:p>
     <w:p>
@@ -909,6 +909,98 @@
                 <w:sz w:val="17"/>
               </w:rPr>
               <w:t>Avoid a broad crawl that mixes vintages and measures without an analytical purpose.</w:t>
+            </w:r>
+          </w:p>
+        </w:tc>
+      </w:tr>
+      <w:tr>
+        <w:trPr>
+          <w:cantSplit/>
+        </w:trPr>
+        <w:tc>
+          <w:tcPr>
+            <w:tcW w:type="dxa" w:w="2080"/>
+            <w:tcMar>
+              <w:top w:w="80" w:type="dxa"/>
+              <w:start w:w="120" w:type="dxa"/>
+              <w:bottom w:w="80" w:type="dxa"/>
+              <w:end w:w="120" w:type="dxa"/>
+            </w:tcMar>
+            <w:vAlign w:val="center"/>
+          </w:tcPr>
+          <w:p>
+            <w:pPr>
+              <w:keepLines/>
+              <w:spacing w:before="0" w:after="0" w:line="252" w:lineRule="auto"/>
+              <w:jc w:val="left"/>
+            </w:pPr>
+            <w:r/>
+            <w:r>
+              <w:rPr>
+                <w:rFonts w:ascii="Calibri" w:hAnsi="Calibri"/>
+                <w:b w:val="0"/>
+                <w:color w:val="000000"/>
+                <w:sz w:val="17"/>
+              </w:rPr>
+              <w:t>Distance method</w:t>
+            </w:r>
+          </w:p>
+        </w:tc>
+        <w:tc>
+          <w:tcPr>
+            <w:tcW w:type="dxa" w:w="2560"/>
+            <w:tcMar>
+              <w:top w:w="80" w:type="dxa"/>
+              <w:start w:w="120" w:type="dxa"/>
+              <w:bottom w:w="80" w:type="dxa"/>
+              <w:end w:w="120" w:type="dxa"/>
+            </w:tcMar>
+            <w:vAlign w:val="center"/>
+          </w:tcPr>
+          <w:p>
+            <w:pPr>
+              <w:keepLines/>
+              <w:spacing w:before="0" w:after="0" w:line="252" w:lineRule="auto"/>
+              <w:jc w:val="left"/>
+            </w:pPr>
+            <w:r/>
+            <w:r>
+              <w:rPr>
+                <w:rFonts w:ascii="Calibri" w:hAnsi="Calibri"/>
+                <w:b w:val="0"/>
+                <w:color w:val="000000"/>
+                <w:sz w:val="17"/>
+              </w:rPr>
+              <w:t>Road network only</w:t>
+            </w:r>
+          </w:p>
+        </w:tc>
+        <w:tc>
+          <w:tcPr>
+            <w:tcW w:type="dxa" w:w="4720"/>
+            <w:tcMar>
+              <w:top w:w="80" w:type="dxa"/>
+              <w:start w:w="120" w:type="dxa"/>
+              <w:bottom w:w="80" w:type="dxa"/>
+              <w:end w:w="120" w:type="dxa"/>
+            </w:tcMar>
+            <w:vAlign w:val="center"/>
+          </w:tcPr>
+          <w:p>
+            <w:pPr>
+              <w:keepLines/>
+              <w:spacing w:before="0" w:after="0" w:line="252" w:lineRule="auto"/>
+              <w:jc w:val="left"/>
+            </w:pPr>
+            <w:r/>
+            <w:r>
+              <w:rPr>
+                <w:rFonts w:ascii="Calibri" w:hAnsi="Calibri"/>
+                <w:b w:val="0"/>
+                <w:color w:val="000000"/>
+                <w:sz w:val="17"/>
+              </w:rPr>
+              <w:t>Straight-line distance is excluded because it does not represent road travel and produced implausibly influential outliers for this study.</w:t>
             </w:r>
           </w:p>
         </w:tc>
@@ -2020,7 +2112,26 @@
           <w:color w:val="000000"/>
           <w:sz w:val="22"/>
         </w:rPr>
-        <w:t>Preserve uncertainty for state household estimates and preserve alternate distance methods in sensitivity output.</w:t>
+        <w:t>Preserve uncertainty for state household estimates and vary only road-network thresholds in sensitivity output.</w:t>
+      </w:r>
+    </w:p>
+    <w:p>
+      <w:pPr>
+        <w:keepLines/>
+        <w:numPr>
+          <w:ilvl w:val="0"/>
+          <w:numId w:val="10"/>
+        </w:numPr>
+        <w:spacing w:before="0" w:after="80" w:line="280" w:lineRule="auto"/>
+        <w:ind w:left="720" w:hanging="360"/>
+      </w:pPr>
+      <w:r>
+        <w:rPr>
+          <w:rFonts w:ascii="Calibri" w:hAnsi="Calibri"/>
+          <w:color w:val="000000"/>
+          <w:sz w:val="22"/>
+        </w:rPr>
+        <w:t>Exclude straight-line distance from imported analysis fields, results, workbook tables, and report findings.</w:t>
       </w:r>
     </w:p>
     <w:p>
@@ -2419,7 +2530,7 @@
                 <w:color w:val="000000"/>
                 <w:sz w:val="18"/>
               </w:rPr>
-              <w:t>Team files</w:t>
+              <w:t>Team files and reproducibility</w:t>
             </w:r>
           </w:p>
         </w:tc>
@@ -2448,80 +2559,12 @@
                 <w:color w:val="000000"/>
                 <w:sz w:val="18"/>
               </w:rPr>
-              <w:t>This report in DOCX/PDF and a filterable workbook with 12 sheets.</w:t>
-            </w:r>
-          </w:p>
-        </w:tc>
-      </w:tr>
-      <w:tr>
-        <w:trPr>
-          <w:cantSplit/>
-        </w:trPr>
-        <w:tc>
-          <w:tcPr>
-            <w:tcW w:type="dxa" w:w="2300"/>
-            <w:tcMar>
-              <w:top w:w="80" w:type="dxa"/>
-              <w:start w:w="120" w:type="dxa"/>
-              <w:bottom w:w="80" w:type="dxa"/>
-              <w:end w:w="120" w:type="dxa"/>
-            </w:tcMar>
-            <w:vAlign w:val="center"/>
-          </w:tcPr>
-          <w:p>
-            <w:pPr>
-              <w:keepLines/>
-              <w:spacing w:before="0" w:after="0" w:line="252" w:lineRule="auto"/>
-              <w:jc w:val="left"/>
-            </w:pPr>
-            <w:r/>
-            <w:r>
-              <w:rPr>
-                <w:rFonts w:ascii="Calibri" w:hAnsi="Calibri"/>
-                <w:b w:val="0"/>
-                <w:color w:val="000000"/>
-                <w:sz w:val="18"/>
-              </w:rPr>
-              <w:t>Reproducibility</w:t>
-            </w:r>
-          </w:p>
-        </w:tc>
-        <w:tc>
-          <w:tcPr>
-            <w:tcW w:type="dxa" w:w="7060"/>
-            <w:tcMar>
-              <w:top w:w="80" w:type="dxa"/>
-              <w:start w:w="120" w:type="dxa"/>
-              <w:bottom w:w="80" w:type="dxa"/>
-              <w:end w:w="120" w:type="dxa"/>
-            </w:tcMar>
-            <w:vAlign w:val="center"/>
-          </w:tcPr>
-          <w:p>
-            <w:pPr>
-              <w:keepLines/>
-              <w:spacing w:before="0" w:after="0" w:line="252" w:lineRule="auto"/>
-              <w:jc w:val="left"/>
-            </w:pPr>
-            <w:r/>
-            <w:r>
-              <w:rPr>
-                <w:rFonts w:ascii="Calibri" w:hAnsi="Calibri"/>
-                <w:b w:val="0"/>
-                <w:color w:val="000000"/>
-                <w:sz w:val="18"/>
-              </w:rPr>
-              <w:t>Acquisition and analysis scripts plus dependency list and methods documentation.</w:t>
+              <w:t>This report in DOCX/PDF, a filterable workbook with 12 sheets, acquisition and analysis scripts, a dependency list, and methods documentation.</w:t>
             </w:r>
           </w:p>
         </w:tc>
       </w:tr>
     </w:tbl>
-    <w:p>
-      <w:r>
-        <w:br w:type="page"/>
-      </w:r>
-    </w:p>
     <w:p>
       <w:pPr>
         <w:pStyle w:val="Heading1"/>
@@ -3938,7 +3981,7 @@
           <w:color w:val="000000"/>
           <w:sz w:val="22"/>
         </w:rPr>
-        <w:t>The U.S. section separates household food insecurity from physical proximity to SNAP-authorized retailers.</w:t>
+        <w:t xml:space="preserve"> The U.S. section separates household food insecurity from physical proximity to SNAP-authorized retailers.</w:t>
       </w:r>
     </w:p>
     <w:p>
@@ -4806,7 +4849,7 @@
                 <w:color w:val="000000"/>
                 <w:sz w:val="18"/>
               </w:rPr>
-              <w:t>—</w:t>
+              <w:t>N/A</w:t>
             </w:r>
           </w:p>
         </w:tc>
@@ -4898,7 +4941,7 @@
                 <w:color w:val="000000"/>
                 <w:sz w:val="18"/>
               </w:rPr>
-              <w:t>—</w:t>
+              <w:t>N/A</w:t>
             </w:r>
           </w:p>
         </w:tc>
@@ -4990,7 +5033,7 @@
                 <w:color w:val="000000"/>
                 <w:sz w:val="18"/>
               </w:rPr>
-              <w:t>—</w:t>
+              <w:t>N/A</w:t>
             </w:r>
           </w:p>
         </w:tc>
@@ -5082,7 +5125,7 @@
                 <w:color w:val="000000"/>
                 <w:sz w:val="18"/>
               </w:rPr>
-              <w:t>—</w:t>
+              <w:t>N/A</w:t>
             </w:r>
           </w:p>
         </w:tc>
@@ -8987,7 +9030,7 @@
                 <w:color w:val="000000"/>
                 <w:sz w:val="19"/>
               </w:rPr>
-              <w:t>—</w:t>
+              <w:t>N/A</w:t>
             </w:r>
           </w:p>
         </w:tc>
@@ -9079,7 +9122,7 @@
                 <w:color w:val="000000"/>
                 <w:sz w:val="19"/>
               </w:rPr>
-              <w:t>—</w:t>
+              <w:t>N/A</w:t>
             </w:r>
           </w:p>
         </w:tc>
@@ -9369,7 +9412,7 @@
       <w:r>
         <w:drawing>
           <wp:inline xmlns:a="http://schemas.openxmlformats.org/drawingml/2006/main" xmlns:pic="http://schemas.openxmlformats.org/drawingml/2006/picture">
-            <wp:extent cx="5897880" cy="7239648"/>
+            <wp:extent cx="4114800" cy="5050917"/>
             <wp:docPr id="4" name="Picture 4" descr="Choropleth map of Alabama census tracts shaded by the percentage of low-income residents beyond the one mile urban or ten mile rural driving-distance threshold, with no-data tracts identified separately." title="Figure 4"/>
             <wp:cNvGraphicFramePr>
               <a:graphicFrameLocks noChangeAspect="1"/>
@@ -9390,7 +9433,7 @@
                   <pic:spPr>
                     <a:xfrm>
                       <a:off x="0" y="0"/>
-                      <a:ext cx="5897880" cy="7239648"/>
+                      <a:ext cx="4114800" cy="5050917"/>
                     </a:xfrm>
                     <a:prstGeom prst="rect"/>
                   </pic:spPr>
@@ -9428,11 +9471,6 @@
           <w:sz w:val="17"/>
         </w:rPr>
         <w:t>Dark shading indicates a larger share of the tract's low-income population beyond the threshold; the map does not show household food-insecurity prevalence.</w:t>
-      </w:r>
-    </w:p>
-    <w:p>
-      <w:r>
-        <w:br w:type="page"/>
       </w:r>
     </w:p>
     <w:p>
@@ -12657,9 +12695,10 @@
       <w:pPr>
         <w:pStyle w:val="Heading1"/>
         <w:keepNext/>
+        <w:pageBreakBefore/>
       </w:pPr>
       <w:r>
-        <w:t>8. Alabama subgroup access</w:t>
+        <w:t>8. Subgroup access results</w:t>
       </w:r>
     </w:p>
     <w:p>
@@ -13679,7 +13718,7 @@
         <w:keepNext/>
       </w:pPr>
       <w:r>
-        <w:t>Alabama sensitivity</w:t>
+        <w:t>Alabama road-network sensitivity</w:t>
       </w:r>
     </w:p>
     <w:tbl>
@@ -13700,11 +13739,10 @@
         </w:tblBorders>
       </w:tblPr>
       <w:tblGrid>
-        <w:gridCol w:w="1700"/>
-        <w:gridCol w:w="2400"/>
-        <w:gridCol w:w="1650"/>
+        <w:gridCol w:w="3100"/>
         <w:gridCol w:w="1900"/>
-        <w:gridCol w:w="1710"/>
+        <w:gridCol w:w="2360"/>
+        <w:gridCol w:w="2000"/>
       </w:tblGrid>
       <w:tr>
         <w:trPr>
@@ -13713,7 +13751,7 @@
         </w:trPr>
         <w:tc>
           <w:tcPr>
-            <w:tcW w:type="dxa" w:w="1700"/>
+            <w:tcW w:type="dxa" w:w="3100"/>
             <w:shd w:fill="F2F4F7"/>
             <w:tcMar>
               <w:top w:w="80" w:type="dxa"/>
@@ -13737,13 +13775,13 @@
                 <w:color w:val="0B2545"/>
                 <w:sz w:val="17"/>
               </w:rPr>
-              <w:t>Method</w:t>
-            </w:r>
-          </w:p>
-        </w:tc>
-        <w:tc>
-          <w:tcPr>
-            <w:tcW w:type="dxa" w:w="2400"/>
+              <w:t>Road-network threshold</w:t>
+            </w:r>
+          </w:p>
+        </w:tc>
+        <w:tc>
+          <w:tcPr>
+            <w:tcW w:type="dxa" w:w="1900"/>
             <w:shd w:fill="F2F4F7"/>
             <w:tcMar>
               <w:top w:w="80" w:type="dxa"/>
@@ -13767,13 +13805,13 @@
                 <w:color w:val="0B2545"/>
                 <w:sz w:val="17"/>
               </w:rPr>
-              <w:t>Threshold</w:t>
-            </w:r>
-          </w:p>
-        </w:tc>
-        <w:tc>
-          <w:tcPr>
-            <w:tcW w:type="dxa" w:w="1650"/>
+              <w:t>All population</w:t>
+            </w:r>
+          </w:p>
+        </w:tc>
+        <w:tc>
+          <w:tcPr>
+            <w:tcW w:type="dxa" w:w="2360"/>
             <w:shd w:fill="F2F4F7"/>
             <w:tcMar>
               <w:top w:w="80" w:type="dxa"/>
@@ -13797,43 +13835,13 @@
                 <w:color w:val="0B2545"/>
                 <w:sz w:val="17"/>
               </w:rPr>
-              <w:t>All population</w:t>
-            </w:r>
-          </w:p>
-        </w:tc>
-        <w:tc>
-          <w:tcPr>
-            <w:tcW w:type="dxa" w:w="1900"/>
-            <w:shd w:fill="F2F4F7"/>
-            <w:tcMar>
-              <w:top w:w="80" w:type="dxa"/>
-              <w:start w:w="120" w:type="dxa"/>
-              <w:bottom w:w="80" w:type="dxa"/>
-              <w:end w:w="120" w:type="dxa"/>
-            </w:tcMar>
-            <w:vAlign w:val="center"/>
-          </w:tcPr>
-          <w:p>
-            <w:pPr>
-              <w:keepLines/>
-              <w:spacing w:before="0" w:after="0" w:line="252" w:lineRule="auto"/>
-              <w:jc w:val="left"/>
-            </w:pPr>
-            <w:r/>
-            <w:r>
-              <w:rPr>
-                <w:rFonts w:ascii="Calibri" w:hAnsi="Calibri"/>
-                <w:b/>
-                <w:color w:val="0B2545"/>
-                <w:sz w:val="17"/>
-              </w:rPr>
               <w:t>Low-income population</w:t>
             </w:r>
           </w:p>
         </w:tc>
         <w:tc>
           <w:tcPr>
-            <w:tcW w:type="dxa" w:w="1710"/>
+            <w:tcW w:type="dxa" w:w="2000"/>
             <w:shd w:fill="F2F4F7"/>
             <w:tcMar>
               <w:top w:w="80" w:type="dxa"/>
@@ -13868,7 +13876,7 @@
         </w:trPr>
         <w:tc>
           <w:tcPr>
-            <w:tcW w:type="dxa" w:w="1700"/>
+            <w:tcW w:type="dxa" w:w="3100"/>
             <w:tcMar>
               <w:top w:w="80" w:type="dxa"/>
               <w:start w:w="120" w:type="dxa"/>
@@ -13891,13 +13899,13 @@
                 <w:color w:val="000000"/>
                 <w:sz w:val="17"/>
               </w:rPr>
-              <w:t>Driving</w:t>
-            </w:r>
-          </w:p>
-        </w:tc>
-        <w:tc>
-          <w:tcPr>
-            <w:tcW w:type="dxa" w:w="2400"/>
+              <w:t>0.5 urban / 10 rural</w:t>
+            </w:r>
+          </w:p>
+        </w:tc>
+        <w:tc>
+          <w:tcPr>
+            <w:tcW w:type="dxa" w:w="1900"/>
             <w:tcMar>
               <w:top w:w="80" w:type="dxa"/>
               <w:start w:w="120" w:type="dxa"/>
@@ -13920,13 +13928,13 @@
                 <w:color w:val="000000"/>
                 <w:sz w:val="17"/>
               </w:rPr>
-              <w:t>0.5 urban / 10 rural</w:t>
-            </w:r>
-          </w:p>
-        </w:tc>
-        <w:tc>
-          <w:tcPr>
-            <w:tcW w:type="dxa" w:w="1650"/>
+              <w:t>34.0%</w:t>
+            </w:r>
+          </w:p>
+        </w:tc>
+        <w:tc>
+          <w:tcPr>
+            <w:tcW w:type="dxa" w:w="2360"/>
             <w:tcMar>
               <w:top w:w="80" w:type="dxa"/>
               <w:start w:w="120" w:type="dxa"/>
@@ -13949,42 +13957,13 @@
                 <w:color w:val="000000"/>
                 <w:sz w:val="17"/>
               </w:rPr>
-              <w:t>34.0%</w:t>
-            </w:r>
-          </w:p>
-        </w:tc>
-        <w:tc>
-          <w:tcPr>
-            <w:tcW w:type="dxa" w:w="1900"/>
-            <w:tcMar>
-              <w:top w:w="80" w:type="dxa"/>
-              <w:start w:w="120" w:type="dxa"/>
-              <w:bottom w:w="80" w:type="dxa"/>
-              <w:end w:w="120" w:type="dxa"/>
-            </w:tcMar>
-            <w:vAlign w:val="center"/>
-          </w:tcPr>
-          <w:p>
-            <w:pPr>
-              <w:keepLines/>
-              <w:spacing w:before="0" w:after="0" w:line="252" w:lineRule="auto"/>
-              <w:jc w:val="left"/>
-            </w:pPr>
-            <w:r/>
-            <w:r>
-              <w:rPr>
-                <w:rFonts w:ascii="Calibri" w:hAnsi="Calibri"/>
-                <w:b w:val="0"/>
-                <w:color w:val="000000"/>
-                <w:sz w:val="17"/>
-              </w:rPr>
               <w:t>35.9%</w:t>
             </w:r>
           </w:p>
         </w:tc>
         <w:tc>
           <w:tcPr>
-            <w:tcW w:type="dxa" w:w="1710"/>
+            <w:tcW w:type="dxa" w:w="2000"/>
             <w:tcMar>
               <w:top w:w="80" w:type="dxa"/>
               <w:start w:w="120" w:type="dxa"/>
@@ -14018,7 +13997,7 @@
         </w:trPr>
         <w:tc>
           <w:tcPr>
-            <w:tcW w:type="dxa" w:w="1700"/>
+            <w:tcW w:type="dxa" w:w="3100"/>
             <w:tcMar>
               <w:top w:w="80" w:type="dxa"/>
               <w:start w:w="120" w:type="dxa"/>
@@ -14041,13 +14020,13 @@
                 <w:color w:val="000000"/>
                 <w:sz w:val="17"/>
               </w:rPr>
-              <w:t>Driving</w:t>
-            </w:r>
-          </w:p>
-        </w:tc>
-        <w:tc>
-          <w:tcPr>
-            <w:tcW w:type="dxa" w:w="2400"/>
+              <w:t>1 urban / 10 rural</w:t>
+            </w:r>
+          </w:p>
+        </w:tc>
+        <w:tc>
+          <w:tcPr>
+            <w:tcW w:type="dxa" w:w="1900"/>
             <w:tcMar>
               <w:top w:w="80" w:type="dxa"/>
               <w:start w:w="120" w:type="dxa"/>
@@ -14070,13 +14049,13 @@
                 <w:color w:val="000000"/>
                 <w:sz w:val="17"/>
               </w:rPr>
-              <w:t>1 urban / 10 rural</w:t>
-            </w:r>
-          </w:p>
-        </w:tc>
-        <w:tc>
-          <w:tcPr>
-            <w:tcW w:type="dxa" w:w="1650"/>
+              <w:t>17.8%</w:t>
+            </w:r>
+          </w:p>
+        </w:tc>
+        <w:tc>
+          <w:tcPr>
+            <w:tcW w:type="dxa" w:w="2360"/>
             <w:tcMar>
               <w:top w:w="80" w:type="dxa"/>
               <w:start w:w="120" w:type="dxa"/>
@@ -14099,42 +14078,13 @@
                 <w:color w:val="000000"/>
                 <w:sz w:val="17"/>
               </w:rPr>
-              <w:t>17.8%</w:t>
-            </w:r>
-          </w:p>
-        </w:tc>
-        <w:tc>
-          <w:tcPr>
-            <w:tcW w:type="dxa" w:w="1900"/>
-            <w:tcMar>
-              <w:top w:w="80" w:type="dxa"/>
-              <w:start w:w="120" w:type="dxa"/>
-              <w:bottom w:w="80" w:type="dxa"/>
-              <w:end w:w="120" w:type="dxa"/>
-            </w:tcMar>
-            <w:vAlign w:val="center"/>
-          </w:tcPr>
-          <w:p>
-            <w:pPr>
-              <w:keepLines/>
-              <w:spacing w:before="0" w:after="0" w:line="252" w:lineRule="auto"/>
-              <w:jc w:val="left"/>
-            </w:pPr>
-            <w:r/>
-            <w:r>
-              <w:rPr>
-                <w:rFonts w:ascii="Calibri" w:hAnsi="Calibri"/>
-                <w:b w:val="0"/>
-                <w:color w:val="000000"/>
-                <w:sz w:val="17"/>
-              </w:rPr>
               <w:t>20.2%</w:t>
             </w:r>
           </w:p>
         </w:tc>
         <w:tc>
           <w:tcPr>
-            <w:tcW w:type="dxa" w:w="1710"/>
+            <w:tcW w:type="dxa" w:w="2000"/>
             <w:tcMar>
               <w:top w:w="80" w:type="dxa"/>
               <w:start w:w="120" w:type="dxa"/>
@@ -14168,7 +14118,7 @@
         </w:trPr>
         <w:tc>
           <w:tcPr>
-            <w:tcW w:type="dxa" w:w="1700"/>
+            <w:tcW w:type="dxa" w:w="3100"/>
             <w:tcMar>
               <w:top w:w="80" w:type="dxa"/>
               <w:start w:w="120" w:type="dxa"/>
@@ -14191,13 +14141,13 @@
                 <w:color w:val="000000"/>
                 <w:sz w:val="17"/>
               </w:rPr>
-              <w:t>Driving</w:t>
-            </w:r>
-          </w:p>
-        </w:tc>
-        <w:tc>
-          <w:tcPr>
-            <w:tcW w:type="dxa" w:w="2400"/>
+              <w:t>1 urban / 20 rural</w:t>
+            </w:r>
+          </w:p>
+        </w:tc>
+        <w:tc>
+          <w:tcPr>
+            <w:tcW w:type="dxa" w:w="1900"/>
             <w:tcMar>
               <w:top w:w="80" w:type="dxa"/>
               <w:start w:w="120" w:type="dxa"/>
@@ -14220,13 +14170,13 @@
                 <w:color w:val="000000"/>
                 <w:sz w:val="17"/>
               </w:rPr>
-              <w:t>1 urban / 20 rural</w:t>
-            </w:r>
-          </w:p>
-        </w:tc>
-        <w:tc>
-          <w:tcPr>
-            <w:tcW w:type="dxa" w:w="1650"/>
+              <w:t>17.1%</w:t>
+            </w:r>
+          </w:p>
+        </w:tc>
+        <w:tc>
+          <w:tcPr>
+            <w:tcW w:type="dxa" w:w="2360"/>
             <w:tcMar>
               <w:top w:w="80" w:type="dxa"/>
               <w:start w:w="120" w:type="dxa"/>
@@ -14249,13 +14199,13 @@
                 <w:color w:val="000000"/>
                 <w:sz w:val="17"/>
               </w:rPr>
-              <w:t>17.1%</w:t>
-            </w:r>
-          </w:p>
-        </w:tc>
-        <w:tc>
-          <w:tcPr>
-            <w:tcW w:type="dxa" w:w="1900"/>
+              <w:t>19.6%</w:t>
+            </w:r>
+          </w:p>
+        </w:tc>
+        <w:tc>
+          <w:tcPr>
+            <w:tcW w:type="dxa" w:w="2000"/>
             <w:tcMar>
               <w:top w:w="80" w:type="dxa"/>
               <w:start w:w="120" w:type="dxa"/>
@@ -14278,186 +14228,7 @@
                 <w:color w:val="000000"/>
                 <w:sz w:val="17"/>
               </w:rPr>
-              <w:t>19.6%</w:t>
-            </w:r>
-          </w:p>
-        </w:tc>
-        <w:tc>
-          <w:tcPr>
-            <w:tcW w:type="dxa" w:w="1710"/>
-            <w:tcMar>
-              <w:top w:w="80" w:type="dxa"/>
-              <w:start w:w="120" w:type="dxa"/>
-              <w:bottom w:w="80" w:type="dxa"/>
-              <w:end w:w="120" w:type="dxa"/>
-            </w:tcMar>
-            <w:vAlign w:val="center"/>
-          </w:tcPr>
-          <w:p>
-            <w:pPr>
-              <w:keepLines/>
-              <w:spacing w:before="0" w:after="0" w:line="252" w:lineRule="auto"/>
-              <w:jc w:val="left"/>
-            </w:pPr>
-            <w:r/>
-            <w:r>
-              <w:rPr>
-                <w:rFonts w:ascii="Calibri" w:hAnsi="Calibri"/>
-                <w:b w:val="0"/>
-                <w:color w:val="000000"/>
-                <w:sz w:val="17"/>
-              </w:rPr>
               <w:t>9.7%</w:t>
-            </w:r>
-          </w:p>
-        </w:tc>
-      </w:tr>
-      <w:tr>
-        <w:trPr>
-          <w:cantSplit/>
-        </w:trPr>
-        <w:tc>
-          <w:tcPr>
-            <w:tcW w:type="dxa" w:w="1700"/>
-            <w:tcMar>
-              <w:top w:w="80" w:type="dxa"/>
-              <w:start w:w="120" w:type="dxa"/>
-              <w:bottom w:w="80" w:type="dxa"/>
-              <w:end w:w="120" w:type="dxa"/>
-            </w:tcMar>
-            <w:vAlign w:val="center"/>
-          </w:tcPr>
-          <w:p>
-            <w:pPr>
-              <w:keepLines/>
-              <w:spacing w:before="0" w:after="0" w:line="252" w:lineRule="auto"/>
-              <w:jc w:val="left"/>
-            </w:pPr>
-            <w:r/>
-            <w:r>
-              <w:rPr>
-                <w:rFonts w:ascii="Calibri" w:hAnsi="Calibri"/>
-                <w:b w:val="0"/>
-                <w:color w:val="000000"/>
-                <w:sz w:val="17"/>
-              </w:rPr>
-              <w:t>Straight line</w:t>
-            </w:r>
-          </w:p>
-        </w:tc>
-        <w:tc>
-          <w:tcPr>
-            <w:tcW w:type="dxa" w:w="2400"/>
-            <w:tcMar>
-              <w:top w:w="80" w:type="dxa"/>
-              <w:start w:w="120" w:type="dxa"/>
-              <w:bottom w:w="80" w:type="dxa"/>
-              <w:end w:w="120" w:type="dxa"/>
-            </w:tcMar>
-            <w:vAlign w:val="center"/>
-          </w:tcPr>
-          <w:p>
-            <w:pPr>
-              <w:keepLines/>
-              <w:spacing w:before="0" w:after="0" w:line="252" w:lineRule="auto"/>
-              <w:jc w:val="left"/>
-            </w:pPr>
-            <w:r/>
-            <w:r>
-              <w:rPr>
-                <w:rFonts w:ascii="Calibri" w:hAnsi="Calibri"/>
-                <w:b w:val="0"/>
-                <w:color w:val="000000"/>
-                <w:sz w:val="17"/>
-              </w:rPr>
-              <w:t>1 urban / 10 rural</w:t>
-            </w:r>
-          </w:p>
-        </w:tc>
-        <w:tc>
-          <w:tcPr>
-            <w:tcW w:type="dxa" w:w="1650"/>
-            <w:tcMar>
-              <w:top w:w="80" w:type="dxa"/>
-              <w:start w:w="120" w:type="dxa"/>
-              <w:bottom w:w="80" w:type="dxa"/>
-              <w:end w:w="120" w:type="dxa"/>
-            </w:tcMar>
-            <w:vAlign w:val="center"/>
-          </w:tcPr>
-          <w:p>
-            <w:pPr>
-              <w:keepLines/>
-              <w:spacing w:before="0" w:after="0" w:line="252" w:lineRule="auto"/>
-              <w:jc w:val="left"/>
-            </w:pPr>
-            <w:r/>
-            <w:r>
-              <w:rPr>
-                <w:rFonts w:ascii="Calibri" w:hAnsi="Calibri"/>
-                <w:b w:val="0"/>
-                <w:color w:val="000000"/>
-                <w:sz w:val="17"/>
-              </w:rPr>
-              <w:t>7.3%</w:t>
-            </w:r>
-          </w:p>
-        </w:tc>
-        <w:tc>
-          <w:tcPr>
-            <w:tcW w:type="dxa" w:w="1900"/>
-            <w:tcMar>
-              <w:top w:w="80" w:type="dxa"/>
-              <w:start w:w="120" w:type="dxa"/>
-              <w:bottom w:w="80" w:type="dxa"/>
-              <w:end w:w="120" w:type="dxa"/>
-            </w:tcMar>
-            <w:vAlign w:val="center"/>
-          </w:tcPr>
-          <w:p>
-            <w:pPr>
-              <w:keepLines/>
-              <w:spacing w:before="0" w:after="0" w:line="252" w:lineRule="auto"/>
-              <w:jc w:val="left"/>
-            </w:pPr>
-            <w:r/>
-            <w:r>
-              <w:rPr>
-                <w:rFonts w:ascii="Calibri" w:hAnsi="Calibri"/>
-                <w:b w:val="0"/>
-                <w:color w:val="000000"/>
-                <w:sz w:val="17"/>
-              </w:rPr>
-              <w:t>8.6%</w:t>
-            </w:r>
-          </w:p>
-        </w:tc>
-        <w:tc>
-          <w:tcPr>
-            <w:tcW w:type="dxa" w:w="1710"/>
-            <w:tcMar>
-              <w:top w:w="80" w:type="dxa"/>
-              <w:start w:w="120" w:type="dxa"/>
-              <w:bottom w:w="80" w:type="dxa"/>
-              <w:end w:w="120" w:type="dxa"/>
-            </w:tcMar>
-            <w:vAlign w:val="center"/>
-          </w:tcPr>
-          <w:p>
-            <w:pPr>
-              <w:keepLines/>
-              <w:spacing w:before="0" w:after="0" w:line="252" w:lineRule="auto"/>
-              <w:jc w:val="left"/>
-            </w:pPr>
-            <w:r/>
-            <w:r>
-              <w:rPr>
-                <w:rFonts w:ascii="Calibri" w:hAnsi="Calibri"/>
-                <w:b w:val="0"/>
-                <w:color w:val="000000"/>
-                <w:sz w:val="17"/>
-              </w:rPr>
-              <w:t>3.6%</w:t>
             </w:r>
           </w:p>
         </w:tc>
@@ -14517,7 +14288,7 @@
           <w:color w:val="000000"/>
           <w:sz w:val="22"/>
         </w:rPr>
-        <w:t>Replacing driving distance with straight-line distance lowers the result from 20.2% to 8.6%.</w:t>
+        <w:t>Straight-line distance is excluded from the study and is not treated as a sensitivity result.</w:t>
       </w:r>
     </w:p>
     <w:p>
@@ -14536,7 +14307,7 @@
           <w:color w:val="000000"/>
           <w:sz w:val="22"/>
         </w:rPr>
-        <w:t>Recommendation: retain the network 1/10 threshold and label the method on every table, chart, and spoken finding.</w:t>
+        <w:t>Recommendation: retain the road-network 1/10 threshold and label it on every table, chart, and spoken finding.</w:t>
       </w:r>
     </w:p>
     <w:p>
@@ -14840,7 +14611,7 @@
                 <w:color w:val="000000"/>
                 <w:sz w:val="14"/>
               </w:rPr>
-              <w:t>—</w:t>
+              <w:t>N/A</w:t>
             </w:r>
           </w:p>
         </w:tc>
@@ -14961,7 +14732,7 @@
                 <w:color w:val="000000"/>
                 <w:sz w:val="14"/>
               </w:rPr>
-              <w:t>—</w:t>
+              <w:t>N/A</w:t>
             </w:r>
           </w:p>
         </w:tc>
@@ -15082,7 +14853,7 @@
                 <w:color w:val="000000"/>
                 <w:sz w:val="14"/>
               </w:rPr>
-              <w:t>—</w:t>
+              <w:t>N/A</w:t>
             </w:r>
           </w:p>
         </w:tc>
@@ -15324,7 +15095,7 @@
                 <w:color w:val="000000"/>
                 <w:sz w:val="14"/>
               </w:rPr>
-              <w:t>—</w:t>
+              <w:t>N/A</w:t>
             </w:r>
           </w:p>
         </w:tc>
@@ -15445,7 +15216,7 @@
                 <w:color w:val="000000"/>
                 <w:sz w:val="14"/>
               </w:rPr>
-              <w:t>—</w:t>
+              <w:t>N/A</w:t>
             </w:r>
           </w:p>
         </w:tc>
@@ -15566,7 +15337,7 @@
                 <w:color w:val="000000"/>
                 <w:sz w:val="14"/>
               </w:rPr>
-              <w:t>—</w:t>
+              <w:t>N/A</w:t>
             </w:r>
           </w:p>
         </w:tc>
@@ -15687,7 +15458,7 @@
                 <w:color w:val="000000"/>
                 <w:sz w:val="14"/>
               </w:rPr>
-              <w:t>—</w:t>
+              <w:t>N/A</w:t>
             </w:r>
           </w:p>
         </w:tc>
@@ -15808,7 +15579,7 @@
                 <w:color w:val="000000"/>
                 <w:sz w:val="14"/>
               </w:rPr>
-              <w:t>—</w:t>
+              <w:t>N/A</w:t>
             </w:r>
           </w:p>
         </w:tc>
@@ -15929,7 +15700,7 @@
                 <w:color w:val="000000"/>
                 <w:sz w:val="14"/>
               </w:rPr>
-              <w:t>—</w:t>
+              <w:t>N/A</w:t>
             </w:r>
           </w:p>
         </w:tc>
@@ -16050,7 +15821,7 @@
                 <w:color w:val="000000"/>
                 <w:sz w:val="14"/>
               </w:rPr>
-              <w:t>—</w:t>
+              <w:t>N/A</w:t>
             </w:r>
           </w:p>
         </w:tc>
@@ -16292,7 +16063,7 @@
                 <w:color w:val="000000"/>
                 <w:sz w:val="14"/>
               </w:rPr>
-              <w:t>—</w:t>
+              <w:t>N/A</w:t>
             </w:r>
           </w:p>
         </w:tc>
@@ -17318,6 +17089,127 @@
                 <w:sz w:val="15"/>
               </w:rPr>
               <w:t>Do not add broadly; retain only variables with a specific analytical purpose.</w:t>
+            </w:r>
+          </w:p>
+        </w:tc>
+      </w:tr>
+      <w:tr>
+        <w:trPr>
+          <w:cantSplit/>
+        </w:trPr>
+        <w:tc>
+          <w:tcPr>
+            <w:tcW w:type="dxa" w:w="1850"/>
+            <w:tcMar>
+              <w:top w:w="80" w:type="dxa"/>
+              <w:start w:w="120" w:type="dxa"/>
+              <w:bottom w:w="80" w:type="dxa"/>
+              <w:end w:w="120" w:type="dxa"/>
+            </w:tcMar>
+            <w:vAlign w:val="center"/>
+          </w:tcPr>
+          <w:p>
+            <w:pPr>
+              <w:keepLines/>
+              <w:spacing w:before="0" w:after="0" w:line="252" w:lineRule="auto"/>
+              <w:jc w:val="left"/>
+            </w:pPr>
+            <w:r/>
+            <w:r>
+              <w:rPr>
+                <w:rFonts w:ascii="Calibri" w:hAnsi="Calibri"/>
+                <w:b w:val="0"/>
+                <w:color w:val="000000"/>
+                <w:sz w:val="15"/>
+              </w:rPr>
+              <w:t>FEEDING_AMERICA_AL_2024</w:t>
+            </w:r>
+          </w:p>
+        </w:tc>
+        <w:tc>
+          <w:tcPr>
+            <w:tcW w:type="dxa" w:w="1800"/>
+            <w:tcMar>
+              <w:top w:w="80" w:type="dxa"/>
+              <w:start w:w="120" w:type="dxa"/>
+              <w:bottom w:w="80" w:type="dxa"/>
+              <w:end w:w="120" w:type="dxa"/>
+            </w:tcMar>
+            <w:vAlign w:val="center"/>
+          </w:tcPr>
+          <w:p>
+            <w:pPr>
+              <w:keepLines/>
+              <w:spacing w:before="0" w:after="0" w:line="252" w:lineRule="auto"/>
+              <w:jc w:val="left"/>
+            </w:pPr>
+            <w:r/>
+            <w:r>
+              <w:rPr>
+                <w:rFonts w:ascii="Calibri" w:hAnsi="Calibri"/>
+                <w:b w:val="0"/>
+                <w:color w:val="000000"/>
+                <w:sz w:val="15"/>
+              </w:rPr>
+              <w:t>Unconfirmed</w:t>
+            </w:r>
+          </w:p>
+        </w:tc>
+        <w:tc>
+          <w:tcPr>
+            <w:tcW w:type="dxa" w:w="2400"/>
+            <w:tcMar>
+              <w:top w:w="80" w:type="dxa"/>
+              <w:start w:w="120" w:type="dxa"/>
+              <w:bottom w:w="80" w:type="dxa"/>
+              <w:end w:w="120" w:type="dxa"/>
+            </w:tcMar>
+            <w:vAlign w:val="center"/>
+          </w:tcPr>
+          <w:p>
+            <w:pPr>
+              <w:keepLines/>
+              <w:spacing w:before="0" w:after="0" w:line="252" w:lineRule="auto"/>
+              <w:jc w:val="left"/>
+            </w:pPr>
+            <w:r/>
+            <w:r>
+              <w:rPr>
+                <w:rFonts w:ascii="Calibri" w:hAnsi="Calibri"/>
+                <w:b w:val="0"/>
+                <w:color w:val="000000"/>
+                <w:sz w:val="15"/>
+              </w:rPr>
+              <w:t>HOLD - validation required</w:t>
+            </w:r>
+          </w:p>
+        </w:tc>
+        <w:tc>
+          <w:tcPr>
+            <w:tcW w:type="dxa" w:w="3310"/>
+            <w:tcMar>
+              <w:top w:w="80" w:type="dxa"/>
+              <w:start w:w="120" w:type="dxa"/>
+              <w:bottom w:w="80" w:type="dxa"/>
+              <w:end w:w="120" w:type="dxa"/>
+            </w:tcMar>
+            <w:vAlign w:val="center"/>
+          </w:tcPr>
+          <w:p>
+            <w:pPr>
+              <w:keepLines/>
+              <w:spacing w:before="0" w:after="0" w:line="252" w:lineRule="auto"/>
+              <w:jc w:val="left"/>
+            </w:pPr>
+            <w:r/>
+            <w:r>
+              <w:rPr>
+                <w:rFonts w:ascii="Calibri" w:hAnsi="Calibri"/>
+                <w:b w:val="0"/>
+                <w:color w:val="000000"/>
+                <w:sz w:val="15"/>
+              </w:rPr>
+              <w:t>Meeting notes report a retrieved map, but the repository lacks the source file, direct citation, definitions, denominator, geography, license, and reconciliation record.</w:t>
             </w:r>
           </w:p>
         </w:tc>
@@ -17553,6 +17445,25 @@
           <w:color w:val="000000"/>
           <w:sz w:val="22"/>
         </w:rPr>
+        <w:t>Hold the 2024 Feeding America Alabama data until the source file, direct citation, field definitions, denominator, geography, license, and Alabama reconciliation are documented.</w:t>
+      </w:r>
+    </w:p>
+    <w:p>
+      <w:pPr>
+        <w:keepLines/>
+        <w:numPr>
+          <w:ilvl w:val="0"/>
+          <w:numId w:val="10"/>
+        </w:numPr>
+        <w:spacing w:before="0" w:after="80" w:line="280" w:lineRule="auto"/>
+        <w:ind w:left="720" w:hanging="360"/>
+      </w:pPr>
+      <w:r>
+        <w:rPr>
+          <w:rFonts w:ascii="Calibri" w:hAnsi="Calibri"/>
+          <w:color w:val="000000"/>
+          <w:sz w:val="22"/>
+        </w:rPr>
         <w:t>Preserve the current frozen pull. Refresh only with a new dated snapshot and a change log.</w:t>
       </w:r>
     </w:p>
@@ -17623,8 +17534,41 @@
       </w:r>
     </w:p>
     <w:p>
+      <w:pPr>
+        <w:keepLines/>
+        <w:numPr>
+          <w:ilvl w:val="0"/>
+          <w:numId w:val="10"/>
+        </w:numPr>
+        <w:spacing w:before="0" w:after="80" w:line="280" w:lineRule="auto"/>
+        <w:ind w:left="720" w:hanging="360"/>
+      </w:pPr>
       <w:r>
-        <w:br w:type="page"/>
+        <w:rPr>
+          <w:rFonts w:ascii="Calibri" w:hAnsi="Calibri"/>
+          <w:color w:val="000000"/>
+          <w:sz w:val="22"/>
+        </w:rPr>
+        <w:t>The current data does not quantify food abundance or supply volume. That visual requires an approved measure and source.</w:t>
+      </w:r>
+    </w:p>
+    <w:p>
+      <w:pPr>
+        <w:keepLines/>
+        <w:numPr>
+          <w:ilvl w:val="0"/>
+          <w:numId w:val="10"/>
+        </w:numPr>
+        <w:spacing w:before="0" w:after="80" w:line="280" w:lineRule="auto"/>
+        <w:ind w:left="720" w:hanging="360"/>
+      </w:pPr>
+      <w:r>
+        <w:rPr>
+          <w:rFonts w:ascii="Calibri" w:hAnsi="Calibri"/>
+          <w:color w:val="000000"/>
+          <w:sz w:val="22"/>
+        </w:rPr>
+        <w:t>Race and gender demographic analysis is outside the current scope.</w:t>
       </w:r>
     </w:p>
     <w:p>
@@ -18604,7 +18548,7 @@
                 <w:color w:val="172B44"/>
                 <w:sz w:val="18"/>
               </w:rPr>
-              <w:t>Conduct an official-source-only feasibility crawl for food-allergy access in Alabama and the project-defined Southeast (AL, AR, FL, GA, KY, LA, MS, NC, SC, TN). Keep this separate from the current food-access analysis until joinability is proven. Use the FDA nine major allergens—milk, egg, fish, crustacean shellfish, tree nuts, peanuts, wheat, soybeans, and sesame—as the primary taxonomy. Treat fruit and chocolate only as explicitly defined exploratory categories. For each candidate dataset, record publisher, exact dataset and table, URL/API endpoint, release and observation dates, population or product universe, geography, unit of analysis, allergen fields, price/inventory fields, identifiers, access/licensing limits, update frequency, missingness, and proposed joins. Prioritize CDC/NCHS 2024 NHIS for diagnosed prevalence, USDA FoodData Central branded foods for a pilot of ingredient/Contains-text classification, and openFDA food-enforcement data for undeclared-allergen recall events. Do not treat recalls as prevalence or FoodData Central as store inventory. Do not make causal or medical claims and do not collect personal health information. Sanity-check denominators, duplicate records, changing labels, geography, dates, and taxonomy. Deliver (1) a source inventory, (2) a field-level data dictionary, (3) small reproducible pilot extracts, (4) QA findings, (5) a joinability matrix, and (6) a proceed/pause recommendation. Proceed to local allergen-safe access only if a product-by-store-by-date source with price and defensible coverage is available; otherwise recommend separate descriptive modules and identify the exact missing data.</w:t>
+              <w:t>Conduct an official-source-only feasibility crawl for food-allergy access in Alabama and the project-defined Southeast (AL, AR, FL, GA, KY, LA, MS, NC, SC, TN). Keep this separate from the current food-access analysis until joinability is proven. Use the FDA nine major allergens, including milk, egg, fish, crustacean shellfish, tree nuts, peanuts, wheat, soybeans, and sesame, as the primary taxonomy. Treat fruit and chocolate only as explicitly defined exploratory categories. For each candidate dataset, record publisher, exact dataset and table, URL/API endpoint, release and observation dates, population or product universe, geography, unit of analysis, allergen fields, price/inventory fields, identifiers, access/licensing limits, update frequency, missingness, and proposed joins. Prioritize CDC/NCHS 2024 NHIS for diagnosed prevalence, USDA FoodData Central branded foods for a pilot of ingredient/Contains-text classification, and openFDA food-enforcement data for undeclared-allergen recall events. Do not treat recalls as prevalence or FoodData Central as store inventory. Do not make causal or medical claims and do not collect personal health information. Sanity-check denominators, duplicate records, changing labels, geography, dates, and taxonomy. Deliver (1) a source inventory, (2) a field-level data dictionary, (3) small reproducible pilot extracts, (4) QA findings, (5) a joinability matrix, and (6) a proceed/pause recommendation. Proceed to local allergen-safe access only if a product-by-store-by-date source with price and defensible coverage is available; otherwise recommend separate descriptive modules and identify the exact missing data.</w:t>
             </w:r>
           </w:p>
         </w:tc>
@@ -19289,7 +19233,45 @@
           <w:color w:val="000000"/>
           <w:sz w:val="22"/>
         </w:rPr>
-        <w:t>Driving and straight-line results differ materially; method choice must be disclosed.</w:t>
+        <w:t>Straight-line distance is excluded; road-network thresholds must be disclosed.</w:t>
+      </w:r>
+    </w:p>
+    <w:p>
+      <w:pPr>
+        <w:keepLines/>
+        <w:numPr>
+          <w:ilvl w:val="0"/>
+          <w:numId w:val="10"/>
+        </w:numPr>
+        <w:spacing w:before="0" w:after="80" w:line="280" w:lineRule="auto"/>
+        <w:ind w:left="720" w:hanging="360"/>
+      </w:pPr>
+      <w:r>
+        <w:rPr>
+          <w:rFonts w:ascii="Calibri" w:hAnsi="Calibri"/>
+          <w:color w:val="000000"/>
+          <w:sz w:val="22"/>
+        </w:rPr>
+        <w:t>The current data does not quantify food abundance or supply volume.</w:t>
+      </w:r>
+    </w:p>
+    <w:p>
+      <w:pPr>
+        <w:keepLines/>
+        <w:numPr>
+          <w:ilvl w:val="0"/>
+          <w:numId w:val="10"/>
+        </w:numPr>
+        <w:spacing w:before="0" w:after="80" w:line="280" w:lineRule="auto"/>
+        <w:ind w:left="720" w:hanging="360"/>
+      </w:pPr>
+      <w:r>
+        <w:rPr>
+          <w:rFonts w:ascii="Calibri" w:hAnsi="Calibri"/>
+          <w:color w:val="000000"/>
+          <w:sz w:val="22"/>
+        </w:rPr>
+        <w:t>Race and gender demographic analysis is outside the current scope.</w:t>
       </w:r>
     </w:p>
     <w:p>
@@ -19921,6 +19903,7 @@
       <w:pPr>
         <w:pStyle w:val="Heading1"/>
         <w:keepNext/>
+        <w:pageBreakBefore/>
       </w:pPr>
       <w:r>
         <w:t>Appendix C. Official sources</w:t>
@@ -20074,7 +20057,7 @@
             <w:u w:val="single"/>
             <w:rFonts w:ascii="Calibri" w:hAnsi="Calibri"/>
           </w:rPr>
-          <w:t>Food Access Research Atlas — Download the Data</w:t>
+          <w:t>Food Access Research Atlas - Download the Data</w:t>
         </w:r>
       </w:hyperlink>
       <w:r>
@@ -20719,7 +20702,7 @@
                 <w:color w:val="000000"/>
                 <w:sz w:val="18"/>
               </w:rPr>
-              <w:t>Driving-distance sensitivity disclosed</w:t>
+              <w:t>Road-network sensitivity disclosed</w:t>
             </w:r>
           </w:p>
         </w:tc>
@@ -20782,7 +20765,7 @@
                 <w:color w:val="000000"/>
                 <w:sz w:val="18"/>
               </w:rPr>
-              <w:t>Source hashes and retrieval dates captured</w:t>
+              <w:t>Straight-line result excluded</w:t>
             </w:r>
           </w:p>
         </w:tc>
@@ -20845,7 +20828,7 @@
                 <w:color w:val="000000"/>
                 <w:sz w:val="18"/>
               </w:rPr>
-              <w:t>Blocking QA failures</w:t>
+              <w:t>Source hashes and retrieval dates captured</w:t>
             </w:r>
           </w:p>
         </w:tc>
@@ -20874,7 +20857,7 @@
                 <w:color w:val="000000"/>
                 <w:sz w:val="18"/>
               </w:rPr>
-              <w:t>None</w:t>
+              <w:t>Yes</w:t>
             </w:r>
           </w:p>
         </w:tc>
@@ -20908,6 +20891,69 @@
                 <w:color w:val="000000"/>
                 <w:sz w:val="18"/>
               </w:rPr>
+              <w:t>Blocking QA failures</w:t>
+            </w:r>
+          </w:p>
+        </w:tc>
+        <w:tc>
+          <w:tcPr>
+            <w:tcW w:type="dxa" w:w="2760"/>
+            <w:tcMar>
+              <w:top w:w="80" w:type="dxa"/>
+              <w:start w:w="120" w:type="dxa"/>
+              <w:bottom w:w="80" w:type="dxa"/>
+              <w:end w:w="120" w:type="dxa"/>
+            </w:tcMar>
+            <w:vAlign w:val="center"/>
+          </w:tcPr>
+          <w:p>
+            <w:pPr>
+              <w:keepLines/>
+              <w:spacing w:before="0" w:after="0" w:line="252" w:lineRule="auto"/>
+              <w:jc w:val="left"/>
+            </w:pPr>
+            <w:r/>
+            <w:r>
+              <w:rPr>
+                <w:rFonts w:ascii="Calibri" w:hAnsi="Calibri"/>
+                <w:b w:val="0"/>
+                <w:color w:val="000000"/>
+                <w:sz w:val="18"/>
+              </w:rPr>
+              <w:t>None</w:t>
+            </w:r>
+          </w:p>
+        </w:tc>
+      </w:tr>
+      <w:tr>
+        <w:trPr>
+          <w:cantSplit/>
+        </w:trPr>
+        <w:tc>
+          <w:tcPr>
+            <w:tcW w:type="dxa" w:w="6600"/>
+            <w:tcMar>
+              <w:top w:w="80" w:type="dxa"/>
+              <w:start w:w="120" w:type="dxa"/>
+              <w:bottom w:w="80" w:type="dxa"/>
+              <w:end w:w="120" w:type="dxa"/>
+            </w:tcMar>
+            <w:vAlign w:val="center"/>
+          </w:tcPr>
+          <w:p>
+            <w:pPr>
+              <w:keepLines/>
+              <w:spacing w:before="0" w:after="0" w:line="252" w:lineRule="auto"/>
+              <w:jc w:val="left"/>
+            </w:pPr>
+            <w:r/>
+            <w:r>
+              <w:rPr>
+                <w:rFonts w:ascii="Calibri" w:hAnsi="Calibri"/>
+                <w:b w:val="0"/>
+                <w:color w:val="000000"/>
+                <w:sz w:val="18"/>
+              </w:rPr>
               <w:t>Allergy integration</w:t>
             </w:r>
           </w:p>
@@ -20938,6 +20984,370 @@
                 <w:sz w:val="18"/>
               </w:rPr>
               <w:t>Paused pending feasibility gate</w:t>
+            </w:r>
+          </w:p>
+        </w:tc>
+      </w:tr>
+    </w:tbl>
+    <w:p>
+      <w:pPr>
+        <w:pStyle w:val="Heading1"/>
+        <w:keepNext/>
+        <w:pageBreakBefore/>
+      </w:pPr>
+      <w:r>
+        <w:t>Appendix E. Project roles</w:t>
+      </w:r>
+    </w:p>
+    <w:p>
+      <w:pPr>
+        <w:spacing w:before="0" w:after="120" w:line="264" w:lineRule="auto"/>
+      </w:pPr>
+      <w:r>
+        <w:rPr>
+          <w:rFonts w:ascii="Calibri" w:hAnsi="Calibri"/>
+          <w:i w:val="0"/>
+          <w:color w:val="000000"/>
+          <w:sz w:val="22"/>
+        </w:rPr>
+        <w:t>Roles are placed at the end so readers encounter the project question, methods, evidence, and limitations first.</w:t>
+      </w:r>
+    </w:p>
+    <w:tbl>
+      <w:tblPr>
+        <w:tblStyle w:val="TableGrid"/>
+        <w:tblW w:type="dxa" w:w="9360"/>
+        <w:jc w:val="left"/>
+        <w:tblLayout w:type="fixed"/>
+        <w:tblLook w:firstColumn="1" w:firstRow="1" w:lastColumn="0" w:lastRow="0" w:noHBand="0" w:noVBand="1" w:val="04A0"/>
+        <w:tblInd w:w="120" w:type="dxa"/>
+        <w:tblBorders>
+          <w:top w:val="single" w:sz="6" w:space="0" w:color="CBD2DA"/>
+          <w:left w:val="single" w:sz="6" w:space="0" w:color="CBD2DA"/>
+          <w:bottom w:val="single" w:sz="6" w:space="0" w:color="CBD2DA"/>
+          <w:right w:val="single" w:sz="6" w:space="0" w:color="CBD2DA"/>
+          <w:insideH w:val="single" w:sz="6" w:space="0" w:color="CBD2DA"/>
+          <w:insideV w:val="single" w:sz="6" w:space="0" w:color="CBD2DA"/>
+        </w:tblBorders>
+      </w:tblPr>
+      <w:tblGrid>
+        <w:gridCol w:w="2500"/>
+        <w:gridCol w:w="6860"/>
+      </w:tblGrid>
+      <w:tr>
+        <w:trPr>
+          <w:tblHeader w:val="true"/>
+          <w:cantSplit/>
+        </w:trPr>
+        <w:tc>
+          <w:tcPr>
+            <w:tcW w:type="dxa" w:w="2500"/>
+            <w:shd w:fill="F2F4F7"/>
+            <w:tcMar>
+              <w:top w:w="80" w:type="dxa"/>
+              <w:start w:w="120" w:type="dxa"/>
+              <w:bottom w:w="80" w:type="dxa"/>
+              <w:end w:w="120" w:type="dxa"/>
+            </w:tcMar>
+            <w:vAlign w:val="center"/>
+          </w:tcPr>
+          <w:p>
+            <w:pPr>
+              <w:keepLines/>
+              <w:spacing w:before="0" w:after="0" w:line="252" w:lineRule="auto"/>
+              <w:jc w:val="left"/>
+            </w:pPr>
+            <w:r/>
+            <w:r>
+              <w:rPr>
+                <w:rFonts w:ascii="Calibri" w:hAnsi="Calibri"/>
+                <w:b/>
+                <w:color w:val="0B2545"/>
+                <w:sz w:val="18"/>
+              </w:rPr>
+              <w:t>Team member</w:t>
+            </w:r>
+          </w:p>
+        </w:tc>
+        <w:tc>
+          <w:tcPr>
+            <w:tcW w:type="dxa" w:w="6860"/>
+            <w:shd w:fill="F2F4F7"/>
+            <w:tcMar>
+              <w:top w:w="80" w:type="dxa"/>
+              <w:start w:w="120" w:type="dxa"/>
+              <w:bottom w:w="80" w:type="dxa"/>
+              <w:end w:w="120" w:type="dxa"/>
+            </w:tcMar>
+            <w:vAlign w:val="center"/>
+          </w:tcPr>
+          <w:p>
+            <w:pPr>
+              <w:keepLines/>
+              <w:spacing w:before="0" w:after="0" w:line="252" w:lineRule="auto"/>
+              <w:jc w:val="left"/>
+            </w:pPr>
+            <w:r/>
+            <w:r>
+              <w:rPr>
+                <w:rFonts w:ascii="Calibri" w:hAnsi="Calibri"/>
+                <w:b/>
+                <w:color w:val="0B2545"/>
+                <w:sz w:val="18"/>
+              </w:rPr>
+              <w:t>Primary responsibilities</w:t>
+            </w:r>
+          </w:p>
+        </w:tc>
+      </w:tr>
+      <w:tr>
+        <w:trPr>
+          <w:cantSplit/>
+        </w:trPr>
+        <w:tc>
+          <w:tcPr>
+            <w:tcW w:type="dxa" w:w="2500"/>
+            <w:tcMar>
+              <w:top w:w="80" w:type="dxa"/>
+              <w:start w:w="120" w:type="dxa"/>
+              <w:bottom w:w="80" w:type="dxa"/>
+              <w:end w:w="120" w:type="dxa"/>
+            </w:tcMar>
+            <w:vAlign w:val="center"/>
+          </w:tcPr>
+          <w:p>
+            <w:pPr>
+              <w:keepLines/>
+              <w:spacing w:before="0" w:after="0" w:line="252" w:lineRule="auto"/>
+              <w:jc w:val="left"/>
+            </w:pPr>
+            <w:r/>
+            <w:r>
+              <w:rPr>
+                <w:rFonts w:ascii="Calibri" w:hAnsi="Calibri"/>
+                <w:b w:val="0"/>
+                <w:color w:val="000000"/>
+                <w:sz w:val="18"/>
+              </w:rPr>
+              <w:t>Sharon Brooks</w:t>
+            </w:r>
+          </w:p>
+        </w:tc>
+        <w:tc>
+          <w:tcPr>
+            <w:tcW w:type="dxa" w:w="6860"/>
+            <w:tcMar>
+              <w:top w:w="80" w:type="dxa"/>
+              <w:start w:w="120" w:type="dxa"/>
+              <w:bottom w:w="80" w:type="dxa"/>
+              <w:end w:w="120" w:type="dxa"/>
+            </w:tcMar>
+            <w:vAlign w:val="center"/>
+          </w:tcPr>
+          <w:p>
+            <w:pPr>
+              <w:keepLines/>
+              <w:spacing w:before="0" w:after="0" w:line="252" w:lineRule="auto"/>
+              <w:jc w:val="left"/>
+            </w:pPr>
+            <w:r/>
+            <w:r>
+              <w:rPr>
+                <w:rFonts w:ascii="Calibri" w:hAnsi="Calibri"/>
+                <w:b w:val="0"/>
+                <w:color w:val="000000"/>
+                <w:sz w:val="18"/>
+              </w:rPr>
+              <w:t>Team lead and project management, meeting coordination, and review of the repository framework.</w:t>
+            </w:r>
+          </w:p>
+        </w:tc>
+      </w:tr>
+      <w:tr>
+        <w:trPr>
+          <w:cantSplit/>
+        </w:trPr>
+        <w:tc>
+          <w:tcPr>
+            <w:tcW w:type="dxa" w:w="2500"/>
+            <w:tcMar>
+              <w:top w:w="80" w:type="dxa"/>
+              <w:start w:w="120" w:type="dxa"/>
+              <w:bottom w:w="80" w:type="dxa"/>
+              <w:end w:w="120" w:type="dxa"/>
+            </w:tcMar>
+            <w:vAlign w:val="center"/>
+          </w:tcPr>
+          <w:p>
+            <w:pPr>
+              <w:keepLines/>
+              <w:spacing w:before="0" w:after="0" w:line="252" w:lineRule="auto"/>
+              <w:jc w:val="left"/>
+            </w:pPr>
+            <w:r/>
+            <w:r>
+              <w:rPr>
+                <w:rFonts w:ascii="Calibri" w:hAnsi="Calibri"/>
+                <w:b w:val="0"/>
+                <w:color w:val="000000"/>
+                <w:sz w:val="18"/>
+              </w:rPr>
+              <w:t>Sandra Kopecky</w:t>
+            </w:r>
+          </w:p>
+        </w:tc>
+        <w:tc>
+          <w:tcPr>
+            <w:tcW w:type="dxa" w:w="6860"/>
+            <w:tcMar>
+              <w:top w:w="80" w:type="dxa"/>
+              <w:start w:w="120" w:type="dxa"/>
+              <w:bottom w:w="80" w:type="dxa"/>
+              <w:end w:w="120" w:type="dxa"/>
+            </w:tcMar>
+            <w:vAlign w:val="center"/>
+          </w:tcPr>
+          <w:p>
+            <w:pPr>
+              <w:keepLines/>
+              <w:spacing w:before="0" w:after="0" w:line="252" w:lineRule="auto"/>
+              <w:jc w:val="left"/>
+            </w:pPr>
+            <w:r/>
+            <w:r>
+              <w:rPr>
+                <w:rFonts w:ascii="Calibri" w:hAnsi="Calibri"/>
+                <w:b w:val="0"/>
+                <w:color w:val="000000"/>
+                <w:sz w:val="18"/>
+              </w:rPr>
+              <w:t>Data and database work, source review, and use of the approved dataset for analysis.</w:t>
+            </w:r>
+          </w:p>
+        </w:tc>
+      </w:tr>
+      <w:tr>
+        <w:trPr>
+          <w:cantSplit/>
+        </w:trPr>
+        <w:tc>
+          <w:tcPr>
+            <w:tcW w:type="dxa" w:w="2500"/>
+            <w:tcMar>
+              <w:top w:w="80" w:type="dxa"/>
+              <w:start w:w="120" w:type="dxa"/>
+              <w:bottom w:w="80" w:type="dxa"/>
+              <w:end w:w="120" w:type="dxa"/>
+            </w:tcMar>
+            <w:vAlign w:val="center"/>
+          </w:tcPr>
+          <w:p>
+            <w:pPr>
+              <w:keepLines/>
+              <w:spacing w:before="0" w:after="0" w:line="252" w:lineRule="auto"/>
+              <w:jc w:val="left"/>
+            </w:pPr>
+            <w:r/>
+            <w:r>
+              <w:rPr>
+                <w:rFonts w:ascii="Calibri" w:hAnsi="Calibri"/>
+                <w:b w:val="0"/>
+                <w:color w:val="000000"/>
+                <w:sz w:val="18"/>
+              </w:rPr>
+              <w:t>April Gillespie</w:t>
+            </w:r>
+          </w:p>
+        </w:tc>
+        <w:tc>
+          <w:tcPr>
+            <w:tcW w:type="dxa" w:w="6860"/>
+            <w:tcMar>
+              <w:top w:w="80" w:type="dxa"/>
+              <w:start w:w="120" w:type="dxa"/>
+              <w:bottom w:w="80" w:type="dxa"/>
+              <w:end w:w="120" w:type="dxa"/>
+            </w:tcMar>
+            <w:vAlign w:val="center"/>
+          </w:tcPr>
+          <w:p>
+            <w:pPr>
+              <w:keepLines/>
+              <w:spacing w:before="0" w:after="0" w:line="252" w:lineRule="auto"/>
+              <w:jc w:val="left"/>
+            </w:pPr>
+            <w:r/>
+            <w:r>
+              <w:rPr>
+                <w:rFonts w:ascii="Calibri" w:hAnsi="Calibri"/>
+                <w:b w:val="0"/>
+                <w:color w:val="000000"/>
+                <w:sz w:val="18"/>
+              </w:rPr>
+              <w:t>Repository management, analysis, technical implementation, documentation updates, and integration of validated team data.</w:t>
+            </w:r>
+          </w:p>
+        </w:tc>
+      </w:tr>
+      <w:tr>
+        <w:trPr>
+          <w:cantSplit/>
+        </w:trPr>
+        <w:tc>
+          <w:tcPr>
+            <w:tcW w:type="dxa" w:w="2500"/>
+            <w:tcMar>
+              <w:top w:w="80" w:type="dxa"/>
+              <w:start w:w="120" w:type="dxa"/>
+              <w:bottom w:w="80" w:type="dxa"/>
+              <w:end w:w="120" w:type="dxa"/>
+            </w:tcMar>
+            <w:vAlign w:val="center"/>
+          </w:tcPr>
+          <w:p>
+            <w:pPr>
+              <w:keepLines/>
+              <w:spacing w:before="0" w:after="0" w:line="252" w:lineRule="auto"/>
+              <w:jc w:val="left"/>
+            </w:pPr>
+            <w:r/>
+            <w:r>
+              <w:rPr>
+                <w:rFonts w:ascii="Calibri" w:hAnsi="Calibri"/>
+                <w:b w:val="0"/>
+                <w:color w:val="000000"/>
+                <w:sz w:val="18"/>
+              </w:rPr>
+              <w:t>Shared</w:t>
+            </w:r>
+          </w:p>
+        </w:tc>
+        <w:tc>
+          <w:tcPr>
+            <w:tcW w:type="dxa" w:w="6860"/>
+            <w:tcMar>
+              <w:top w:w="80" w:type="dxa"/>
+              <w:start w:w="120" w:type="dxa"/>
+              <w:bottom w:w="80" w:type="dxa"/>
+              <w:end w:w="120" w:type="dxa"/>
+            </w:tcMar>
+            <w:vAlign w:val="center"/>
+          </w:tcPr>
+          <w:p>
+            <w:pPr>
+              <w:keepLines/>
+              <w:spacing w:before="0" w:after="0" w:line="252" w:lineRule="auto"/>
+              <w:jc w:val="left"/>
+            </w:pPr>
+            <w:r/>
+            <w:r>
+              <w:rPr>
+                <w:rFonts w:ascii="Calibri" w:hAnsi="Calibri"/>
+                <w:b w:val="0"/>
+                <w:color w:val="000000"/>
+                <w:sz w:val="18"/>
+              </w:rPr>
+              <w:t>Review definitions and final numbers, record the presentation, and submit during the weekend ending September 13, 2026.</w:t>
             </w:r>
           </w:p>
         </w:tc>

--- a/reports/Data_for_Dinner_Food_Access_Analysis.docx
+++ b/reports/Data_for_Dinner_Food_Access_Analysis.docx
@@ -35,7 +35,7 @@
         <w:pStyle w:val="ReportSubtitle"/>
       </w:pPr>
       <w:r>
-        <w:t>Official-data pull, factual analysis, dataset sufficiency, and next-crawl recommendation</w:t>
+        <w:t>Official-data pull, factual analysis, dataset sufficiency, and modeled county outcome context</w:t>
       </w:r>
     </w:p>
     <w:p>
@@ -62,7 +62,7 @@
           <w:color w:val="0B2545"/>
           <w:sz w:val="22"/>
         </w:rPr>
-        <w:t>Global to United States to project-defined Southeast to Alabama. Food allergies, race and gender demographic analysis, and straight-line distance are outside the active analysis.</w:t>
+        <w:t>Global to United States to project-defined Southeast to Alabama. Feeding America county and state estimates are a separate modeled outcome layer. Food allergies, race and gender demographic analysis, and straight-line distance are outside the active analysis.</w:t>
       </w:r>
     </w:p>
     <w:tbl>
@@ -210,7 +210,7 @@
                 <w:color w:val="000000"/>
                 <w:sz w:val="19"/>
               </w:rPr>
-              <w:t>August 22, 2026 (Central Time)</w:t>
+              <w:t>Core sources August 22; Feeding America package August 29, 2026</w:t>
             </w:r>
           </w:p>
         </w:tc>
@@ -275,6 +275,70 @@
                 <w:sz w:val="19"/>
               </w:rPr>
               <w:t>USDA ERS 2025 SNAP-authorized Retailer Access Map</w:t>
+            </w:r>
+          </w:p>
+        </w:tc>
+      </w:tr>
+      <w:tr>
+        <w:trPr>
+          <w:cantSplit/>
+        </w:trPr>
+        <w:tc>
+          <w:tcPr>
+            <w:tcW w:type="dxa" w:w="2200"/>
+            <w:shd w:fill="E9F2FA"/>
+            <w:tcMar>
+              <w:top w:w="80" w:type="dxa"/>
+              <w:start w:w="120" w:type="dxa"/>
+              <w:bottom w:w="80" w:type="dxa"/>
+              <w:end w:w="120" w:type="dxa"/>
+            </w:tcMar>
+            <w:vAlign w:val="center"/>
+          </w:tcPr>
+          <w:p>
+            <w:pPr>
+              <w:keepLines/>
+              <w:spacing w:before="0" w:after="0" w:line="252" w:lineRule="auto"/>
+              <w:jc w:val="left"/>
+            </w:pPr>
+            <w:r/>
+            <w:r>
+              <w:rPr>
+                <w:rFonts w:ascii="Calibri" w:hAnsi="Calibri"/>
+                <w:b/>
+                <w:color w:val="12304F"/>
+                <w:sz w:val="19"/>
+              </w:rPr>
+              <w:t>County outcome layer</w:t>
+            </w:r>
+          </w:p>
+        </w:tc>
+        <w:tc>
+          <w:tcPr>
+            <w:tcW w:type="dxa" w:w="7160"/>
+            <w:tcMar>
+              <w:top w:w="80" w:type="dxa"/>
+              <w:start w:w="120" w:type="dxa"/>
+              <w:bottom w:w="80" w:type="dxa"/>
+              <w:end w:w="120" w:type="dxa"/>
+            </w:tcMar>
+            <w:vAlign w:val="center"/>
+          </w:tcPr>
+          <w:p>
+            <w:pPr>
+              <w:keepLines/>
+              <w:spacing w:before="0" w:after="0" w:line="252" w:lineRule="auto"/>
+              <w:jc w:val="left"/>
+            </w:pPr>
+            <w:r/>
+            <w:r>
+              <w:rPr>
+                <w:rFonts w:ascii="Calibri" w:hAnsi="Calibri"/>
+                <w:b w:val="0"/>
+                <w:color w:val="000000"/>
+                <w:sz w:val="19"/>
+              </w:rPr>
+              <w:t>Feeding America Map the Meal Gap 2026, data year 2024</w:t>
             </w:r>
           </w:p>
         </w:tc>
@@ -384,7 +448,7 @@
           <w:color w:val="000000"/>
           <w:sz w:val="22"/>
         </w:rPr>
-        <w:t>The pull supports the current main question. The primary local dataset is sufficient for Alabama and the ten-state comparison, provided the distance method and measurement boundaries remain explicit.</w:t>
+        <w:t>The pull supports the current main question. The primary local dataset is sufficient for Alabama and the ten-state comparison, provided the distance method and measurement boundaries remain explicit. Feeding America now supplies a validated, separate county and state outcome layer for 2024.</w:t>
       </w:r>
     </w:p>
     <w:p>
@@ -507,6 +571,25 @@
           <w:color w:val="000000"/>
           <w:sz w:val="22"/>
         </w:rPr>
+        <w:t>Feeding America outcome context: the modeled Alabama rate is 17.8%, or 919,160 people, and the modeled child rate is 24.4%, or 276,640 children, in 2024.</w:t>
+      </w:r>
+    </w:p>
+    <w:p>
+      <w:pPr>
+        <w:keepLines/>
+        <w:numPr>
+          <w:ilvl w:val="0"/>
+          <w:numId w:val="10"/>
+        </w:numPr>
+        <w:spacing w:before="0" w:after="80" w:line="280" w:lineRule="auto"/>
+        <w:ind w:left="720" w:hanging="360"/>
+      </w:pPr>
+      <w:r>
+        <w:rPr>
+          <w:rFonts w:ascii="Calibri" w:hAnsi="Calibri"/>
+          <w:color w:val="000000"/>
+          <w:sz w:val="22"/>
+        </w:rPr>
         <w:t>Sensitivity: Alabama's low-income burden is 20.2% at the primary threshold, 35.9% at 0.5 mile urban / 10 miles rural, and 19.6% at 1 mile urban / 20 miles rural.</w:t>
       </w:r>
     </w:p>
@@ -850,6 +933,98 @@
                 <w:color w:val="000000"/>
                 <w:sz w:val="17"/>
               </w:rPr>
+              <w:t>County outcome context</w:t>
+            </w:r>
+          </w:p>
+        </w:tc>
+        <w:tc>
+          <w:tcPr>
+            <w:tcW w:type="dxa" w:w="2560"/>
+            <w:tcMar>
+              <w:top w:w="80" w:type="dxa"/>
+              <w:start w:w="120" w:type="dxa"/>
+              <w:bottom w:w="80" w:type="dxa"/>
+              <w:end w:w="120" w:type="dxa"/>
+            </w:tcMar>
+            <w:vAlign w:val="center"/>
+          </w:tcPr>
+          <w:p>
+            <w:pPr>
+              <w:keepLines/>
+              <w:spacing w:before="0" w:after="0" w:line="252" w:lineRule="auto"/>
+              <w:jc w:val="left"/>
+            </w:pPr>
+            <w:r/>
+            <w:r>
+              <w:rPr>
+                <w:rFonts w:ascii="Calibri" w:hAnsi="Calibri"/>
+                <w:b w:val="0"/>
+                <w:color w:val="000000"/>
+                <w:sz w:val="17"/>
+              </w:rPr>
+              <w:t>Retain Map the Meal Gap separately</w:t>
+            </w:r>
+          </w:p>
+        </w:tc>
+        <w:tc>
+          <w:tcPr>
+            <w:tcW w:type="dxa" w:w="4720"/>
+            <w:tcMar>
+              <w:top w:w="80" w:type="dxa"/>
+              <w:start w:w="120" w:type="dxa"/>
+              <w:bottom w:w="80" w:type="dxa"/>
+              <w:end w:w="120" w:type="dxa"/>
+            </w:tcMar>
+            <w:vAlign w:val="center"/>
+          </w:tcPr>
+          <w:p>
+            <w:pPr>
+              <w:keepLines/>
+              <w:spacing w:before="0" w:after="0" w:line="252" w:lineRule="auto"/>
+              <w:jc w:val="left"/>
+            </w:pPr>
+            <w:r/>
+            <w:r>
+              <w:rPr>
+                <w:rFonts w:ascii="Calibri" w:hAnsi="Calibri"/>
+                <w:b w:val="0"/>
+                <w:color w:val="000000"/>
+                <w:sz w:val="17"/>
+              </w:rPr>
+              <w:t>The validated 2024 county and state modeled estimates fill a descriptive outcome gap without creating a tract outcome or combined score.</w:t>
+            </w:r>
+          </w:p>
+        </w:tc>
+      </w:tr>
+      <w:tr>
+        <w:trPr>
+          <w:cantSplit/>
+        </w:trPr>
+        <w:tc>
+          <w:tcPr>
+            <w:tcW w:type="dxa" w:w="2080"/>
+            <w:tcMar>
+              <w:top w:w="80" w:type="dxa"/>
+              <w:start w:w="120" w:type="dxa"/>
+              <w:bottom w:w="80" w:type="dxa"/>
+              <w:end w:w="120" w:type="dxa"/>
+            </w:tcMar>
+            <w:vAlign w:val="center"/>
+          </w:tcPr>
+          <w:p>
+            <w:pPr>
+              <w:keepLines/>
+              <w:spacing w:before="0" w:after="0" w:line="252" w:lineRule="auto"/>
+              <w:jc w:val="left"/>
+            </w:pPr>
+            <w:r/>
+            <w:r>
+              <w:rPr>
+                <w:rFonts w:ascii="Calibri" w:hAnsi="Calibri"/>
+                <w:b w:val="0"/>
+                <w:color w:val="000000"/>
+                <w:sz w:val="17"/>
+              </w:rPr>
               <w:t>More datasets</w:t>
             </w:r>
           </w:p>
@@ -1122,12 +1297,7 @@
           <w:color w:val="0B2545"/>
           <w:sz w:val="22"/>
         </w:rPr>
-        <w:t>Global population indicators, U.S. household food insecurity, and tract retailer proximity have different universes, units, and meanings. They are reported side by side, not as one numeric scale.</w:t>
-      </w:r>
-    </w:p>
-    <w:p>
-      <w:r>
-        <w:br w:type="page"/>
+        <w:t>Global population indicators, U.S. household food insecurity, Feeding America modeled individual estimates, and tract retailer proximity have different universes, units, and meanings. They are reported side by side, not as one numeric scale.</w:t>
       </w:r>
     </w:p>
     <w:p>
@@ -1151,7 +1321,7 @@
           <w:color w:val="000000"/>
           <w:sz w:val="22"/>
         </w:rPr>
-        <w:t>All retained sources are official, publicly downloadable, and frozen with URLs, file sizes, retrieval timestamps, and SHA-256 hashes. Raw files are reproducibly downloaded; processed tables and metadata are stored with the analysis.</w:t>
+        <w:t>All retained sources are official and are either publicly downloadable or supplied through an official request workflow. URLs, file sizes, retrieval timestamps, access notes, and SHA-256 hashes are recorded. Public raw files are reproducibly downloaded; the request-only archive remains local while selected processed tables and metadata are stored with the analysis.</w:t>
       </w:r>
     </w:p>
     <w:tbl>
@@ -2025,6 +2195,127 @@
                 <w:sz w:val="16"/>
               </w:rPr>
               <w:t>2020</w:t>
+            </w:r>
+          </w:p>
+        </w:tc>
+      </w:tr>
+      <w:tr>
+        <w:trPr>
+          <w:cantSplit/>
+        </w:trPr>
+        <w:tc>
+          <w:tcPr>
+            <w:tcW w:type="dxa" w:w="1500"/>
+            <w:tcMar>
+              <w:top w:w="80" w:type="dxa"/>
+              <w:start w:w="120" w:type="dxa"/>
+              <w:bottom w:w="80" w:type="dxa"/>
+              <w:end w:w="120" w:type="dxa"/>
+            </w:tcMar>
+            <w:vAlign w:val="center"/>
+          </w:tcPr>
+          <w:p>
+            <w:pPr>
+              <w:keepLines/>
+              <w:spacing w:before="0" w:after="0" w:line="252" w:lineRule="auto"/>
+              <w:jc w:val="left"/>
+            </w:pPr>
+            <w:r/>
+            <w:r>
+              <w:rPr>
+                <w:rFonts w:ascii="Calibri" w:hAnsi="Calibri"/>
+                <w:b w:val="0"/>
+                <w:color w:val="000000"/>
+                <w:sz w:val="16"/>
+              </w:rPr>
+              <w:t>FEEDING_AMERICA_MMG_2026</w:t>
+            </w:r>
+          </w:p>
+        </w:tc>
+        <w:tc>
+          <w:tcPr>
+            <w:tcW w:type="dxa" w:w="3000"/>
+            <w:tcMar>
+              <w:top w:w="80" w:type="dxa"/>
+              <w:start w:w="120" w:type="dxa"/>
+              <w:bottom w:w="80" w:type="dxa"/>
+              <w:end w:w="120" w:type="dxa"/>
+            </w:tcMar>
+            <w:vAlign w:val="center"/>
+          </w:tcPr>
+          <w:p>
+            <w:pPr>
+              <w:keepLines/>
+              <w:spacing w:before="0" w:after="0" w:line="252" w:lineRule="auto"/>
+              <w:jc w:val="left"/>
+            </w:pPr>
+            <w:r/>
+            <w:r>
+              <w:rPr>
+                <w:rFonts w:ascii="Calibri" w:hAnsi="Calibri"/>
+                <w:b w:val="0"/>
+                <w:color w:val="000000"/>
+                <w:sz w:val="16"/>
+              </w:rPr>
+              <w:t>Map the Meal Gap 2026: local food insecurity and food costs in 2024</w:t>
+            </w:r>
+          </w:p>
+        </w:tc>
+        <w:tc>
+          <w:tcPr>
+            <w:tcW w:type="dxa" w:w="1800"/>
+            <w:tcMar>
+              <w:top w:w="80" w:type="dxa"/>
+              <w:start w:w="120" w:type="dxa"/>
+              <w:bottom w:w="80" w:type="dxa"/>
+              <w:end w:w="120" w:type="dxa"/>
+            </w:tcMar>
+            <w:vAlign w:val="center"/>
+          </w:tcPr>
+          <w:p>
+            <w:pPr>
+              <w:keepLines/>
+              <w:spacing w:before="0" w:after="0" w:line="252" w:lineRule="auto"/>
+              <w:jc w:val="left"/>
+            </w:pPr>
+            <w:r/>
+            <w:r>
+              <w:rPr>
+                <w:rFonts w:ascii="Calibri" w:hAnsi="Calibri"/>
+                <w:b w:val="0"/>
+                <w:color w:val="000000"/>
+                <w:sz w:val="16"/>
+              </w:rPr>
+              <w:t>U.S. county, congressional district, and state; Alabama county and state extracts retained</w:t>
+            </w:r>
+          </w:p>
+        </w:tc>
+        <w:tc>
+          <w:tcPr>
+            <w:tcW w:type="dxa" w:w="3060"/>
+            <w:tcMar>
+              <w:top w:w="80" w:type="dxa"/>
+              <w:start w:w="120" w:type="dxa"/>
+              <w:bottom w:w="80" w:type="dxa"/>
+              <w:end w:w="120" w:type="dxa"/>
+            </w:tcMar>
+            <w:vAlign w:val="center"/>
+          </w:tcPr>
+          <w:p>
+            <w:pPr>
+              <w:keepLines/>
+              <w:spacing w:before="0" w:after="0" w:line="252" w:lineRule="auto"/>
+              <w:jc w:val="left"/>
+            </w:pPr>
+            <w:r/>
+            <w:r>
+              <w:rPr>
+                <w:rFonts w:ascii="Calibri" w:hAnsi="Calibri"/>
+                <w:b w:val="0"/>
+                <w:color w:val="000000"/>
+                <w:sz w:val="16"/>
+              </w:rPr>
+              <w:t>2024 observation year; file updated 2026-07-28; corrected 2023 county estimates included</w:t>
             </w:r>
           </w:p>
         </w:tc>
@@ -2370,7 +2661,7 @@
                 <w:color w:val="000000"/>
                 <w:sz w:val="18"/>
               </w:rPr>
-              <w:t>Global summary, all state outcomes, all state retailer access, ten-state comparison, Alabama counties, all Alabama tracts.</w:t>
+              <w:t>Global summary, all state outcomes, all state retailer access, ten-state comparison, Alabama retailer-access tables, and selected Alabama Map the Meal Gap county and state extracts.</w:t>
             </w:r>
           </w:p>
         </w:tc>
@@ -2496,7 +2787,7 @@
                 <w:color w:val="000000"/>
                 <w:sz w:val="18"/>
               </w:rPr>
-              <w:t>Five reviewed charts/maps with source notes and consistent styling.</w:t>
+              <w:t>Six reviewed charts/maps with source notes and consistent styling.</w:t>
             </w:r>
           </w:p>
         </w:tc>
@@ -2559,7 +2850,7 @@
                 <w:color w:val="000000"/>
                 <w:sz w:val="18"/>
               </w:rPr>
-              <w:t>This report in DOCX/PDF, a filterable workbook with 12 sheets, acquisition and analysis scripts, a dependency list, and methods documentation.</w:t>
+              <w:t>This report in DOCX/PDF, a filterable workbook with 14 sheets, acquisition and analysis scripts, a dependency list, and methods documentation.</w:t>
             </w:r>
           </w:p>
         </w:tc>
@@ -3953,11 +4244,6 @@
           <w:sz w:val="22"/>
         </w:rPr>
         <w:t>The United States is below the world estimate on every selected FAOSTAT indicator: 10.7%, 1.1%, less than 2.5%, and 4.5%, respectively.</w:t>
-      </w:r>
-    </w:p>
-    <w:p>
-      <w:r>
-        <w:br w:type="page"/>
       </w:r>
     </w:p>
     <w:p>
@@ -12698,7 +12984,2547 @@
         <w:pageBreakBefore/>
       </w:pPr>
       <w:r>
-        <w:t>8. Subgroup access results</w:t>
+        <w:t>8. Feeding America modeled outcome context</w:t>
+      </w:r>
+    </w:p>
+    <w:p>
+      <w:pPr>
+        <w:keepNext/>
+        <w:spacing w:before="0" w:after="160" w:line="264" w:lineRule="auto"/>
+      </w:pPr>
+      <w:r>
+        <w:rPr>
+          <w:rFonts w:ascii="Calibri" w:hAnsi="Calibri"/>
+          <w:i w:val="0"/>
+          <w:color w:val="000000"/>
+          <w:sz w:val="22"/>
+        </w:rPr>
+        <w:t>Map the Meal Gap 2026 adds modeled individual-level food-insecurity and localized food-cost estimates for 2024 at county and state levels. It fills a county outcome gap but does not create a tract outcome and does not replace the USDA household estimate or retailer-access measure.</w:t>
+      </w:r>
+    </w:p>
+    <w:tbl>
+      <w:tblPr>
+        <w:tblStyle w:val="TableGrid"/>
+        <w:tblW w:type="dxa" w:w="9360"/>
+        <w:jc w:val="left"/>
+        <w:tblLayout w:type="fixed"/>
+        <w:tblLook w:firstColumn="1" w:firstRow="1" w:lastColumn="0" w:lastRow="0" w:noHBand="0" w:noVBand="1" w:val="04A0"/>
+        <w:tblInd w:w="120" w:type="dxa"/>
+        <w:tblBorders>
+          <w:top w:val="single" w:sz="6" w:space="0" w:color="CBD2DA"/>
+          <w:left w:val="single" w:sz="6" w:space="0" w:color="CBD2DA"/>
+          <w:bottom w:val="single" w:sz="6" w:space="0" w:color="CBD2DA"/>
+          <w:right w:val="single" w:sz="6" w:space="0" w:color="CBD2DA"/>
+          <w:insideH w:val="single" w:sz="6" w:space="0" w:color="CBD2DA"/>
+          <w:insideV w:val="single" w:sz="6" w:space="0" w:color="CBD2DA"/>
+        </w:tblBorders>
+      </w:tblPr>
+      <w:tblGrid>
+        <w:gridCol w:w="3900"/>
+        <w:gridCol w:w="1900"/>
+        <w:gridCol w:w="3560"/>
+      </w:tblGrid>
+      <w:tr>
+        <w:trPr>
+          <w:tblHeader w:val="true"/>
+          <w:cantSplit/>
+        </w:trPr>
+        <w:tc>
+          <w:tcPr>
+            <w:tcW w:type="dxa" w:w="3900"/>
+            <w:shd w:fill="F2F4F7"/>
+            <w:tcMar>
+              <w:top w:w="80" w:type="dxa"/>
+              <w:start w:w="120" w:type="dxa"/>
+              <w:bottom w:w="80" w:type="dxa"/>
+              <w:end w:w="120" w:type="dxa"/>
+            </w:tcMar>
+            <w:vAlign w:val="center"/>
+          </w:tcPr>
+          <w:p>
+            <w:pPr>
+              <w:keepLines/>
+              <w:spacing w:before="0" w:after="0" w:line="252" w:lineRule="auto"/>
+              <w:jc w:val="left"/>
+            </w:pPr>
+            <w:r/>
+            <w:r>
+              <w:rPr>
+                <w:rFonts w:ascii="Calibri" w:hAnsi="Calibri"/>
+                <w:b/>
+                <w:color w:val="0B2545"/>
+                <w:sz w:val="18"/>
+              </w:rPr>
+              <w:t>Alabama measure</w:t>
+            </w:r>
+          </w:p>
+        </w:tc>
+        <w:tc>
+          <w:tcPr>
+            <w:tcW w:type="dxa" w:w="1900"/>
+            <w:shd w:fill="F2F4F7"/>
+            <w:tcMar>
+              <w:top w:w="80" w:type="dxa"/>
+              <w:start w:w="120" w:type="dxa"/>
+              <w:bottom w:w="80" w:type="dxa"/>
+              <w:end w:w="120" w:type="dxa"/>
+            </w:tcMar>
+            <w:vAlign w:val="center"/>
+          </w:tcPr>
+          <w:p>
+            <w:pPr>
+              <w:keepLines/>
+              <w:spacing w:before="0" w:after="0" w:line="252" w:lineRule="auto"/>
+              <w:jc w:val="left"/>
+            </w:pPr>
+            <w:r/>
+            <w:r>
+              <w:rPr>
+                <w:rFonts w:ascii="Calibri" w:hAnsi="Calibri"/>
+                <w:b/>
+                <w:color w:val="0B2545"/>
+                <w:sz w:val="18"/>
+              </w:rPr>
+              <w:t>2024 estimate</w:t>
+            </w:r>
+          </w:p>
+        </w:tc>
+        <w:tc>
+          <w:tcPr>
+            <w:tcW w:type="dxa" w:w="3560"/>
+            <w:shd w:fill="F2F4F7"/>
+            <w:tcMar>
+              <w:top w:w="80" w:type="dxa"/>
+              <w:start w:w="120" w:type="dxa"/>
+              <w:bottom w:w="80" w:type="dxa"/>
+              <w:end w:w="120" w:type="dxa"/>
+            </w:tcMar>
+            <w:vAlign w:val="center"/>
+          </w:tcPr>
+          <w:p>
+            <w:pPr>
+              <w:keepLines/>
+              <w:spacing w:before="0" w:after="0" w:line="252" w:lineRule="auto"/>
+              <w:jc w:val="left"/>
+            </w:pPr>
+            <w:r/>
+            <w:r>
+              <w:rPr>
+                <w:rFonts w:ascii="Calibri" w:hAnsi="Calibri"/>
+                <w:b/>
+                <w:color w:val="0B2545"/>
+                <w:sz w:val="18"/>
+              </w:rPr>
+              <w:t>Unit</w:t>
+            </w:r>
+          </w:p>
+        </w:tc>
+      </w:tr>
+      <w:tr>
+        <w:trPr>
+          <w:cantSplit/>
+        </w:trPr>
+        <w:tc>
+          <w:tcPr>
+            <w:tcW w:type="dxa" w:w="3900"/>
+            <w:tcMar>
+              <w:top w:w="80" w:type="dxa"/>
+              <w:start w:w="120" w:type="dxa"/>
+              <w:bottom w:w="80" w:type="dxa"/>
+              <w:end w:w="120" w:type="dxa"/>
+            </w:tcMar>
+            <w:vAlign w:val="center"/>
+          </w:tcPr>
+          <w:p>
+            <w:pPr>
+              <w:keepLines/>
+              <w:spacing w:before="0" w:after="0" w:line="252" w:lineRule="auto"/>
+              <w:jc w:val="left"/>
+            </w:pPr>
+            <w:r/>
+            <w:r>
+              <w:rPr>
+                <w:rFonts w:ascii="Calibri" w:hAnsi="Calibri"/>
+                <w:b w:val="0"/>
+                <w:color w:val="000000"/>
+                <w:sz w:val="18"/>
+              </w:rPr>
+              <w:t>Overall food insecurity</w:t>
+            </w:r>
+          </w:p>
+        </w:tc>
+        <w:tc>
+          <w:tcPr>
+            <w:tcW w:type="dxa" w:w="1900"/>
+            <w:tcMar>
+              <w:top w:w="80" w:type="dxa"/>
+              <w:start w:w="120" w:type="dxa"/>
+              <w:bottom w:w="80" w:type="dxa"/>
+              <w:end w:w="120" w:type="dxa"/>
+            </w:tcMar>
+            <w:vAlign w:val="center"/>
+          </w:tcPr>
+          <w:p>
+            <w:pPr>
+              <w:keepLines/>
+              <w:spacing w:before="0" w:after="0" w:line="252" w:lineRule="auto"/>
+              <w:jc w:val="left"/>
+            </w:pPr>
+            <w:r/>
+            <w:r>
+              <w:rPr>
+                <w:rFonts w:ascii="Calibri" w:hAnsi="Calibri"/>
+                <w:b w:val="0"/>
+                <w:color w:val="000000"/>
+                <w:sz w:val="18"/>
+              </w:rPr>
+              <w:t>17.8%</w:t>
+            </w:r>
+          </w:p>
+        </w:tc>
+        <w:tc>
+          <w:tcPr>
+            <w:tcW w:type="dxa" w:w="3560"/>
+            <w:tcMar>
+              <w:top w:w="80" w:type="dxa"/>
+              <w:start w:w="120" w:type="dxa"/>
+              <w:bottom w:w="80" w:type="dxa"/>
+              <w:end w:w="120" w:type="dxa"/>
+            </w:tcMar>
+            <w:vAlign w:val="center"/>
+          </w:tcPr>
+          <w:p>
+            <w:pPr>
+              <w:keepLines/>
+              <w:spacing w:before="0" w:after="0" w:line="252" w:lineRule="auto"/>
+              <w:jc w:val="left"/>
+            </w:pPr>
+            <w:r/>
+            <w:r>
+              <w:rPr>
+                <w:rFonts w:ascii="Calibri" w:hAnsi="Calibri"/>
+                <w:b w:val="0"/>
+                <w:color w:val="000000"/>
+                <w:sz w:val="18"/>
+              </w:rPr>
+              <w:t>919,160 people</w:t>
+            </w:r>
+          </w:p>
+        </w:tc>
+      </w:tr>
+      <w:tr>
+        <w:trPr>
+          <w:cantSplit/>
+        </w:trPr>
+        <w:tc>
+          <w:tcPr>
+            <w:tcW w:type="dxa" w:w="3900"/>
+            <w:tcMar>
+              <w:top w:w="80" w:type="dxa"/>
+              <w:start w:w="120" w:type="dxa"/>
+              <w:bottom w:w="80" w:type="dxa"/>
+              <w:end w:w="120" w:type="dxa"/>
+            </w:tcMar>
+            <w:vAlign w:val="center"/>
+          </w:tcPr>
+          <w:p>
+            <w:pPr>
+              <w:keepLines/>
+              <w:spacing w:before="0" w:after="0" w:line="252" w:lineRule="auto"/>
+              <w:jc w:val="left"/>
+            </w:pPr>
+            <w:r/>
+            <w:r>
+              <w:rPr>
+                <w:rFonts w:ascii="Calibri" w:hAnsi="Calibri"/>
+                <w:b w:val="0"/>
+                <w:color w:val="000000"/>
+                <w:sz w:val="18"/>
+              </w:rPr>
+              <w:t>Child food insecurity</w:t>
+            </w:r>
+          </w:p>
+        </w:tc>
+        <w:tc>
+          <w:tcPr>
+            <w:tcW w:type="dxa" w:w="1900"/>
+            <w:tcMar>
+              <w:top w:w="80" w:type="dxa"/>
+              <w:start w:w="120" w:type="dxa"/>
+              <w:bottom w:w="80" w:type="dxa"/>
+              <w:end w:w="120" w:type="dxa"/>
+            </w:tcMar>
+            <w:vAlign w:val="center"/>
+          </w:tcPr>
+          <w:p>
+            <w:pPr>
+              <w:keepLines/>
+              <w:spacing w:before="0" w:after="0" w:line="252" w:lineRule="auto"/>
+              <w:jc w:val="left"/>
+            </w:pPr>
+            <w:r/>
+            <w:r>
+              <w:rPr>
+                <w:rFonts w:ascii="Calibri" w:hAnsi="Calibri"/>
+                <w:b w:val="0"/>
+                <w:color w:val="000000"/>
+                <w:sz w:val="18"/>
+              </w:rPr>
+              <w:t>24.4%</w:t>
+            </w:r>
+          </w:p>
+        </w:tc>
+        <w:tc>
+          <w:tcPr>
+            <w:tcW w:type="dxa" w:w="3560"/>
+            <w:tcMar>
+              <w:top w:w="80" w:type="dxa"/>
+              <w:start w:w="120" w:type="dxa"/>
+              <w:bottom w:w="80" w:type="dxa"/>
+              <w:end w:w="120" w:type="dxa"/>
+            </w:tcMar>
+            <w:vAlign w:val="center"/>
+          </w:tcPr>
+          <w:p>
+            <w:pPr>
+              <w:keepLines/>
+              <w:spacing w:before="0" w:after="0" w:line="252" w:lineRule="auto"/>
+              <w:jc w:val="left"/>
+            </w:pPr>
+            <w:r/>
+            <w:r>
+              <w:rPr>
+                <w:rFonts w:ascii="Calibri" w:hAnsi="Calibri"/>
+                <w:b w:val="0"/>
+                <w:color w:val="000000"/>
+                <w:sz w:val="18"/>
+              </w:rPr>
+              <w:t>276,640 children</w:t>
+            </w:r>
+          </w:p>
+        </w:tc>
+      </w:tr>
+      <w:tr>
+        <w:trPr>
+          <w:cantSplit/>
+        </w:trPr>
+        <w:tc>
+          <w:tcPr>
+            <w:tcW w:type="dxa" w:w="3900"/>
+            <w:tcMar>
+              <w:top w:w="80" w:type="dxa"/>
+              <w:start w:w="120" w:type="dxa"/>
+              <w:bottom w:w="80" w:type="dxa"/>
+              <w:end w:w="120" w:type="dxa"/>
+            </w:tcMar>
+            <w:vAlign w:val="center"/>
+          </w:tcPr>
+          <w:p>
+            <w:pPr>
+              <w:keepLines/>
+              <w:spacing w:before="0" w:after="0" w:line="252" w:lineRule="auto"/>
+              <w:jc w:val="left"/>
+            </w:pPr>
+            <w:r/>
+            <w:r>
+              <w:rPr>
+                <w:rFonts w:ascii="Calibri" w:hAnsi="Calibri"/>
+                <w:b w:val="0"/>
+                <w:color w:val="000000"/>
+                <w:sz w:val="18"/>
+              </w:rPr>
+              <w:t>Senior food insecurity</w:t>
+            </w:r>
+          </w:p>
+        </w:tc>
+        <w:tc>
+          <w:tcPr>
+            <w:tcW w:type="dxa" w:w="1900"/>
+            <w:tcMar>
+              <w:top w:w="80" w:type="dxa"/>
+              <w:start w:w="120" w:type="dxa"/>
+              <w:bottom w:w="80" w:type="dxa"/>
+              <w:end w:w="120" w:type="dxa"/>
+            </w:tcMar>
+            <w:vAlign w:val="center"/>
+          </w:tcPr>
+          <w:p>
+            <w:pPr>
+              <w:keepLines/>
+              <w:spacing w:before="0" w:after="0" w:line="252" w:lineRule="auto"/>
+              <w:jc w:val="left"/>
+            </w:pPr>
+            <w:r/>
+            <w:r>
+              <w:rPr>
+                <w:rFonts w:ascii="Calibri" w:hAnsi="Calibri"/>
+                <w:b w:val="0"/>
+                <w:color w:val="000000"/>
+                <w:sz w:val="18"/>
+              </w:rPr>
+              <w:t>7.6%</w:t>
+            </w:r>
+          </w:p>
+        </w:tc>
+        <w:tc>
+          <w:tcPr>
+            <w:tcW w:type="dxa" w:w="3560"/>
+            <w:tcMar>
+              <w:top w:w="80" w:type="dxa"/>
+              <w:start w:w="120" w:type="dxa"/>
+              <w:bottom w:w="80" w:type="dxa"/>
+              <w:end w:w="120" w:type="dxa"/>
+            </w:tcMar>
+            <w:vAlign w:val="center"/>
+          </w:tcPr>
+          <w:p>
+            <w:pPr>
+              <w:keepLines/>
+              <w:spacing w:before="0" w:after="0" w:line="252" w:lineRule="auto"/>
+              <w:jc w:val="left"/>
+            </w:pPr>
+            <w:r/>
+            <w:r>
+              <w:rPr>
+                <w:rFonts w:ascii="Calibri" w:hAnsi="Calibri"/>
+                <w:b w:val="0"/>
+                <w:color w:val="000000"/>
+                <w:sz w:val="18"/>
+              </w:rPr>
+              <w:t>People age 60+</w:t>
+            </w:r>
+          </w:p>
+        </w:tc>
+      </w:tr>
+      <w:tr>
+        <w:trPr>
+          <w:cantSplit/>
+        </w:trPr>
+        <w:tc>
+          <w:tcPr>
+            <w:tcW w:type="dxa" w:w="3900"/>
+            <w:tcMar>
+              <w:top w:w="80" w:type="dxa"/>
+              <w:start w:w="120" w:type="dxa"/>
+              <w:bottom w:w="80" w:type="dxa"/>
+              <w:end w:w="120" w:type="dxa"/>
+            </w:tcMar>
+            <w:vAlign w:val="center"/>
+          </w:tcPr>
+          <w:p>
+            <w:pPr>
+              <w:keepLines/>
+              <w:spacing w:before="0" w:after="0" w:line="252" w:lineRule="auto"/>
+              <w:jc w:val="left"/>
+            </w:pPr>
+            <w:r/>
+            <w:r>
+              <w:rPr>
+                <w:rFonts w:ascii="Calibri" w:hAnsi="Calibri"/>
+                <w:b w:val="0"/>
+                <w:color w:val="000000"/>
+                <w:sz w:val="18"/>
+              </w:rPr>
+              <w:t>Older-adult food insecurity</w:t>
+            </w:r>
+          </w:p>
+        </w:tc>
+        <w:tc>
+          <w:tcPr>
+            <w:tcW w:type="dxa" w:w="1900"/>
+            <w:tcMar>
+              <w:top w:w="80" w:type="dxa"/>
+              <w:start w:w="120" w:type="dxa"/>
+              <w:bottom w:w="80" w:type="dxa"/>
+              <w:end w:w="120" w:type="dxa"/>
+            </w:tcMar>
+            <w:vAlign w:val="center"/>
+          </w:tcPr>
+          <w:p>
+            <w:pPr>
+              <w:keepLines/>
+              <w:spacing w:before="0" w:after="0" w:line="252" w:lineRule="auto"/>
+              <w:jc w:val="left"/>
+            </w:pPr>
+            <w:r/>
+            <w:r>
+              <w:rPr>
+                <w:rFonts w:ascii="Calibri" w:hAnsi="Calibri"/>
+                <w:b w:val="0"/>
+                <w:color w:val="000000"/>
+                <w:sz w:val="18"/>
+              </w:rPr>
+              <w:t>12.4%</w:t>
+            </w:r>
+          </w:p>
+        </w:tc>
+        <w:tc>
+          <w:tcPr>
+            <w:tcW w:type="dxa" w:w="3560"/>
+            <w:tcMar>
+              <w:top w:w="80" w:type="dxa"/>
+              <w:start w:w="120" w:type="dxa"/>
+              <w:bottom w:w="80" w:type="dxa"/>
+              <w:end w:w="120" w:type="dxa"/>
+            </w:tcMar>
+            <w:vAlign w:val="center"/>
+          </w:tcPr>
+          <w:p>
+            <w:pPr>
+              <w:keepLines/>
+              <w:spacing w:before="0" w:after="0" w:line="252" w:lineRule="auto"/>
+              <w:jc w:val="left"/>
+            </w:pPr>
+            <w:r/>
+            <w:r>
+              <w:rPr>
+                <w:rFonts w:ascii="Calibri" w:hAnsi="Calibri"/>
+                <w:b w:val="0"/>
+                <w:color w:val="000000"/>
+                <w:sz w:val="18"/>
+              </w:rPr>
+              <w:t>People age 50 to 59</w:t>
+            </w:r>
+          </w:p>
+        </w:tc>
+      </w:tr>
+      <w:tr>
+        <w:trPr>
+          <w:cantSplit/>
+        </w:trPr>
+        <w:tc>
+          <w:tcPr>
+            <w:tcW w:type="dxa" w:w="3900"/>
+            <w:tcMar>
+              <w:top w:w="80" w:type="dxa"/>
+              <w:start w:w="120" w:type="dxa"/>
+              <w:bottom w:w="80" w:type="dxa"/>
+              <w:end w:w="120" w:type="dxa"/>
+            </w:tcMar>
+            <w:vAlign w:val="center"/>
+          </w:tcPr>
+          <w:p>
+            <w:pPr>
+              <w:keepLines/>
+              <w:spacing w:before="0" w:after="0" w:line="252" w:lineRule="auto"/>
+              <w:jc w:val="left"/>
+            </w:pPr>
+            <w:r/>
+            <w:r>
+              <w:rPr>
+                <w:rFonts w:ascii="Calibri" w:hAnsi="Calibri"/>
+                <w:b w:val="0"/>
+                <w:color w:val="000000"/>
+                <w:sz w:val="18"/>
+              </w:rPr>
+              <w:t>Cost per meal</w:t>
+            </w:r>
+          </w:p>
+        </w:tc>
+        <w:tc>
+          <w:tcPr>
+            <w:tcW w:type="dxa" w:w="1900"/>
+            <w:tcMar>
+              <w:top w:w="80" w:type="dxa"/>
+              <w:start w:w="120" w:type="dxa"/>
+              <w:bottom w:w="80" w:type="dxa"/>
+              <w:end w:w="120" w:type="dxa"/>
+            </w:tcMar>
+            <w:vAlign w:val="center"/>
+          </w:tcPr>
+          <w:p>
+            <w:pPr>
+              <w:keepLines/>
+              <w:spacing w:before="0" w:after="0" w:line="252" w:lineRule="auto"/>
+              <w:jc w:val="left"/>
+            </w:pPr>
+            <w:r/>
+            <w:r>
+              <w:rPr>
+                <w:rFonts w:ascii="Calibri" w:hAnsi="Calibri"/>
+                <w:b w:val="0"/>
+                <w:color w:val="000000"/>
+                <w:sz w:val="18"/>
+              </w:rPr>
+              <w:t>$3.58</w:t>
+            </w:r>
+          </w:p>
+        </w:tc>
+        <w:tc>
+          <w:tcPr>
+            <w:tcW w:type="dxa" w:w="3560"/>
+            <w:tcMar>
+              <w:top w:w="80" w:type="dxa"/>
+              <w:start w:w="120" w:type="dxa"/>
+              <w:bottom w:w="80" w:type="dxa"/>
+              <w:end w:w="120" w:type="dxa"/>
+            </w:tcMar>
+            <w:vAlign w:val="center"/>
+          </w:tcPr>
+          <w:p>
+            <w:pPr>
+              <w:keepLines/>
+              <w:spacing w:before="0" w:after="0" w:line="252" w:lineRule="auto"/>
+              <w:jc w:val="left"/>
+            </w:pPr>
+            <w:r/>
+            <w:r>
+              <w:rPr>
+                <w:rFonts w:ascii="Calibri" w:hAnsi="Calibri"/>
+                <w:b w:val="0"/>
+                <w:color w:val="000000"/>
+                <w:sz w:val="18"/>
+              </w:rPr>
+              <w:t>Localized estimate</w:t>
+            </w:r>
+          </w:p>
+        </w:tc>
+      </w:tr>
+      <w:tr>
+        <w:trPr>
+          <w:cantSplit/>
+        </w:trPr>
+        <w:tc>
+          <w:tcPr>
+            <w:tcW w:type="dxa" w:w="3900"/>
+            <w:tcMar>
+              <w:top w:w="80" w:type="dxa"/>
+              <w:start w:w="120" w:type="dxa"/>
+              <w:bottom w:w="80" w:type="dxa"/>
+              <w:end w:w="120" w:type="dxa"/>
+            </w:tcMar>
+            <w:vAlign w:val="center"/>
+          </w:tcPr>
+          <w:p>
+            <w:pPr>
+              <w:keepLines/>
+              <w:spacing w:before="0" w:after="0" w:line="252" w:lineRule="auto"/>
+              <w:jc w:val="left"/>
+            </w:pPr>
+            <w:r/>
+            <w:r>
+              <w:rPr>
+                <w:rFonts w:ascii="Calibri" w:hAnsi="Calibri"/>
+                <w:b w:val="0"/>
+                <w:color w:val="000000"/>
+                <w:sz w:val="18"/>
+              </w:rPr>
+              <w:t>Annual food budget shortfall</w:t>
+            </w:r>
+          </w:p>
+        </w:tc>
+        <w:tc>
+          <w:tcPr>
+            <w:tcW w:type="dxa" w:w="1900"/>
+            <w:tcMar>
+              <w:top w:w="80" w:type="dxa"/>
+              <w:start w:w="120" w:type="dxa"/>
+              <w:bottom w:w="80" w:type="dxa"/>
+              <w:end w:w="120" w:type="dxa"/>
+            </w:tcMar>
+            <w:vAlign w:val="center"/>
+          </w:tcPr>
+          <w:p>
+            <w:pPr>
+              <w:keepLines/>
+              <w:spacing w:before="0" w:after="0" w:line="252" w:lineRule="auto"/>
+              <w:jc w:val="left"/>
+            </w:pPr>
+            <w:r/>
+            <w:r>
+              <w:rPr>
+                <w:rFonts w:ascii="Calibri" w:hAnsi="Calibri"/>
+                <w:b w:val="0"/>
+                <w:color w:val="000000"/>
+                <w:sz w:val="18"/>
+              </w:rPr>
+              <w:t>$624,874,000</w:t>
+            </w:r>
+          </w:p>
+        </w:tc>
+        <w:tc>
+          <w:tcPr>
+            <w:tcW w:type="dxa" w:w="3560"/>
+            <w:tcMar>
+              <w:top w:w="80" w:type="dxa"/>
+              <w:start w:w="120" w:type="dxa"/>
+              <w:bottom w:w="80" w:type="dxa"/>
+              <w:end w:w="120" w:type="dxa"/>
+            </w:tcMar>
+            <w:vAlign w:val="center"/>
+          </w:tcPr>
+          <w:p>
+            <w:pPr>
+              <w:keepLines/>
+              <w:spacing w:before="0" w:after="0" w:line="252" w:lineRule="auto"/>
+              <w:jc w:val="left"/>
+            </w:pPr>
+            <w:r/>
+            <w:r>
+              <w:rPr>
+                <w:rFonts w:ascii="Calibri" w:hAnsi="Calibri"/>
+                <w:b w:val="0"/>
+                <w:color w:val="000000"/>
+                <w:sz w:val="18"/>
+              </w:rPr>
+              <w:t>State estimate</w:t>
+            </w:r>
+          </w:p>
+        </w:tc>
+      </w:tr>
+    </w:tbl>
+    <w:p>
+      <w:pPr>
+        <w:spacing w:before="80" w:after="60"/>
+        <w:jc w:val="center"/>
+      </w:pPr>
+      <w:r>
+        <w:drawing>
+          <wp:inline xmlns:a="http://schemas.openxmlformats.org/drawingml/2006/main" xmlns:pic="http://schemas.openxmlformats.org/drawingml/2006/picture">
+            <wp:extent cx="5577840" cy="3419216"/>
+            <wp:docPr id="5" name="Picture 5" descr="Horizontal bar chart showing the ten highest modeled county food-insecurity rates in Alabama for 2024." title="Figure 5"/>
+            <wp:cNvGraphicFramePr>
+              <a:graphicFrameLocks noChangeAspect="1"/>
+            </wp:cNvGraphicFramePr>
+            <a:graphic>
+              <a:graphicData uri="http://schemas.openxmlformats.org/drawingml/2006/picture">
+                <pic:pic>
+                  <pic:nvPicPr>
+                    <pic:cNvPr id="0" name="alabama_county_food_insecurity_2024.png"/>
+                    <pic:cNvPicPr/>
+                  </pic:nvPicPr>
+                  <pic:blipFill>
+                    <a:blip r:embed="rId15"/>
+                    <a:stretch>
+                      <a:fillRect/>
+                    </a:stretch>
+                  </pic:blipFill>
+                  <pic:spPr>
+                    <a:xfrm>
+                      <a:off x="0" y="0"/>
+                      <a:ext cx="5577840" cy="3419216"/>
+                    </a:xfrm>
+                    <a:prstGeom prst="rect"/>
+                  </pic:spPr>
+                </pic:pic>
+              </a:graphicData>
+            </a:graphic>
+          </wp:inline>
+        </w:drawing>
+      </w:r>
+    </w:p>
+    <w:p>
+      <w:pPr>
+        <w:spacing w:after="160"/>
+        <w:jc w:val="center"/>
+      </w:pPr>
+      <w:r>
+        <w:rPr>
+          <w:rFonts w:ascii="Calibri" w:hAnsi="Calibri"/>
+          <w:i/>
+          <w:color w:val="68778D"/>
+          <w:sz w:val="18"/>
+        </w:rPr>
+        <w:t>Figure 5. Highest modeled county food-insecurity rates in Alabama, 2024.</w:t>
+      </w:r>
+    </w:p>
+    <w:tbl>
+      <w:tblPr>
+        <w:tblStyle w:val="TableGrid"/>
+        <w:tblW w:type="dxa" w:w="9360"/>
+        <w:jc w:val="left"/>
+        <w:tblLayout w:type="fixed"/>
+        <w:tblLook w:firstColumn="1" w:firstRow="1" w:lastColumn="0" w:lastRow="0" w:noHBand="0" w:noVBand="1" w:val="04A0"/>
+        <w:tblInd w:w="120" w:type="dxa"/>
+        <w:tblBorders>
+          <w:top w:val="single" w:sz="6" w:space="0" w:color="CBD2DA"/>
+          <w:left w:val="single" w:sz="6" w:space="0" w:color="CBD2DA"/>
+          <w:bottom w:val="single" w:sz="6" w:space="0" w:color="CBD2DA"/>
+          <w:right w:val="single" w:sz="6" w:space="0" w:color="CBD2DA"/>
+          <w:insideH w:val="single" w:sz="6" w:space="0" w:color="CBD2DA"/>
+          <w:insideV w:val="single" w:sz="6" w:space="0" w:color="CBD2DA"/>
+        </w:tblBorders>
+      </w:tblPr>
+      <w:tblGrid>
+        <w:gridCol w:w="2400"/>
+        <w:gridCol w:w="1700"/>
+        <w:gridCol w:w="1700"/>
+        <w:gridCol w:w="1700"/>
+        <w:gridCol w:w="1860"/>
+      </w:tblGrid>
+      <w:tr>
+        <w:trPr>
+          <w:tblHeader w:val="true"/>
+          <w:cantSplit/>
+        </w:trPr>
+        <w:tc>
+          <w:tcPr>
+            <w:tcW w:type="dxa" w:w="2400"/>
+            <w:shd w:fill="F2F4F7"/>
+            <w:tcMar>
+              <w:top w:w="80" w:type="dxa"/>
+              <w:start w:w="120" w:type="dxa"/>
+              <w:bottom w:w="80" w:type="dxa"/>
+              <w:end w:w="120" w:type="dxa"/>
+            </w:tcMar>
+            <w:vAlign w:val="center"/>
+          </w:tcPr>
+          <w:p>
+            <w:pPr>
+              <w:keepLines/>
+              <w:spacing w:before="0" w:after="0" w:line="252" w:lineRule="auto"/>
+              <w:jc w:val="left"/>
+            </w:pPr>
+            <w:r/>
+            <w:r>
+              <w:rPr>
+                <w:rFonts w:ascii="Calibri" w:hAnsi="Calibri"/>
+                <w:b/>
+                <w:color w:val="0B2545"/>
+                <w:sz w:val="17"/>
+              </w:rPr>
+              <w:t>County</w:t>
+            </w:r>
+          </w:p>
+        </w:tc>
+        <w:tc>
+          <w:tcPr>
+            <w:tcW w:type="dxa" w:w="1700"/>
+            <w:shd w:fill="F2F4F7"/>
+            <w:tcMar>
+              <w:top w:w="80" w:type="dxa"/>
+              <w:start w:w="120" w:type="dxa"/>
+              <w:bottom w:w="80" w:type="dxa"/>
+              <w:end w:w="120" w:type="dxa"/>
+            </w:tcMar>
+            <w:vAlign w:val="center"/>
+          </w:tcPr>
+          <w:p>
+            <w:pPr>
+              <w:keepLines/>
+              <w:spacing w:before="0" w:after="0" w:line="252" w:lineRule="auto"/>
+              <w:jc w:val="left"/>
+            </w:pPr>
+            <w:r/>
+            <w:r>
+              <w:rPr>
+                <w:rFonts w:ascii="Calibri" w:hAnsi="Calibri"/>
+                <w:b/>
+                <w:color w:val="0B2545"/>
+                <w:sz w:val="17"/>
+              </w:rPr>
+              <w:t>Overall rate</w:t>
+            </w:r>
+          </w:p>
+        </w:tc>
+        <w:tc>
+          <w:tcPr>
+            <w:tcW w:type="dxa" w:w="1700"/>
+            <w:shd w:fill="F2F4F7"/>
+            <w:tcMar>
+              <w:top w:w="80" w:type="dxa"/>
+              <w:start w:w="120" w:type="dxa"/>
+              <w:bottom w:w="80" w:type="dxa"/>
+              <w:end w:w="120" w:type="dxa"/>
+            </w:tcMar>
+            <w:vAlign w:val="center"/>
+          </w:tcPr>
+          <w:p>
+            <w:pPr>
+              <w:keepLines/>
+              <w:spacing w:before="0" w:after="0" w:line="252" w:lineRule="auto"/>
+              <w:jc w:val="left"/>
+            </w:pPr>
+            <w:r/>
+            <w:r>
+              <w:rPr>
+                <w:rFonts w:ascii="Calibri" w:hAnsi="Calibri"/>
+                <w:b/>
+                <w:color w:val="0B2545"/>
+                <w:sz w:val="17"/>
+              </w:rPr>
+              <w:t>People</w:t>
+            </w:r>
+          </w:p>
+        </w:tc>
+        <w:tc>
+          <w:tcPr>
+            <w:tcW w:type="dxa" w:w="1700"/>
+            <w:shd w:fill="F2F4F7"/>
+            <w:tcMar>
+              <w:top w:w="80" w:type="dxa"/>
+              <w:start w:w="120" w:type="dxa"/>
+              <w:bottom w:w="80" w:type="dxa"/>
+              <w:end w:w="120" w:type="dxa"/>
+            </w:tcMar>
+            <w:vAlign w:val="center"/>
+          </w:tcPr>
+          <w:p>
+            <w:pPr>
+              <w:keepLines/>
+              <w:spacing w:before="0" w:after="0" w:line="252" w:lineRule="auto"/>
+              <w:jc w:val="left"/>
+            </w:pPr>
+            <w:r/>
+            <w:r>
+              <w:rPr>
+                <w:rFonts w:ascii="Calibri" w:hAnsi="Calibri"/>
+                <w:b/>
+                <w:color w:val="0B2545"/>
+                <w:sz w:val="17"/>
+              </w:rPr>
+              <w:t>Child rate</w:t>
+            </w:r>
+          </w:p>
+        </w:tc>
+        <w:tc>
+          <w:tcPr>
+            <w:tcW w:type="dxa" w:w="1860"/>
+            <w:shd w:fill="F2F4F7"/>
+            <w:tcMar>
+              <w:top w:w="80" w:type="dxa"/>
+              <w:start w:w="120" w:type="dxa"/>
+              <w:bottom w:w="80" w:type="dxa"/>
+              <w:end w:w="120" w:type="dxa"/>
+            </w:tcMar>
+            <w:vAlign w:val="center"/>
+          </w:tcPr>
+          <w:p>
+            <w:pPr>
+              <w:keepLines/>
+              <w:spacing w:before="0" w:after="0" w:line="252" w:lineRule="auto"/>
+              <w:jc w:val="left"/>
+            </w:pPr>
+            <w:r/>
+            <w:r>
+              <w:rPr>
+                <w:rFonts w:ascii="Calibri" w:hAnsi="Calibri"/>
+                <w:b/>
+                <w:color w:val="0B2545"/>
+                <w:sz w:val="17"/>
+              </w:rPr>
+              <w:t>Cost per meal</w:t>
+            </w:r>
+          </w:p>
+        </w:tc>
+      </w:tr>
+      <w:tr>
+        <w:trPr>
+          <w:cantSplit/>
+        </w:trPr>
+        <w:tc>
+          <w:tcPr>
+            <w:tcW w:type="dxa" w:w="2400"/>
+            <w:tcMar>
+              <w:top w:w="80" w:type="dxa"/>
+              <w:start w:w="120" w:type="dxa"/>
+              <w:bottom w:w="80" w:type="dxa"/>
+              <w:end w:w="120" w:type="dxa"/>
+            </w:tcMar>
+            <w:vAlign w:val="center"/>
+          </w:tcPr>
+          <w:p>
+            <w:pPr>
+              <w:keepLines/>
+              <w:spacing w:before="0" w:after="0" w:line="252" w:lineRule="auto"/>
+              <w:jc w:val="left"/>
+            </w:pPr>
+            <w:r/>
+            <w:r>
+              <w:rPr>
+                <w:rFonts w:ascii="Calibri" w:hAnsi="Calibri"/>
+                <w:b w:val="0"/>
+                <w:color w:val="000000"/>
+                <w:sz w:val="17"/>
+              </w:rPr>
+              <w:t>Greene</w:t>
+            </w:r>
+          </w:p>
+        </w:tc>
+        <w:tc>
+          <w:tcPr>
+            <w:tcW w:type="dxa" w:w="1700"/>
+            <w:tcMar>
+              <w:top w:w="80" w:type="dxa"/>
+              <w:start w:w="120" w:type="dxa"/>
+              <w:bottom w:w="80" w:type="dxa"/>
+              <w:end w:w="120" w:type="dxa"/>
+            </w:tcMar>
+            <w:vAlign w:val="center"/>
+          </w:tcPr>
+          <w:p>
+            <w:pPr>
+              <w:keepLines/>
+              <w:spacing w:before="0" w:after="0" w:line="252" w:lineRule="auto"/>
+              <w:jc w:val="left"/>
+            </w:pPr>
+            <w:r/>
+            <w:r>
+              <w:rPr>
+                <w:rFonts w:ascii="Calibri" w:hAnsi="Calibri"/>
+                <w:b w:val="0"/>
+                <w:color w:val="000000"/>
+                <w:sz w:val="17"/>
+              </w:rPr>
+              <w:t>24.8%</w:t>
+            </w:r>
+          </w:p>
+        </w:tc>
+        <w:tc>
+          <w:tcPr>
+            <w:tcW w:type="dxa" w:w="1700"/>
+            <w:tcMar>
+              <w:top w:w="80" w:type="dxa"/>
+              <w:start w:w="120" w:type="dxa"/>
+              <w:bottom w:w="80" w:type="dxa"/>
+              <w:end w:w="120" w:type="dxa"/>
+            </w:tcMar>
+            <w:vAlign w:val="center"/>
+          </w:tcPr>
+          <w:p>
+            <w:pPr>
+              <w:keepLines/>
+              <w:spacing w:before="0" w:after="0" w:line="252" w:lineRule="auto"/>
+              <w:jc w:val="left"/>
+            </w:pPr>
+            <w:r/>
+            <w:r>
+              <w:rPr>
+                <w:rFonts w:ascii="Calibri" w:hAnsi="Calibri"/>
+                <w:b w:val="0"/>
+                <w:color w:val="000000"/>
+                <w:sz w:val="17"/>
+              </w:rPr>
+              <w:t>1,840</w:t>
+            </w:r>
+          </w:p>
+        </w:tc>
+        <w:tc>
+          <w:tcPr>
+            <w:tcW w:type="dxa" w:w="1700"/>
+            <w:tcMar>
+              <w:top w:w="80" w:type="dxa"/>
+              <w:start w:w="120" w:type="dxa"/>
+              <w:bottom w:w="80" w:type="dxa"/>
+              <w:end w:w="120" w:type="dxa"/>
+            </w:tcMar>
+            <w:vAlign w:val="center"/>
+          </w:tcPr>
+          <w:p>
+            <w:pPr>
+              <w:keepLines/>
+              <w:spacing w:before="0" w:after="0" w:line="252" w:lineRule="auto"/>
+              <w:jc w:val="left"/>
+            </w:pPr>
+            <w:r/>
+            <w:r>
+              <w:rPr>
+                <w:rFonts w:ascii="Calibri" w:hAnsi="Calibri"/>
+                <w:b w:val="0"/>
+                <w:color w:val="000000"/>
+                <w:sz w:val="17"/>
+              </w:rPr>
+              <w:t>39.6%</w:t>
+            </w:r>
+          </w:p>
+        </w:tc>
+        <w:tc>
+          <w:tcPr>
+            <w:tcW w:type="dxa" w:w="1860"/>
+            <w:tcMar>
+              <w:top w:w="80" w:type="dxa"/>
+              <w:start w:w="120" w:type="dxa"/>
+              <w:bottom w:w="80" w:type="dxa"/>
+              <w:end w:w="120" w:type="dxa"/>
+            </w:tcMar>
+            <w:vAlign w:val="center"/>
+          </w:tcPr>
+          <w:p>
+            <w:pPr>
+              <w:keepLines/>
+              <w:spacing w:before="0" w:after="0" w:line="252" w:lineRule="auto"/>
+              <w:jc w:val="left"/>
+            </w:pPr>
+            <w:r/>
+            <w:r>
+              <w:rPr>
+                <w:rFonts w:ascii="Calibri" w:hAnsi="Calibri"/>
+                <w:b w:val="0"/>
+                <w:color w:val="000000"/>
+                <w:sz w:val="17"/>
+              </w:rPr>
+              <w:t>$4.07</w:t>
+            </w:r>
+          </w:p>
+        </w:tc>
+      </w:tr>
+      <w:tr>
+        <w:trPr>
+          <w:cantSplit/>
+        </w:trPr>
+        <w:tc>
+          <w:tcPr>
+            <w:tcW w:type="dxa" w:w="2400"/>
+            <w:tcMar>
+              <w:top w:w="80" w:type="dxa"/>
+              <w:start w:w="120" w:type="dxa"/>
+              <w:bottom w:w="80" w:type="dxa"/>
+              <w:end w:w="120" w:type="dxa"/>
+            </w:tcMar>
+            <w:vAlign w:val="center"/>
+          </w:tcPr>
+          <w:p>
+            <w:pPr>
+              <w:keepLines/>
+              <w:spacing w:before="0" w:after="0" w:line="252" w:lineRule="auto"/>
+              <w:jc w:val="left"/>
+            </w:pPr>
+            <w:r/>
+            <w:r>
+              <w:rPr>
+                <w:rFonts w:ascii="Calibri" w:hAnsi="Calibri"/>
+                <w:b w:val="0"/>
+                <w:color w:val="000000"/>
+                <w:sz w:val="17"/>
+              </w:rPr>
+              <w:t>Marion</w:t>
+            </w:r>
+          </w:p>
+        </w:tc>
+        <w:tc>
+          <w:tcPr>
+            <w:tcW w:type="dxa" w:w="1700"/>
+            <w:tcMar>
+              <w:top w:w="80" w:type="dxa"/>
+              <w:start w:w="120" w:type="dxa"/>
+              <w:bottom w:w="80" w:type="dxa"/>
+              <w:end w:w="120" w:type="dxa"/>
+            </w:tcMar>
+            <w:vAlign w:val="center"/>
+          </w:tcPr>
+          <w:p>
+            <w:pPr>
+              <w:keepLines/>
+              <w:spacing w:before="0" w:after="0" w:line="252" w:lineRule="auto"/>
+              <w:jc w:val="left"/>
+            </w:pPr>
+            <w:r/>
+            <w:r>
+              <w:rPr>
+                <w:rFonts w:ascii="Calibri" w:hAnsi="Calibri"/>
+                <w:b w:val="0"/>
+                <w:color w:val="000000"/>
+                <w:sz w:val="17"/>
+              </w:rPr>
+              <w:t>22.2%</w:t>
+            </w:r>
+          </w:p>
+        </w:tc>
+        <w:tc>
+          <w:tcPr>
+            <w:tcW w:type="dxa" w:w="1700"/>
+            <w:tcMar>
+              <w:top w:w="80" w:type="dxa"/>
+              <w:start w:w="120" w:type="dxa"/>
+              <w:bottom w:w="80" w:type="dxa"/>
+              <w:end w:w="120" w:type="dxa"/>
+            </w:tcMar>
+            <w:vAlign w:val="center"/>
+          </w:tcPr>
+          <w:p>
+            <w:pPr>
+              <w:keepLines/>
+              <w:spacing w:before="0" w:after="0" w:line="252" w:lineRule="auto"/>
+              <w:jc w:val="left"/>
+            </w:pPr>
+            <w:r/>
+            <w:r>
+              <w:rPr>
+                <w:rFonts w:ascii="Calibri" w:hAnsi="Calibri"/>
+                <w:b w:val="0"/>
+                <w:color w:val="000000"/>
+                <w:sz w:val="17"/>
+              </w:rPr>
+              <w:t>6,470</w:t>
+            </w:r>
+          </w:p>
+        </w:tc>
+        <w:tc>
+          <w:tcPr>
+            <w:tcW w:type="dxa" w:w="1700"/>
+            <w:tcMar>
+              <w:top w:w="80" w:type="dxa"/>
+              <w:start w:w="120" w:type="dxa"/>
+              <w:bottom w:w="80" w:type="dxa"/>
+              <w:end w:w="120" w:type="dxa"/>
+            </w:tcMar>
+            <w:vAlign w:val="center"/>
+          </w:tcPr>
+          <w:p>
+            <w:pPr>
+              <w:keepLines/>
+              <w:spacing w:before="0" w:after="0" w:line="252" w:lineRule="auto"/>
+              <w:jc w:val="left"/>
+            </w:pPr>
+            <w:r/>
+            <w:r>
+              <w:rPr>
+                <w:rFonts w:ascii="Calibri" w:hAnsi="Calibri"/>
+                <w:b w:val="0"/>
+                <w:color w:val="000000"/>
+                <w:sz w:val="17"/>
+              </w:rPr>
+              <w:t>28.9%</w:t>
+            </w:r>
+          </w:p>
+        </w:tc>
+        <w:tc>
+          <w:tcPr>
+            <w:tcW w:type="dxa" w:w="1860"/>
+            <w:tcMar>
+              <w:top w:w="80" w:type="dxa"/>
+              <w:start w:w="120" w:type="dxa"/>
+              <w:bottom w:w="80" w:type="dxa"/>
+              <w:end w:w="120" w:type="dxa"/>
+            </w:tcMar>
+            <w:vAlign w:val="center"/>
+          </w:tcPr>
+          <w:p>
+            <w:pPr>
+              <w:keepLines/>
+              <w:spacing w:before="0" w:after="0" w:line="252" w:lineRule="auto"/>
+              <w:jc w:val="left"/>
+            </w:pPr>
+            <w:r/>
+            <w:r>
+              <w:rPr>
+                <w:rFonts w:ascii="Calibri" w:hAnsi="Calibri"/>
+                <w:b w:val="0"/>
+                <w:color w:val="000000"/>
+                <w:sz w:val="17"/>
+              </w:rPr>
+              <w:t>$3.38</w:t>
+            </w:r>
+          </w:p>
+        </w:tc>
+      </w:tr>
+      <w:tr>
+        <w:trPr>
+          <w:cantSplit/>
+        </w:trPr>
+        <w:tc>
+          <w:tcPr>
+            <w:tcW w:type="dxa" w:w="2400"/>
+            <w:tcMar>
+              <w:top w:w="80" w:type="dxa"/>
+              <w:start w:w="120" w:type="dxa"/>
+              <w:bottom w:w="80" w:type="dxa"/>
+              <w:end w:w="120" w:type="dxa"/>
+            </w:tcMar>
+            <w:vAlign w:val="center"/>
+          </w:tcPr>
+          <w:p>
+            <w:pPr>
+              <w:keepLines/>
+              <w:spacing w:before="0" w:after="0" w:line="252" w:lineRule="auto"/>
+              <w:jc w:val="left"/>
+            </w:pPr>
+            <w:r/>
+            <w:r>
+              <w:rPr>
+                <w:rFonts w:ascii="Calibri" w:hAnsi="Calibri"/>
+                <w:b w:val="0"/>
+                <w:color w:val="000000"/>
+                <w:sz w:val="17"/>
+              </w:rPr>
+              <w:t>Winston</w:t>
+            </w:r>
+          </w:p>
+        </w:tc>
+        <w:tc>
+          <w:tcPr>
+            <w:tcW w:type="dxa" w:w="1700"/>
+            <w:tcMar>
+              <w:top w:w="80" w:type="dxa"/>
+              <w:start w:w="120" w:type="dxa"/>
+              <w:bottom w:w="80" w:type="dxa"/>
+              <w:end w:w="120" w:type="dxa"/>
+            </w:tcMar>
+            <w:vAlign w:val="center"/>
+          </w:tcPr>
+          <w:p>
+            <w:pPr>
+              <w:keepLines/>
+              <w:spacing w:before="0" w:after="0" w:line="252" w:lineRule="auto"/>
+              <w:jc w:val="left"/>
+            </w:pPr>
+            <w:r/>
+            <w:r>
+              <w:rPr>
+                <w:rFonts w:ascii="Calibri" w:hAnsi="Calibri"/>
+                <w:b w:val="0"/>
+                <w:color w:val="000000"/>
+                <w:sz w:val="17"/>
+              </w:rPr>
+              <w:t>22.2%</w:t>
+            </w:r>
+          </w:p>
+        </w:tc>
+        <w:tc>
+          <w:tcPr>
+            <w:tcW w:type="dxa" w:w="1700"/>
+            <w:tcMar>
+              <w:top w:w="80" w:type="dxa"/>
+              <w:start w:w="120" w:type="dxa"/>
+              <w:bottom w:w="80" w:type="dxa"/>
+              <w:end w:w="120" w:type="dxa"/>
+            </w:tcMar>
+            <w:vAlign w:val="center"/>
+          </w:tcPr>
+          <w:p>
+            <w:pPr>
+              <w:keepLines/>
+              <w:spacing w:before="0" w:after="0" w:line="252" w:lineRule="auto"/>
+              <w:jc w:val="left"/>
+            </w:pPr>
+            <w:r/>
+            <w:r>
+              <w:rPr>
+                <w:rFonts w:ascii="Calibri" w:hAnsi="Calibri"/>
+                <w:b w:val="0"/>
+                <w:color w:val="000000"/>
+                <w:sz w:val="17"/>
+              </w:rPr>
+              <w:t>5,250</w:t>
+            </w:r>
+          </w:p>
+        </w:tc>
+        <w:tc>
+          <w:tcPr>
+            <w:tcW w:type="dxa" w:w="1700"/>
+            <w:tcMar>
+              <w:top w:w="80" w:type="dxa"/>
+              <w:start w:w="120" w:type="dxa"/>
+              <w:bottom w:w="80" w:type="dxa"/>
+              <w:end w:w="120" w:type="dxa"/>
+            </w:tcMar>
+            <w:vAlign w:val="center"/>
+          </w:tcPr>
+          <w:p>
+            <w:pPr>
+              <w:keepLines/>
+              <w:spacing w:before="0" w:after="0" w:line="252" w:lineRule="auto"/>
+              <w:jc w:val="left"/>
+            </w:pPr>
+            <w:r/>
+            <w:r>
+              <w:rPr>
+                <w:rFonts w:ascii="Calibri" w:hAnsi="Calibri"/>
+                <w:b w:val="0"/>
+                <w:color w:val="000000"/>
+                <w:sz w:val="17"/>
+              </w:rPr>
+              <w:t>29.3%</w:t>
+            </w:r>
+          </w:p>
+        </w:tc>
+        <w:tc>
+          <w:tcPr>
+            <w:tcW w:type="dxa" w:w="1860"/>
+            <w:tcMar>
+              <w:top w:w="80" w:type="dxa"/>
+              <w:start w:w="120" w:type="dxa"/>
+              <w:bottom w:w="80" w:type="dxa"/>
+              <w:end w:w="120" w:type="dxa"/>
+            </w:tcMar>
+            <w:vAlign w:val="center"/>
+          </w:tcPr>
+          <w:p>
+            <w:pPr>
+              <w:keepLines/>
+              <w:spacing w:before="0" w:after="0" w:line="252" w:lineRule="auto"/>
+              <w:jc w:val="left"/>
+            </w:pPr>
+            <w:r/>
+            <w:r>
+              <w:rPr>
+                <w:rFonts w:ascii="Calibri" w:hAnsi="Calibri"/>
+                <w:b w:val="0"/>
+                <w:color w:val="000000"/>
+                <w:sz w:val="17"/>
+              </w:rPr>
+              <w:t>$3.33</w:t>
+            </w:r>
+          </w:p>
+        </w:tc>
+      </w:tr>
+      <w:tr>
+        <w:trPr>
+          <w:cantSplit/>
+        </w:trPr>
+        <w:tc>
+          <w:tcPr>
+            <w:tcW w:type="dxa" w:w="2400"/>
+            <w:tcMar>
+              <w:top w:w="80" w:type="dxa"/>
+              <w:start w:w="120" w:type="dxa"/>
+              <w:bottom w:w="80" w:type="dxa"/>
+              <w:end w:w="120" w:type="dxa"/>
+            </w:tcMar>
+            <w:vAlign w:val="center"/>
+          </w:tcPr>
+          <w:p>
+            <w:pPr>
+              <w:keepLines/>
+              <w:spacing w:before="0" w:after="0" w:line="252" w:lineRule="auto"/>
+              <w:jc w:val="left"/>
+            </w:pPr>
+            <w:r/>
+            <w:r>
+              <w:rPr>
+                <w:rFonts w:ascii="Calibri" w:hAnsi="Calibri"/>
+                <w:b w:val="0"/>
+                <w:color w:val="000000"/>
+                <w:sz w:val="17"/>
+              </w:rPr>
+              <w:t>DeKalb</w:t>
+            </w:r>
+          </w:p>
+        </w:tc>
+        <w:tc>
+          <w:tcPr>
+            <w:tcW w:type="dxa" w:w="1700"/>
+            <w:tcMar>
+              <w:top w:w="80" w:type="dxa"/>
+              <w:start w:w="120" w:type="dxa"/>
+              <w:bottom w:w="80" w:type="dxa"/>
+              <w:end w:w="120" w:type="dxa"/>
+            </w:tcMar>
+            <w:vAlign w:val="center"/>
+          </w:tcPr>
+          <w:p>
+            <w:pPr>
+              <w:keepLines/>
+              <w:spacing w:before="0" w:after="0" w:line="252" w:lineRule="auto"/>
+              <w:jc w:val="left"/>
+            </w:pPr>
+            <w:r/>
+            <w:r>
+              <w:rPr>
+                <w:rFonts w:ascii="Calibri" w:hAnsi="Calibri"/>
+                <w:b w:val="0"/>
+                <w:color w:val="000000"/>
+                <w:sz w:val="17"/>
+              </w:rPr>
+              <w:t>21.8%</w:t>
+            </w:r>
+          </w:p>
+        </w:tc>
+        <w:tc>
+          <w:tcPr>
+            <w:tcW w:type="dxa" w:w="1700"/>
+            <w:tcMar>
+              <w:top w:w="80" w:type="dxa"/>
+              <w:start w:w="120" w:type="dxa"/>
+              <w:bottom w:w="80" w:type="dxa"/>
+              <w:end w:w="120" w:type="dxa"/>
+            </w:tcMar>
+            <w:vAlign w:val="center"/>
+          </w:tcPr>
+          <w:p>
+            <w:pPr>
+              <w:keepLines/>
+              <w:spacing w:before="0" w:after="0" w:line="252" w:lineRule="auto"/>
+              <w:jc w:val="left"/>
+            </w:pPr>
+            <w:r/>
+            <w:r>
+              <w:rPr>
+                <w:rFonts w:ascii="Calibri" w:hAnsi="Calibri"/>
+                <w:b w:val="0"/>
+                <w:color w:val="000000"/>
+                <w:sz w:val="17"/>
+              </w:rPr>
+              <w:t>15,740</w:t>
+            </w:r>
+          </w:p>
+        </w:tc>
+        <w:tc>
+          <w:tcPr>
+            <w:tcW w:type="dxa" w:w="1700"/>
+            <w:tcMar>
+              <w:top w:w="80" w:type="dxa"/>
+              <w:start w:w="120" w:type="dxa"/>
+              <w:bottom w:w="80" w:type="dxa"/>
+              <w:end w:w="120" w:type="dxa"/>
+            </w:tcMar>
+            <w:vAlign w:val="center"/>
+          </w:tcPr>
+          <w:p>
+            <w:pPr>
+              <w:keepLines/>
+              <w:spacing w:before="0" w:after="0" w:line="252" w:lineRule="auto"/>
+              <w:jc w:val="left"/>
+            </w:pPr>
+            <w:r/>
+            <w:r>
+              <w:rPr>
+                <w:rFonts w:ascii="Calibri" w:hAnsi="Calibri"/>
+                <w:b w:val="0"/>
+                <w:color w:val="000000"/>
+                <w:sz w:val="17"/>
+              </w:rPr>
+              <w:t>26.6%</w:t>
+            </w:r>
+          </w:p>
+        </w:tc>
+        <w:tc>
+          <w:tcPr>
+            <w:tcW w:type="dxa" w:w="1860"/>
+            <w:tcMar>
+              <w:top w:w="80" w:type="dxa"/>
+              <w:start w:w="120" w:type="dxa"/>
+              <w:bottom w:w="80" w:type="dxa"/>
+              <w:end w:w="120" w:type="dxa"/>
+            </w:tcMar>
+            <w:vAlign w:val="center"/>
+          </w:tcPr>
+          <w:p>
+            <w:pPr>
+              <w:keepLines/>
+              <w:spacing w:before="0" w:after="0" w:line="252" w:lineRule="auto"/>
+              <w:jc w:val="left"/>
+            </w:pPr>
+            <w:r/>
+            <w:r>
+              <w:rPr>
+                <w:rFonts w:ascii="Calibri" w:hAnsi="Calibri"/>
+                <w:b w:val="0"/>
+                <w:color w:val="000000"/>
+                <w:sz w:val="17"/>
+              </w:rPr>
+              <w:t>$3.53</w:t>
+            </w:r>
+          </w:p>
+        </w:tc>
+      </w:tr>
+      <w:tr>
+        <w:trPr>
+          <w:cantSplit/>
+        </w:trPr>
+        <w:tc>
+          <w:tcPr>
+            <w:tcW w:type="dxa" w:w="2400"/>
+            <w:tcMar>
+              <w:top w:w="80" w:type="dxa"/>
+              <w:start w:w="120" w:type="dxa"/>
+              <w:bottom w:w="80" w:type="dxa"/>
+              <w:end w:w="120" w:type="dxa"/>
+            </w:tcMar>
+            <w:vAlign w:val="center"/>
+          </w:tcPr>
+          <w:p>
+            <w:pPr>
+              <w:keepLines/>
+              <w:spacing w:before="0" w:after="0" w:line="252" w:lineRule="auto"/>
+              <w:jc w:val="left"/>
+            </w:pPr>
+            <w:r/>
+            <w:r>
+              <w:rPr>
+                <w:rFonts w:ascii="Calibri" w:hAnsi="Calibri"/>
+                <w:b w:val="0"/>
+                <w:color w:val="000000"/>
+                <w:sz w:val="17"/>
+              </w:rPr>
+              <w:t>Franklin</w:t>
+            </w:r>
+          </w:p>
+        </w:tc>
+        <w:tc>
+          <w:tcPr>
+            <w:tcW w:type="dxa" w:w="1700"/>
+            <w:tcMar>
+              <w:top w:w="80" w:type="dxa"/>
+              <w:start w:w="120" w:type="dxa"/>
+              <w:bottom w:w="80" w:type="dxa"/>
+              <w:end w:w="120" w:type="dxa"/>
+            </w:tcMar>
+            <w:vAlign w:val="center"/>
+          </w:tcPr>
+          <w:p>
+            <w:pPr>
+              <w:keepLines/>
+              <w:spacing w:before="0" w:after="0" w:line="252" w:lineRule="auto"/>
+              <w:jc w:val="left"/>
+            </w:pPr>
+            <w:r/>
+            <w:r>
+              <w:rPr>
+                <w:rFonts w:ascii="Calibri" w:hAnsi="Calibri"/>
+                <w:b w:val="0"/>
+                <w:color w:val="000000"/>
+                <w:sz w:val="17"/>
+              </w:rPr>
+              <w:t>21.7%</w:t>
+            </w:r>
+          </w:p>
+        </w:tc>
+        <w:tc>
+          <w:tcPr>
+            <w:tcW w:type="dxa" w:w="1700"/>
+            <w:tcMar>
+              <w:top w:w="80" w:type="dxa"/>
+              <w:start w:w="120" w:type="dxa"/>
+              <w:bottom w:w="80" w:type="dxa"/>
+              <w:end w:w="120" w:type="dxa"/>
+            </w:tcMar>
+            <w:vAlign w:val="center"/>
+          </w:tcPr>
+          <w:p>
+            <w:pPr>
+              <w:keepLines/>
+              <w:spacing w:before="0" w:after="0" w:line="252" w:lineRule="auto"/>
+              <w:jc w:val="left"/>
+            </w:pPr>
+            <w:r/>
+            <w:r>
+              <w:rPr>
+                <w:rFonts w:ascii="Calibri" w:hAnsi="Calibri"/>
+                <w:b w:val="0"/>
+                <w:color w:val="000000"/>
+                <w:sz w:val="17"/>
+              </w:rPr>
+              <w:t>6,940</w:t>
+            </w:r>
+          </w:p>
+        </w:tc>
+        <w:tc>
+          <w:tcPr>
+            <w:tcW w:type="dxa" w:w="1700"/>
+            <w:tcMar>
+              <w:top w:w="80" w:type="dxa"/>
+              <w:start w:w="120" w:type="dxa"/>
+              <w:bottom w:w="80" w:type="dxa"/>
+              <w:end w:w="120" w:type="dxa"/>
+            </w:tcMar>
+            <w:vAlign w:val="center"/>
+          </w:tcPr>
+          <w:p>
+            <w:pPr>
+              <w:keepLines/>
+              <w:spacing w:before="0" w:after="0" w:line="252" w:lineRule="auto"/>
+              <w:jc w:val="left"/>
+            </w:pPr>
+            <w:r/>
+            <w:r>
+              <w:rPr>
+                <w:rFonts w:ascii="Calibri" w:hAnsi="Calibri"/>
+                <w:b w:val="0"/>
+                <w:color w:val="000000"/>
+                <w:sz w:val="17"/>
+              </w:rPr>
+              <w:t>26.6%</w:t>
+            </w:r>
+          </w:p>
+        </w:tc>
+        <w:tc>
+          <w:tcPr>
+            <w:tcW w:type="dxa" w:w="1860"/>
+            <w:tcMar>
+              <w:top w:w="80" w:type="dxa"/>
+              <w:start w:w="120" w:type="dxa"/>
+              <w:bottom w:w="80" w:type="dxa"/>
+              <w:end w:w="120" w:type="dxa"/>
+            </w:tcMar>
+            <w:vAlign w:val="center"/>
+          </w:tcPr>
+          <w:p>
+            <w:pPr>
+              <w:keepLines/>
+              <w:spacing w:before="0" w:after="0" w:line="252" w:lineRule="auto"/>
+              <w:jc w:val="left"/>
+            </w:pPr>
+            <w:r/>
+            <w:r>
+              <w:rPr>
+                <w:rFonts w:ascii="Calibri" w:hAnsi="Calibri"/>
+                <w:b w:val="0"/>
+                <w:color w:val="000000"/>
+                <w:sz w:val="17"/>
+              </w:rPr>
+              <w:t>$3.33</w:t>
+            </w:r>
+          </w:p>
+        </w:tc>
+      </w:tr>
+      <w:tr>
+        <w:trPr>
+          <w:cantSplit/>
+        </w:trPr>
+        <w:tc>
+          <w:tcPr>
+            <w:tcW w:type="dxa" w:w="2400"/>
+            <w:tcMar>
+              <w:top w:w="80" w:type="dxa"/>
+              <w:start w:w="120" w:type="dxa"/>
+              <w:bottom w:w="80" w:type="dxa"/>
+              <w:end w:w="120" w:type="dxa"/>
+            </w:tcMar>
+            <w:vAlign w:val="center"/>
+          </w:tcPr>
+          <w:p>
+            <w:pPr>
+              <w:keepLines/>
+              <w:spacing w:before="0" w:after="0" w:line="252" w:lineRule="auto"/>
+              <w:jc w:val="left"/>
+            </w:pPr>
+            <w:r/>
+            <w:r>
+              <w:rPr>
+                <w:rFonts w:ascii="Calibri" w:hAnsi="Calibri"/>
+                <w:b w:val="0"/>
+                <w:color w:val="000000"/>
+                <w:sz w:val="17"/>
+              </w:rPr>
+              <w:t>Dale</w:t>
+            </w:r>
+          </w:p>
+        </w:tc>
+        <w:tc>
+          <w:tcPr>
+            <w:tcW w:type="dxa" w:w="1700"/>
+            <w:tcMar>
+              <w:top w:w="80" w:type="dxa"/>
+              <w:start w:w="120" w:type="dxa"/>
+              <w:bottom w:w="80" w:type="dxa"/>
+              <w:end w:w="120" w:type="dxa"/>
+            </w:tcMar>
+            <w:vAlign w:val="center"/>
+          </w:tcPr>
+          <w:p>
+            <w:pPr>
+              <w:keepLines/>
+              <w:spacing w:before="0" w:after="0" w:line="252" w:lineRule="auto"/>
+              <w:jc w:val="left"/>
+            </w:pPr>
+            <w:r/>
+            <w:r>
+              <w:rPr>
+                <w:rFonts w:ascii="Calibri" w:hAnsi="Calibri"/>
+                <w:b w:val="0"/>
+                <w:color w:val="000000"/>
+                <w:sz w:val="17"/>
+              </w:rPr>
+              <w:t>21.3%</w:t>
+            </w:r>
+          </w:p>
+        </w:tc>
+        <w:tc>
+          <w:tcPr>
+            <w:tcW w:type="dxa" w:w="1700"/>
+            <w:tcMar>
+              <w:top w:w="80" w:type="dxa"/>
+              <w:start w:w="120" w:type="dxa"/>
+              <w:bottom w:w="80" w:type="dxa"/>
+              <w:end w:w="120" w:type="dxa"/>
+            </w:tcMar>
+            <w:vAlign w:val="center"/>
+          </w:tcPr>
+          <w:p>
+            <w:pPr>
+              <w:keepLines/>
+              <w:spacing w:before="0" w:after="0" w:line="252" w:lineRule="auto"/>
+              <w:jc w:val="left"/>
+            </w:pPr>
+            <w:r/>
+            <w:r>
+              <w:rPr>
+                <w:rFonts w:ascii="Calibri" w:hAnsi="Calibri"/>
+                <w:b w:val="0"/>
+                <w:color w:val="000000"/>
+                <w:sz w:val="17"/>
+              </w:rPr>
+              <w:t>10,590</w:t>
+            </w:r>
+          </w:p>
+        </w:tc>
+        <w:tc>
+          <w:tcPr>
+            <w:tcW w:type="dxa" w:w="1700"/>
+            <w:tcMar>
+              <w:top w:w="80" w:type="dxa"/>
+              <w:start w:w="120" w:type="dxa"/>
+              <w:bottom w:w="80" w:type="dxa"/>
+              <w:end w:w="120" w:type="dxa"/>
+            </w:tcMar>
+            <w:vAlign w:val="center"/>
+          </w:tcPr>
+          <w:p>
+            <w:pPr>
+              <w:keepLines/>
+              <w:spacing w:before="0" w:after="0" w:line="252" w:lineRule="auto"/>
+              <w:jc w:val="left"/>
+            </w:pPr>
+            <w:r/>
+            <w:r>
+              <w:rPr>
+                <w:rFonts w:ascii="Calibri" w:hAnsi="Calibri"/>
+                <w:b w:val="0"/>
+                <w:color w:val="000000"/>
+                <w:sz w:val="17"/>
+              </w:rPr>
+              <w:t>32.3%</w:t>
+            </w:r>
+          </w:p>
+        </w:tc>
+        <w:tc>
+          <w:tcPr>
+            <w:tcW w:type="dxa" w:w="1860"/>
+            <w:tcMar>
+              <w:top w:w="80" w:type="dxa"/>
+              <w:start w:w="120" w:type="dxa"/>
+              <w:bottom w:w="80" w:type="dxa"/>
+              <w:end w:w="120" w:type="dxa"/>
+            </w:tcMar>
+            <w:vAlign w:val="center"/>
+          </w:tcPr>
+          <w:p>
+            <w:pPr>
+              <w:keepLines/>
+              <w:spacing w:before="0" w:after="0" w:line="252" w:lineRule="auto"/>
+              <w:jc w:val="left"/>
+            </w:pPr>
+            <w:r/>
+            <w:r>
+              <w:rPr>
+                <w:rFonts w:ascii="Calibri" w:hAnsi="Calibri"/>
+                <w:b w:val="0"/>
+                <w:color w:val="000000"/>
+                <w:sz w:val="17"/>
+              </w:rPr>
+              <w:t>$3.53</w:t>
+            </w:r>
+          </w:p>
+        </w:tc>
+      </w:tr>
+      <w:tr>
+        <w:trPr>
+          <w:cantSplit/>
+        </w:trPr>
+        <w:tc>
+          <w:tcPr>
+            <w:tcW w:type="dxa" w:w="2400"/>
+            <w:tcMar>
+              <w:top w:w="80" w:type="dxa"/>
+              <w:start w:w="120" w:type="dxa"/>
+              <w:bottom w:w="80" w:type="dxa"/>
+              <w:end w:w="120" w:type="dxa"/>
+            </w:tcMar>
+            <w:vAlign w:val="center"/>
+          </w:tcPr>
+          <w:p>
+            <w:pPr>
+              <w:keepLines/>
+              <w:spacing w:before="0" w:after="0" w:line="252" w:lineRule="auto"/>
+              <w:jc w:val="left"/>
+            </w:pPr>
+            <w:r/>
+            <w:r>
+              <w:rPr>
+                <w:rFonts w:ascii="Calibri" w:hAnsi="Calibri"/>
+                <w:b w:val="0"/>
+                <w:color w:val="000000"/>
+                <w:sz w:val="17"/>
+              </w:rPr>
+              <w:t>Fayette</w:t>
+            </w:r>
+          </w:p>
+        </w:tc>
+        <w:tc>
+          <w:tcPr>
+            <w:tcW w:type="dxa" w:w="1700"/>
+            <w:tcMar>
+              <w:top w:w="80" w:type="dxa"/>
+              <w:start w:w="120" w:type="dxa"/>
+              <w:bottom w:w="80" w:type="dxa"/>
+              <w:end w:w="120" w:type="dxa"/>
+            </w:tcMar>
+            <w:vAlign w:val="center"/>
+          </w:tcPr>
+          <w:p>
+            <w:pPr>
+              <w:keepLines/>
+              <w:spacing w:before="0" w:after="0" w:line="252" w:lineRule="auto"/>
+              <w:jc w:val="left"/>
+            </w:pPr>
+            <w:r/>
+            <w:r>
+              <w:rPr>
+                <w:rFonts w:ascii="Calibri" w:hAnsi="Calibri"/>
+                <w:b w:val="0"/>
+                <w:color w:val="000000"/>
+                <w:sz w:val="17"/>
+              </w:rPr>
+              <w:t>21.3%</w:t>
+            </w:r>
+          </w:p>
+        </w:tc>
+        <w:tc>
+          <w:tcPr>
+            <w:tcW w:type="dxa" w:w="1700"/>
+            <w:tcMar>
+              <w:top w:w="80" w:type="dxa"/>
+              <w:start w:w="120" w:type="dxa"/>
+              <w:bottom w:w="80" w:type="dxa"/>
+              <w:end w:w="120" w:type="dxa"/>
+            </w:tcMar>
+            <w:vAlign w:val="center"/>
+          </w:tcPr>
+          <w:p>
+            <w:pPr>
+              <w:keepLines/>
+              <w:spacing w:before="0" w:after="0" w:line="252" w:lineRule="auto"/>
+              <w:jc w:val="left"/>
+            </w:pPr>
+            <w:r/>
+            <w:r>
+              <w:rPr>
+                <w:rFonts w:ascii="Calibri" w:hAnsi="Calibri"/>
+                <w:b w:val="0"/>
+                <w:color w:val="000000"/>
+                <w:sz w:val="17"/>
+              </w:rPr>
+              <w:t>3,420</w:t>
+            </w:r>
+          </w:p>
+        </w:tc>
+        <w:tc>
+          <w:tcPr>
+            <w:tcW w:type="dxa" w:w="1700"/>
+            <w:tcMar>
+              <w:top w:w="80" w:type="dxa"/>
+              <w:start w:w="120" w:type="dxa"/>
+              <w:bottom w:w="80" w:type="dxa"/>
+              <w:end w:w="120" w:type="dxa"/>
+            </w:tcMar>
+            <w:vAlign w:val="center"/>
+          </w:tcPr>
+          <w:p>
+            <w:pPr>
+              <w:keepLines/>
+              <w:spacing w:before="0" w:after="0" w:line="252" w:lineRule="auto"/>
+              <w:jc w:val="left"/>
+            </w:pPr>
+            <w:r/>
+            <w:r>
+              <w:rPr>
+                <w:rFonts w:ascii="Calibri" w:hAnsi="Calibri"/>
+                <w:b w:val="0"/>
+                <w:color w:val="000000"/>
+                <w:sz w:val="17"/>
+              </w:rPr>
+              <w:t>28.7%</w:t>
+            </w:r>
+          </w:p>
+        </w:tc>
+        <w:tc>
+          <w:tcPr>
+            <w:tcW w:type="dxa" w:w="1860"/>
+            <w:tcMar>
+              <w:top w:w="80" w:type="dxa"/>
+              <w:start w:w="120" w:type="dxa"/>
+              <w:bottom w:w="80" w:type="dxa"/>
+              <w:end w:w="120" w:type="dxa"/>
+            </w:tcMar>
+            <w:vAlign w:val="center"/>
+          </w:tcPr>
+          <w:p>
+            <w:pPr>
+              <w:keepLines/>
+              <w:spacing w:before="0" w:after="0" w:line="252" w:lineRule="auto"/>
+              <w:jc w:val="left"/>
+            </w:pPr>
+            <w:r/>
+            <w:r>
+              <w:rPr>
+                <w:rFonts w:ascii="Calibri" w:hAnsi="Calibri"/>
+                <w:b w:val="0"/>
+                <w:color w:val="000000"/>
+                <w:sz w:val="17"/>
+              </w:rPr>
+              <w:t>$3.38</w:t>
+            </w:r>
+          </w:p>
+        </w:tc>
+      </w:tr>
+      <w:tr>
+        <w:trPr>
+          <w:cantSplit/>
+        </w:trPr>
+        <w:tc>
+          <w:tcPr>
+            <w:tcW w:type="dxa" w:w="2400"/>
+            <w:tcMar>
+              <w:top w:w="80" w:type="dxa"/>
+              <w:start w:w="120" w:type="dxa"/>
+              <w:bottom w:w="80" w:type="dxa"/>
+              <w:end w:w="120" w:type="dxa"/>
+            </w:tcMar>
+            <w:vAlign w:val="center"/>
+          </w:tcPr>
+          <w:p>
+            <w:pPr>
+              <w:keepLines/>
+              <w:spacing w:before="0" w:after="0" w:line="252" w:lineRule="auto"/>
+              <w:jc w:val="left"/>
+            </w:pPr>
+            <w:r/>
+            <w:r>
+              <w:rPr>
+                <w:rFonts w:ascii="Calibri" w:hAnsi="Calibri"/>
+                <w:b w:val="0"/>
+                <w:color w:val="000000"/>
+                <w:sz w:val="17"/>
+              </w:rPr>
+              <w:t>Geneva</w:t>
+            </w:r>
+          </w:p>
+        </w:tc>
+        <w:tc>
+          <w:tcPr>
+            <w:tcW w:type="dxa" w:w="1700"/>
+            <w:tcMar>
+              <w:top w:w="80" w:type="dxa"/>
+              <w:start w:w="120" w:type="dxa"/>
+              <w:bottom w:w="80" w:type="dxa"/>
+              <w:end w:w="120" w:type="dxa"/>
+            </w:tcMar>
+            <w:vAlign w:val="center"/>
+          </w:tcPr>
+          <w:p>
+            <w:pPr>
+              <w:keepLines/>
+              <w:spacing w:before="0" w:after="0" w:line="252" w:lineRule="auto"/>
+              <w:jc w:val="left"/>
+            </w:pPr>
+            <w:r/>
+            <w:r>
+              <w:rPr>
+                <w:rFonts w:ascii="Calibri" w:hAnsi="Calibri"/>
+                <w:b w:val="0"/>
+                <w:color w:val="000000"/>
+                <w:sz w:val="17"/>
+              </w:rPr>
+              <w:t>21.3%</w:t>
+            </w:r>
+          </w:p>
+        </w:tc>
+        <w:tc>
+          <w:tcPr>
+            <w:tcW w:type="dxa" w:w="1700"/>
+            <w:tcMar>
+              <w:top w:w="80" w:type="dxa"/>
+              <w:start w:w="120" w:type="dxa"/>
+              <w:bottom w:w="80" w:type="dxa"/>
+              <w:end w:w="120" w:type="dxa"/>
+            </w:tcMar>
+            <w:vAlign w:val="center"/>
+          </w:tcPr>
+          <w:p>
+            <w:pPr>
+              <w:keepLines/>
+              <w:spacing w:before="0" w:after="0" w:line="252" w:lineRule="auto"/>
+              <w:jc w:val="left"/>
+            </w:pPr>
+            <w:r/>
+            <w:r>
+              <w:rPr>
+                <w:rFonts w:ascii="Calibri" w:hAnsi="Calibri"/>
+                <w:b w:val="0"/>
+                <w:color w:val="000000"/>
+                <w:sz w:val="17"/>
+              </w:rPr>
+              <w:t>5,730</w:t>
+            </w:r>
+          </w:p>
+        </w:tc>
+        <w:tc>
+          <w:tcPr>
+            <w:tcW w:type="dxa" w:w="1700"/>
+            <w:tcMar>
+              <w:top w:w="80" w:type="dxa"/>
+              <w:start w:w="120" w:type="dxa"/>
+              <w:bottom w:w="80" w:type="dxa"/>
+              <w:end w:w="120" w:type="dxa"/>
+            </w:tcMar>
+            <w:vAlign w:val="center"/>
+          </w:tcPr>
+          <w:p>
+            <w:pPr>
+              <w:keepLines/>
+              <w:spacing w:before="0" w:after="0" w:line="252" w:lineRule="auto"/>
+              <w:jc w:val="left"/>
+            </w:pPr>
+            <w:r/>
+            <w:r>
+              <w:rPr>
+                <w:rFonts w:ascii="Calibri" w:hAnsi="Calibri"/>
+                <w:b w:val="0"/>
+                <w:color w:val="000000"/>
+                <w:sz w:val="17"/>
+              </w:rPr>
+              <w:t>28.2%</w:t>
+            </w:r>
+          </w:p>
+        </w:tc>
+        <w:tc>
+          <w:tcPr>
+            <w:tcW w:type="dxa" w:w="1860"/>
+            <w:tcMar>
+              <w:top w:w="80" w:type="dxa"/>
+              <w:start w:w="120" w:type="dxa"/>
+              <w:bottom w:w="80" w:type="dxa"/>
+              <w:end w:w="120" w:type="dxa"/>
+            </w:tcMar>
+            <w:vAlign w:val="center"/>
+          </w:tcPr>
+          <w:p>
+            <w:pPr>
+              <w:keepLines/>
+              <w:spacing w:before="0" w:after="0" w:line="252" w:lineRule="auto"/>
+              <w:jc w:val="left"/>
+            </w:pPr>
+            <w:r/>
+            <w:r>
+              <w:rPr>
+                <w:rFonts w:ascii="Calibri" w:hAnsi="Calibri"/>
+                <w:b w:val="0"/>
+                <w:color w:val="000000"/>
+                <w:sz w:val="17"/>
+              </w:rPr>
+              <w:t>$3.80</w:t>
+            </w:r>
+          </w:p>
+        </w:tc>
+      </w:tr>
+      <w:tr>
+        <w:trPr>
+          <w:cantSplit/>
+        </w:trPr>
+        <w:tc>
+          <w:tcPr>
+            <w:tcW w:type="dxa" w:w="2400"/>
+            <w:tcMar>
+              <w:top w:w="80" w:type="dxa"/>
+              <w:start w:w="120" w:type="dxa"/>
+              <w:bottom w:w="80" w:type="dxa"/>
+              <w:end w:w="120" w:type="dxa"/>
+            </w:tcMar>
+            <w:vAlign w:val="center"/>
+          </w:tcPr>
+          <w:p>
+            <w:pPr>
+              <w:keepLines/>
+              <w:spacing w:before="0" w:after="0" w:line="252" w:lineRule="auto"/>
+              <w:jc w:val="left"/>
+            </w:pPr>
+            <w:r/>
+            <w:r>
+              <w:rPr>
+                <w:rFonts w:ascii="Calibri" w:hAnsi="Calibri"/>
+                <w:b w:val="0"/>
+                <w:color w:val="000000"/>
+                <w:sz w:val="17"/>
+              </w:rPr>
+              <w:t>Jackson</w:t>
+            </w:r>
+          </w:p>
+        </w:tc>
+        <w:tc>
+          <w:tcPr>
+            <w:tcW w:type="dxa" w:w="1700"/>
+            <w:tcMar>
+              <w:top w:w="80" w:type="dxa"/>
+              <w:start w:w="120" w:type="dxa"/>
+              <w:bottom w:w="80" w:type="dxa"/>
+              <w:end w:w="120" w:type="dxa"/>
+            </w:tcMar>
+            <w:vAlign w:val="center"/>
+          </w:tcPr>
+          <w:p>
+            <w:pPr>
+              <w:keepLines/>
+              <w:spacing w:before="0" w:after="0" w:line="252" w:lineRule="auto"/>
+              <w:jc w:val="left"/>
+            </w:pPr>
+            <w:r/>
+            <w:r>
+              <w:rPr>
+                <w:rFonts w:ascii="Calibri" w:hAnsi="Calibri"/>
+                <w:b w:val="0"/>
+                <w:color w:val="000000"/>
+                <w:sz w:val="17"/>
+              </w:rPr>
+              <w:t>21.3%</w:t>
+            </w:r>
+          </w:p>
+        </w:tc>
+        <w:tc>
+          <w:tcPr>
+            <w:tcW w:type="dxa" w:w="1700"/>
+            <w:tcMar>
+              <w:top w:w="80" w:type="dxa"/>
+              <w:start w:w="120" w:type="dxa"/>
+              <w:bottom w:w="80" w:type="dxa"/>
+              <w:end w:w="120" w:type="dxa"/>
+            </w:tcMar>
+            <w:vAlign w:val="center"/>
+          </w:tcPr>
+          <w:p>
+            <w:pPr>
+              <w:keepLines/>
+              <w:spacing w:before="0" w:after="0" w:line="252" w:lineRule="auto"/>
+              <w:jc w:val="left"/>
+            </w:pPr>
+            <w:r/>
+            <w:r>
+              <w:rPr>
+                <w:rFonts w:ascii="Calibri" w:hAnsi="Calibri"/>
+                <w:b w:val="0"/>
+                <w:color w:val="000000"/>
+                <w:sz w:val="17"/>
+              </w:rPr>
+              <w:t>11,320</w:t>
+            </w:r>
+          </w:p>
+        </w:tc>
+        <w:tc>
+          <w:tcPr>
+            <w:tcW w:type="dxa" w:w="1700"/>
+            <w:tcMar>
+              <w:top w:w="80" w:type="dxa"/>
+              <w:start w:w="120" w:type="dxa"/>
+              <w:bottom w:w="80" w:type="dxa"/>
+              <w:end w:w="120" w:type="dxa"/>
+            </w:tcMar>
+            <w:vAlign w:val="center"/>
+          </w:tcPr>
+          <w:p>
+            <w:pPr>
+              <w:keepLines/>
+              <w:spacing w:before="0" w:after="0" w:line="252" w:lineRule="auto"/>
+              <w:jc w:val="left"/>
+            </w:pPr>
+            <w:r/>
+            <w:r>
+              <w:rPr>
+                <w:rFonts w:ascii="Calibri" w:hAnsi="Calibri"/>
+                <w:b w:val="0"/>
+                <w:color w:val="000000"/>
+                <w:sz w:val="17"/>
+              </w:rPr>
+              <w:t>27.1%</w:t>
+            </w:r>
+          </w:p>
+        </w:tc>
+        <w:tc>
+          <w:tcPr>
+            <w:tcW w:type="dxa" w:w="1860"/>
+            <w:tcMar>
+              <w:top w:w="80" w:type="dxa"/>
+              <w:start w:w="120" w:type="dxa"/>
+              <w:bottom w:w="80" w:type="dxa"/>
+              <w:end w:w="120" w:type="dxa"/>
+            </w:tcMar>
+            <w:vAlign w:val="center"/>
+          </w:tcPr>
+          <w:p>
+            <w:pPr>
+              <w:keepLines/>
+              <w:spacing w:before="0" w:after="0" w:line="252" w:lineRule="auto"/>
+              <w:jc w:val="left"/>
+            </w:pPr>
+            <w:r/>
+            <w:r>
+              <w:rPr>
+                <w:rFonts w:ascii="Calibri" w:hAnsi="Calibri"/>
+                <w:b w:val="0"/>
+                <w:color w:val="000000"/>
+                <w:sz w:val="17"/>
+              </w:rPr>
+              <w:t>$3.66</w:t>
+            </w:r>
+          </w:p>
+        </w:tc>
+      </w:tr>
+      <w:tr>
+        <w:trPr>
+          <w:cantSplit/>
+        </w:trPr>
+        <w:tc>
+          <w:tcPr>
+            <w:tcW w:type="dxa" w:w="2400"/>
+            <w:tcMar>
+              <w:top w:w="80" w:type="dxa"/>
+              <w:start w:w="120" w:type="dxa"/>
+              <w:bottom w:w="80" w:type="dxa"/>
+              <w:end w:w="120" w:type="dxa"/>
+            </w:tcMar>
+            <w:vAlign w:val="center"/>
+          </w:tcPr>
+          <w:p>
+            <w:pPr>
+              <w:keepLines/>
+              <w:spacing w:before="0" w:after="0" w:line="252" w:lineRule="auto"/>
+              <w:jc w:val="left"/>
+            </w:pPr>
+            <w:r/>
+            <w:r>
+              <w:rPr>
+                <w:rFonts w:ascii="Calibri" w:hAnsi="Calibri"/>
+                <w:b w:val="0"/>
+                <w:color w:val="000000"/>
+                <w:sz w:val="17"/>
+              </w:rPr>
+              <w:t>Walker</w:t>
+            </w:r>
+          </w:p>
+        </w:tc>
+        <w:tc>
+          <w:tcPr>
+            <w:tcW w:type="dxa" w:w="1700"/>
+            <w:tcMar>
+              <w:top w:w="80" w:type="dxa"/>
+              <w:start w:w="120" w:type="dxa"/>
+              <w:bottom w:w="80" w:type="dxa"/>
+              <w:end w:w="120" w:type="dxa"/>
+            </w:tcMar>
+            <w:vAlign w:val="center"/>
+          </w:tcPr>
+          <w:p>
+            <w:pPr>
+              <w:keepLines/>
+              <w:spacing w:before="0" w:after="0" w:line="252" w:lineRule="auto"/>
+              <w:jc w:val="left"/>
+            </w:pPr>
+            <w:r/>
+            <w:r>
+              <w:rPr>
+                <w:rFonts w:ascii="Calibri" w:hAnsi="Calibri"/>
+                <w:b w:val="0"/>
+                <w:color w:val="000000"/>
+                <w:sz w:val="17"/>
+              </w:rPr>
+              <w:t>21.3%</w:t>
+            </w:r>
+          </w:p>
+        </w:tc>
+        <w:tc>
+          <w:tcPr>
+            <w:tcW w:type="dxa" w:w="1700"/>
+            <w:tcMar>
+              <w:top w:w="80" w:type="dxa"/>
+              <w:start w:w="120" w:type="dxa"/>
+              <w:bottom w:w="80" w:type="dxa"/>
+              <w:end w:w="120" w:type="dxa"/>
+            </w:tcMar>
+            <w:vAlign w:val="center"/>
+          </w:tcPr>
+          <w:p>
+            <w:pPr>
+              <w:keepLines/>
+              <w:spacing w:before="0" w:after="0" w:line="252" w:lineRule="auto"/>
+              <w:jc w:val="left"/>
+            </w:pPr>
+            <w:r/>
+            <w:r>
+              <w:rPr>
+                <w:rFonts w:ascii="Calibri" w:hAnsi="Calibri"/>
+                <w:b w:val="0"/>
+                <w:color w:val="000000"/>
+                <w:sz w:val="17"/>
+              </w:rPr>
+              <w:t>13,810</w:t>
+            </w:r>
+          </w:p>
+        </w:tc>
+        <w:tc>
+          <w:tcPr>
+            <w:tcW w:type="dxa" w:w="1700"/>
+            <w:tcMar>
+              <w:top w:w="80" w:type="dxa"/>
+              <w:start w:w="120" w:type="dxa"/>
+              <w:bottom w:w="80" w:type="dxa"/>
+              <w:end w:w="120" w:type="dxa"/>
+            </w:tcMar>
+            <w:vAlign w:val="center"/>
+          </w:tcPr>
+          <w:p>
+            <w:pPr>
+              <w:keepLines/>
+              <w:spacing w:before="0" w:after="0" w:line="252" w:lineRule="auto"/>
+              <w:jc w:val="left"/>
+            </w:pPr>
+            <w:r/>
+            <w:r>
+              <w:rPr>
+                <w:rFonts w:ascii="Calibri" w:hAnsi="Calibri"/>
+                <w:b w:val="0"/>
+                <w:color w:val="000000"/>
+                <w:sz w:val="17"/>
+              </w:rPr>
+              <w:t>27.3%</w:t>
+            </w:r>
+          </w:p>
+        </w:tc>
+        <w:tc>
+          <w:tcPr>
+            <w:tcW w:type="dxa" w:w="1860"/>
+            <w:tcMar>
+              <w:top w:w="80" w:type="dxa"/>
+              <w:start w:w="120" w:type="dxa"/>
+              <w:bottom w:w="80" w:type="dxa"/>
+              <w:end w:w="120" w:type="dxa"/>
+            </w:tcMar>
+            <w:vAlign w:val="center"/>
+          </w:tcPr>
+          <w:p>
+            <w:pPr>
+              <w:keepLines/>
+              <w:spacing w:before="0" w:after="0" w:line="252" w:lineRule="auto"/>
+              <w:jc w:val="left"/>
+            </w:pPr>
+            <w:r/>
+            <w:r>
+              <w:rPr>
+                <w:rFonts w:ascii="Calibri" w:hAnsi="Calibri"/>
+                <w:b w:val="0"/>
+                <w:color w:val="000000"/>
+                <w:sz w:val="17"/>
+              </w:rPr>
+              <w:t>$3.51</w:t>
+            </w:r>
+          </w:p>
+        </w:tc>
+      </w:tr>
+    </w:tbl>
+    <w:p>
+      <w:pPr>
+        <w:keepLines/>
+        <w:numPr>
+          <w:ilvl w:val="0"/>
+          <w:numId w:val="10"/>
+        </w:numPr>
+        <w:spacing w:before="0" w:after="80" w:line="280" w:lineRule="auto"/>
+        <w:ind w:left="720" w:hanging="360"/>
+      </w:pPr>
+      <w:r>
+        <w:rPr>
+          <w:rFonts w:ascii="Calibri" w:hAnsi="Calibri"/>
+          <w:color w:val="000000"/>
+          <w:sz w:val="22"/>
+        </w:rPr>
+        <w:t>County overall rates range from 13.1% in Shelby County to 24.8% in Greene County; the county median is 19.0%.</w:t>
+      </w:r>
+    </w:p>
+    <w:p>
+      <w:pPr>
+        <w:keepLines/>
+        <w:numPr>
+          <w:ilvl w:val="0"/>
+          <w:numId w:val="10"/>
+        </w:numPr>
+        <w:spacing w:before="0" w:after="80" w:line="280" w:lineRule="auto"/>
+        <w:ind w:left="720" w:hanging="360"/>
+      </w:pPr>
+      <w:r>
+        <w:rPr>
+          <w:rFonts w:ascii="Calibri" w:hAnsi="Calibri"/>
+          <w:color w:val="000000"/>
+          <w:sz w:val="22"/>
+        </w:rPr>
+        <w:t>The highest modeled child rate is 39.6% in Greene County.</w:t>
+      </w:r>
+    </w:p>
+    <w:p>
+      <w:pPr>
+        <w:keepLines/>
+        <w:numPr>
+          <w:ilvl w:val="0"/>
+          <w:numId w:val="10"/>
+        </w:numPr>
+        <w:spacing w:before="0" w:after="80" w:line="280" w:lineRule="auto"/>
+        <w:ind w:left="720" w:hanging="360"/>
+      </w:pPr>
+      <w:r>
+        <w:rPr>
+          <w:rFonts w:ascii="Calibri" w:hAnsi="Calibri"/>
+          <w:color w:val="000000"/>
+          <w:sz w:val="22"/>
+        </w:rPr>
+        <w:t>Market-basket values are imputed in 22 counties and should be interpreted cautiously.</w:t>
+      </w:r>
+    </w:p>
+    <w:p>
+      <w:pPr>
+        <w:keepLines/>
+        <w:numPr>
+          <w:ilvl w:val="0"/>
+          <w:numId w:val="10"/>
+        </w:numPr>
+        <w:spacing w:before="0" w:after="80" w:line="280" w:lineRule="auto"/>
+        <w:ind w:left="720" w:hanging="360"/>
+      </w:pPr>
+      <w:r>
+        <w:rPr>
+          <w:rFonts w:ascii="Calibri" w:hAnsi="Calibri"/>
+          <w:color w:val="000000"/>
+          <w:sz w:val="22"/>
+        </w:rPr>
+        <w:t>County food-insecure counts sum to 883,710, which is 35,450 below the state estimate. The difference is expected because Feeding America state estimates aggregate congressional-district results.</w:t>
+      </w:r>
+    </w:p>
+    <w:p>
+      <w:pPr>
+        <w:spacing w:before="120" w:after="200" w:line="264" w:lineRule="auto"/>
+        <w:ind w:left="173" w:right="173"/>
+        <w:shd w:fill="F4F6F9"/>
+        <w:pBdr>
+          <w:left w:val="single" w:sz="18" w:space="6" w:color="A94B45"/>
+        </w:pBdr>
+      </w:pPr>
+      <w:r>
+        <w:rPr>
+          <w:rFonts w:ascii="Calibri" w:hAnsi="Calibri"/>
+          <w:b/>
+          <w:color w:val="A94B45"/>
+          <w:sz w:val="22"/>
+        </w:rPr>
+        <w:t xml:space="preserve">KEEP SEPARATE: </w:t>
+      </w:r>
+      <w:r>
+        <w:rPr>
+          <w:rFonts w:ascii="Calibri" w:hAnsi="Calibri"/>
+          <w:color w:val="0B2545"/>
+          <w:sz w:val="22"/>
+        </w:rPr>
+        <w:t>Map the Meal Gap reports modeled individual estimates. USDA reports household survey estimates. SRAM reports tract retailer proximity. The report does not average, join, or combine these values into one score.</w:t>
+      </w:r>
+    </w:p>
+    <w:p>
+      <w:r>
+        <w:br w:type="page"/>
+      </w:r>
+    </w:p>
+    <w:p>
+      <w:pPr>
+        <w:pStyle w:val="Heading1"/>
+        <w:keepNext/>
+        <w:pageBreakBefore/>
+      </w:pPr>
+      <w:r>
+        <w:t>9. Subgroup access results</w:t>
       </w:r>
     </w:p>
     <w:p>
@@ -12710,7 +15536,7 @@
         <w:drawing>
           <wp:inline xmlns:a="http://schemas.openxmlformats.org/drawingml/2006/main" xmlns:pic="http://schemas.openxmlformats.org/drawingml/2006/picture">
             <wp:extent cx="5897880" cy="3538728"/>
-            <wp:docPr id="5" name="Picture 5" descr="Horizontal comparison of Alabama and United States retailer-access shares for the total population, low-income population, children, seniors, no-vehicle occupied housing units, and SNAP occupied housing units." title="Figure 5"/>
+            <wp:docPr id="6" name="Picture 6" descr="Horizontal comparison of Alabama and United States retailer-access shares for the total population, low-income population, children, seniors, no-vehicle occupied housing units, and SNAP occupied housing units." title="Figure 6"/>
             <wp:cNvGraphicFramePr>
               <a:graphicFrameLocks noChangeAspect="1"/>
             </wp:cNvGraphicFramePr>
@@ -12722,7 +15548,7 @@
                     <pic:cNvPicPr/>
                   </pic:nvPicPr>
                   <pic:blipFill>
-                    <a:blip r:embed="rId15"/>
+                    <a:blip r:embed="rId16"/>
                     <a:stretch>
                       <a:fillRect/>
                     </a:stretch>
@@ -12753,7 +15579,7 @@
           <w:color w:val="68778D"/>
           <w:sz w:val="18"/>
         </w:rPr>
-        <w:t>Figure 5. Primary-threshold retailer access by population or housing-unit subgroup.</w:t>
+        <w:t>Figure 6. Primary-threshold retailer access by population or housing-unit subgroup.</w:t>
       </w:r>
     </w:p>
     <w:tbl>
@@ -13709,7 +16535,7 @@
         <w:keepNext/>
       </w:pPr>
       <w:r>
-        <w:t>9. Sensitivity and sanity checks</w:t>
+        <w:t>10. Sensitivity and sanity checks</w:t>
       </w:r>
     </w:p>
     <w:p>
@@ -14343,7 +17169,7 @@
           <w:color w:val="0B2545"/>
           <w:sz w:val="22"/>
         </w:rPr>
-        <w:t>12 PASS  •  1 REVIEW  •  0 FAIL</w:t>
+        <w:t>17 PASS  •  2 REVIEW  •  0 FAIL</w:t>
       </w:r>
     </w:p>
     <w:tbl>
@@ -16068,6 +18894,732 @@
           </w:p>
         </w:tc>
       </w:tr>
+      <w:tr>
+        <w:trPr>
+          <w:cantSplit/>
+        </w:trPr>
+        <w:tc>
+          <w:tcPr>
+            <w:tcW w:type="dxa" w:w="1100"/>
+            <w:tcMar>
+              <w:top w:w="80" w:type="dxa"/>
+              <w:start w:w="120" w:type="dxa"/>
+              <w:bottom w:w="80" w:type="dxa"/>
+              <w:end w:w="120" w:type="dxa"/>
+            </w:tcMar>
+            <w:vAlign w:val="center"/>
+          </w:tcPr>
+          <w:p>
+            <w:pPr>
+              <w:keepLines/>
+              <w:spacing w:before="0" w:after="0" w:line="252" w:lineRule="auto"/>
+              <w:jc w:val="left"/>
+            </w:pPr>
+            <w:r/>
+            <w:r>
+              <w:rPr>
+                <w:rFonts w:ascii="Calibri" w:hAnsi="Calibri"/>
+                <w:b w:val="0"/>
+                <w:color w:val="000000"/>
+                <w:sz w:val="14"/>
+              </w:rPr>
+              <w:t>PASS</w:t>
+            </w:r>
+          </w:p>
+        </w:tc>
+        <w:tc>
+          <w:tcPr>
+            <w:tcW w:type="dxa" w:w="3100"/>
+            <w:tcMar>
+              <w:top w:w="80" w:type="dxa"/>
+              <w:start w:w="120" w:type="dxa"/>
+              <w:bottom w:w="80" w:type="dxa"/>
+              <w:end w:w="120" w:type="dxa"/>
+            </w:tcMar>
+            <w:vAlign w:val="center"/>
+          </w:tcPr>
+          <w:p>
+            <w:pPr>
+              <w:keepLines/>
+              <w:spacing w:before="0" w:after="0" w:line="252" w:lineRule="auto"/>
+              <w:jc w:val="left"/>
+            </w:pPr>
+            <w:r/>
+            <w:r>
+              <w:rPr>
+                <w:rFonts w:ascii="Calibri" w:hAnsi="Calibri"/>
+                <w:b w:val="0"/>
+                <w:color w:val="000000"/>
+                <w:sz w:val="14"/>
+              </w:rPr>
+              <w:t>Map the Meal Gap Alabama county rows</w:t>
+            </w:r>
+          </w:p>
+        </w:tc>
+        <w:tc>
+          <w:tcPr>
+            <w:tcW w:type="dxa" w:w="1500"/>
+            <w:tcMar>
+              <w:top w:w="80" w:type="dxa"/>
+              <w:start w:w="120" w:type="dxa"/>
+              <w:bottom w:w="80" w:type="dxa"/>
+              <w:end w:w="120" w:type="dxa"/>
+            </w:tcMar>
+            <w:vAlign w:val="center"/>
+          </w:tcPr>
+          <w:p>
+            <w:pPr>
+              <w:keepLines/>
+              <w:spacing w:before="0" w:after="0" w:line="252" w:lineRule="auto"/>
+              <w:jc w:val="left"/>
+            </w:pPr>
+            <w:r/>
+            <w:r>
+              <w:rPr>
+                <w:rFonts w:ascii="Calibri" w:hAnsi="Calibri"/>
+                <w:b w:val="0"/>
+                <w:color w:val="000000"/>
+                <w:sz w:val="14"/>
+              </w:rPr>
+              <w:t>67</w:t>
+            </w:r>
+          </w:p>
+        </w:tc>
+        <w:tc>
+          <w:tcPr>
+            <w:tcW w:type="dxa" w:w="3660"/>
+            <w:tcMar>
+              <w:top w:w="80" w:type="dxa"/>
+              <w:start w:w="120" w:type="dxa"/>
+              <w:bottom w:w="80" w:type="dxa"/>
+              <w:end w:w="120" w:type="dxa"/>
+            </w:tcMar>
+            <w:vAlign w:val="center"/>
+          </w:tcPr>
+          <w:p>
+            <w:pPr>
+              <w:keepLines/>
+              <w:spacing w:before="0" w:after="0" w:line="252" w:lineRule="auto"/>
+              <w:jc w:val="left"/>
+            </w:pPr>
+            <w:r/>
+            <w:r>
+              <w:rPr>
+                <w:rFonts w:ascii="Calibri" w:hAnsi="Calibri"/>
+                <w:b w:val="0"/>
+                <w:color w:val="000000"/>
+                <w:sz w:val="14"/>
+              </w:rPr>
+              <w:t>N/A</w:t>
+            </w:r>
+          </w:p>
+        </w:tc>
+      </w:tr>
+      <w:tr>
+        <w:trPr>
+          <w:cantSplit/>
+        </w:trPr>
+        <w:tc>
+          <w:tcPr>
+            <w:tcW w:type="dxa" w:w="1100"/>
+            <w:tcMar>
+              <w:top w:w="80" w:type="dxa"/>
+              <w:start w:w="120" w:type="dxa"/>
+              <w:bottom w:w="80" w:type="dxa"/>
+              <w:end w:w="120" w:type="dxa"/>
+            </w:tcMar>
+            <w:vAlign w:val="center"/>
+          </w:tcPr>
+          <w:p>
+            <w:pPr>
+              <w:keepLines/>
+              <w:spacing w:before="0" w:after="0" w:line="252" w:lineRule="auto"/>
+              <w:jc w:val="left"/>
+            </w:pPr>
+            <w:r/>
+            <w:r>
+              <w:rPr>
+                <w:rFonts w:ascii="Calibri" w:hAnsi="Calibri"/>
+                <w:b w:val="0"/>
+                <w:color w:val="000000"/>
+                <w:sz w:val="14"/>
+              </w:rPr>
+              <w:t>PASS</w:t>
+            </w:r>
+          </w:p>
+        </w:tc>
+        <w:tc>
+          <w:tcPr>
+            <w:tcW w:type="dxa" w:w="3100"/>
+            <w:tcMar>
+              <w:top w:w="80" w:type="dxa"/>
+              <w:start w:w="120" w:type="dxa"/>
+              <w:bottom w:w="80" w:type="dxa"/>
+              <w:end w:w="120" w:type="dxa"/>
+            </w:tcMar>
+            <w:vAlign w:val="center"/>
+          </w:tcPr>
+          <w:p>
+            <w:pPr>
+              <w:keepLines/>
+              <w:spacing w:before="0" w:after="0" w:line="252" w:lineRule="auto"/>
+              <w:jc w:val="left"/>
+            </w:pPr>
+            <w:r/>
+            <w:r>
+              <w:rPr>
+                <w:rFonts w:ascii="Calibri" w:hAnsi="Calibri"/>
+                <w:b w:val="0"/>
+                <w:color w:val="000000"/>
+                <w:sz w:val="14"/>
+              </w:rPr>
+              <w:t>Map the Meal Gap duplicate county FIPS</w:t>
+            </w:r>
+          </w:p>
+        </w:tc>
+        <w:tc>
+          <w:tcPr>
+            <w:tcW w:type="dxa" w:w="1500"/>
+            <w:tcMar>
+              <w:top w:w="80" w:type="dxa"/>
+              <w:start w:w="120" w:type="dxa"/>
+              <w:bottom w:w="80" w:type="dxa"/>
+              <w:end w:w="120" w:type="dxa"/>
+            </w:tcMar>
+            <w:vAlign w:val="center"/>
+          </w:tcPr>
+          <w:p>
+            <w:pPr>
+              <w:keepLines/>
+              <w:spacing w:before="0" w:after="0" w:line="252" w:lineRule="auto"/>
+              <w:jc w:val="left"/>
+            </w:pPr>
+            <w:r/>
+            <w:r>
+              <w:rPr>
+                <w:rFonts w:ascii="Calibri" w:hAnsi="Calibri"/>
+                <w:b w:val="0"/>
+                <w:color w:val="000000"/>
+                <w:sz w:val="14"/>
+              </w:rPr>
+              <w:t>0</w:t>
+            </w:r>
+          </w:p>
+        </w:tc>
+        <w:tc>
+          <w:tcPr>
+            <w:tcW w:type="dxa" w:w="3660"/>
+            <w:tcMar>
+              <w:top w:w="80" w:type="dxa"/>
+              <w:start w:w="120" w:type="dxa"/>
+              <w:bottom w:w="80" w:type="dxa"/>
+              <w:end w:w="120" w:type="dxa"/>
+            </w:tcMar>
+            <w:vAlign w:val="center"/>
+          </w:tcPr>
+          <w:p>
+            <w:pPr>
+              <w:keepLines/>
+              <w:spacing w:before="0" w:after="0" w:line="252" w:lineRule="auto"/>
+              <w:jc w:val="left"/>
+            </w:pPr>
+            <w:r/>
+            <w:r>
+              <w:rPr>
+                <w:rFonts w:ascii="Calibri" w:hAnsi="Calibri"/>
+                <w:b w:val="0"/>
+                <w:color w:val="000000"/>
+                <w:sz w:val="14"/>
+              </w:rPr>
+              <w:t>N/A</w:t>
+            </w:r>
+          </w:p>
+        </w:tc>
+      </w:tr>
+      <w:tr>
+        <w:trPr>
+          <w:cantSplit/>
+        </w:trPr>
+        <w:tc>
+          <w:tcPr>
+            <w:tcW w:type="dxa" w:w="1100"/>
+            <w:tcMar>
+              <w:top w:w="80" w:type="dxa"/>
+              <w:start w:w="120" w:type="dxa"/>
+              <w:bottom w:w="80" w:type="dxa"/>
+              <w:end w:w="120" w:type="dxa"/>
+            </w:tcMar>
+            <w:vAlign w:val="center"/>
+          </w:tcPr>
+          <w:p>
+            <w:pPr>
+              <w:keepLines/>
+              <w:spacing w:before="0" w:after="0" w:line="252" w:lineRule="auto"/>
+              <w:jc w:val="left"/>
+            </w:pPr>
+            <w:r/>
+            <w:r>
+              <w:rPr>
+                <w:rFonts w:ascii="Calibri" w:hAnsi="Calibri"/>
+                <w:b w:val="0"/>
+                <w:color w:val="000000"/>
+                <w:sz w:val="14"/>
+              </w:rPr>
+              <w:t>PASS</w:t>
+            </w:r>
+          </w:p>
+        </w:tc>
+        <w:tc>
+          <w:tcPr>
+            <w:tcW w:type="dxa" w:w="3100"/>
+            <w:tcMar>
+              <w:top w:w="80" w:type="dxa"/>
+              <w:start w:w="120" w:type="dxa"/>
+              <w:bottom w:w="80" w:type="dxa"/>
+              <w:end w:w="120" w:type="dxa"/>
+            </w:tcMar>
+            <w:vAlign w:val="center"/>
+          </w:tcPr>
+          <w:p>
+            <w:pPr>
+              <w:keepLines/>
+              <w:spacing w:before="0" w:after="0" w:line="252" w:lineRule="auto"/>
+              <w:jc w:val="left"/>
+            </w:pPr>
+            <w:r/>
+            <w:r>
+              <w:rPr>
+                <w:rFonts w:ascii="Calibri" w:hAnsi="Calibri"/>
+                <w:b w:val="0"/>
+                <w:color w:val="000000"/>
+                <w:sz w:val="14"/>
+              </w:rPr>
+              <w:t>Map the Meal Gap Alabama county FIPS format</w:t>
+            </w:r>
+          </w:p>
+        </w:tc>
+        <w:tc>
+          <w:tcPr>
+            <w:tcW w:type="dxa" w:w="1500"/>
+            <w:tcMar>
+              <w:top w:w="80" w:type="dxa"/>
+              <w:start w:w="120" w:type="dxa"/>
+              <w:bottom w:w="80" w:type="dxa"/>
+              <w:end w:w="120" w:type="dxa"/>
+            </w:tcMar>
+            <w:vAlign w:val="center"/>
+          </w:tcPr>
+          <w:p>
+            <w:pPr>
+              <w:keepLines/>
+              <w:spacing w:before="0" w:after="0" w:line="252" w:lineRule="auto"/>
+              <w:jc w:val="left"/>
+            </w:pPr>
+            <w:r/>
+            <w:r>
+              <w:rPr>
+                <w:rFonts w:ascii="Calibri" w:hAnsi="Calibri"/>
+                <w:b w:val="0"/>
+                <w:color w:val="000000"/>
+                <w:sz w:val="14"/>
+              </w:rPr>
+              <w:t>1</w:t>
+            </w:r>
+          </w:p>
+        </w:tc>
+        <w:tc>
+          <w:tcPr>
+            <w:tcW w:type="dxa" w:w="3660"/>
+            <w:tcMar>
+              <w:top w:w="80" w:type="dxa"/>
+              <w:start w:w="120" w:type="dxa"/>
+              <w:bottom w:w="80" w:type="dxa"/>
+              <w:end w:w="120" w:type="dxa"/>
+            </w:tcMar>
+            <w:vAlign w:val="center"/>
+          </w:tcPr>
+          <w:p>
+            <w:pPr>
+              <w:keepLines/>
+              <w:spacing w:before="0" w:after="0" w:line="252" w:lineRule="auto"/>
+              <w:jc w:val="left"/>
+            </w:pPr>
+            <w:r/>
+            <w:r>
+              <w:rPr>
+                <w:rFonts w:ascii="Calibri" w:hAnsi="Calibri"/>
+                <w:b w:val="0"/>
+                <w:color w:val="000000"/>
+                <w:sz w:val="14"/>
+              </w:rPr>
+              <w:t>N/A</w:t>
+            </w:r>
+          </w:p>
+        </w:tc>
+      </w:tr>
+      <w:tr>
+        <w:trPr>
+          <w:cantSplit/>
+        </w:trPr>
+        <w:tc>
+          <w:tcPr>
+            <w:tcW w:type="dxa" w:w="1100"/>
+            <w:tcMar>
+              <w:top w:w="80" w:type="dxa"/>
+              <w:start w:w="120" w:type="dxa"/>
+              <w:bottom w:w="80" w:type="dxa"/>
+              <w:end w:w="120" w:type="dxa"/>
+            </w:tcMar>
+            <w:vAlign w:val="center"/>
+          </w:tcPr>
+          <w:p>
+            <w:pPr>
+              <w:keepLines/>
+              <w:spacing w:before="0" w:after="0" w:line="252" w:lineRule="auto"/>
+              <w:jc w:val="left"/>
+            </w:pPr>
+            <w:r/>
+            <w:r>
+              <w:rPr>
+                <w:rFonts w:ascii="Calibri" w:hAnsi="Calibri"/>
+                <w:b w:val="0"/>
+                <w:color w:val="000000"/>
+                <w:sz w:val="14"/>
+              </w:rPr>
+              <w:t>PASS</w:t>
+            </w:r>
+          </w:p>
+        </w:tc>
+        <w:tc>
+          <w:tcPr>
+            <w:tcW w:type="dxa" w:w="3100"/>
+            <w:tcMar>
+              <w:top w:w="80" w:type="dxa"/>
+              <w:start w:w="120" w:type="dxa"/>
+              <w:bottom w:w="80" w:type="dxa"/>
+              <w:end w:w="120" w:type="dxa"/>
+            </w:tcMar>
+            <w:vAlign w:val="center"/>
+          </w:tcPr>
+          <w:p>
+            <w:pPr>
+              <w:keepLines/>
+              <w:spacing w:before="0" w:after="0" w:line="252" w:lineRule="auto"/>
+              <w:jc w:val="left"/>
+            </w:pPr>
+            <w:r/>
+            <w:r>
+              <w:rPr>
+                <w:rFonts w:ascii="Calibri" w:hAnsi="Calibri"/>
+                <w:b w:val="0"/>
+                <w:color w:val="000000"/>
+                <w:sz w:val="14"/>
+              </w:rPr>
+              <w:t>Map the Meal Gap county rates within 0 to 1</w:t>
+            </w:r>
+          </w:p>
+        </w:tc>
+        <w:tc>
+          <w:tcPr>
+            <w:tcW w:type="dxa" w:w="1500"/>
+            <w:tcMar>
+              <w:top w:w="80" w:type="dxa"/>
+              <w:start w:w="120" w:type="dxa"/>
+              <w:bottom w:w="80" w:type="dxa"/>
+              <w:end w:w="120" w:type="dxa"/>
+            </w:tcMar>
+            <w:vAlign w:val="center"/>
+          </w:tcPr>
+          <w:p>
+            <w:pPr>
+              <w:keepLines/>
+              <w:spacing w:before="0" w:after="0" w:line="252" w:lineRule="auto"/>
+              <w:jc w:val="left"/>
+            </w:pPr>
+            <w:r/>
+            <w:r>
+              <w:rPr>
+                <w:rFonts w:ascii="Calibri" w:hAnsi="Calibri"/>
+                <w:b w:val="0"/>
+                <w:color w:val="000000"/>
+                <w:sz w:val="14"/>
+              </w:rPr>
+              <w:t>1</w:t>
+            </w:r>
+          </w:p>
+        </w:tc>
+        <w:tc>
+          <w:tcPr>
+            <w:tcW w:type="dxa" w:w="3660"/>
+            <w:tcMar>
+              <w:top w:w="80" w:type="dxa"/>
+              <w:start w:w="120" w:type="dxa"/>
+              <w:bottom w:w="80" w:type="dxa"/>
+              <w:end w:w="120" w:type="dxa"/>
+            </w:tcMar>
+            <w:vAlign w:val="center"/>
+          </w:tcPr>
+          <w:p>
+            <w:pPr>
+              <w:keepLines/>
+              <w:spacing w:before="0" w:after="0" w:line="252" w:lineRule="auto"/>
+              <w:jc w:val="left"/>
+            </w:pPr>
+            <w:r/>
+            <w:r>
+              <w:rPr>
+                <w:rFonts w:ascii="Calibri" w:hAnsi="Calibri"/>
+                <w:b w:val="0"/>
+                <w:color w:val="000000"/>
+                <w:sz w:val="14"/>
+              </w:rPr>
+              <w:t>N/A</w:t>
+            </w:r>
+          </w:p>
+        </w:tc>
+      </w:tr>
+      <w:tr>
+        <w:trPr>
+          <w:cantSplit/>
+        </w:trPr>
+        <w:tc>
+          <w:tcPr>
+            <w:tcW w:type="dxa" w:w="1100"/>
+            <w:tcMar>
+              <w:top w:w="80" w:type="dxa"/>
+              <w:start w:w="120" w:type="dxa"/>
+              <w:bottom w:w="80" w:type="dxa"/>
+              <w:end w:w="120" w:type="dxa"/>
+            </w:tcMar>
+            <w:vAlign w:val="center"/>
+          </w:tcPr>
+          <w:p>
+            <w:pPr>
+              <w:keepLines/>
+              <w:spacing w:before="0" w:after="0" w:line="252" w:lineRule="auto"/>
+              <w:jc w:val="left"/>
+            </w:pPr>
+            <w:r/>
+            <w:r>
+              <w:rPr>
+                <w:rFonts w:ascii="Calibri" w:hAnsi="Calibri"/>
+                <w:b w:val="0"/>
+                <w:color w:val="000000"/>
+                <w:sz w:val="14"/>
+              </w:rPr>
+              <w:t>PASS</w:t>
+            </w:r>
+          </w:p>
+        </w:tc>
+        <w:tc>
+          <w:tcPr>
+            <w:tcW w:type="dxa" w:w="3100"/>
+            <w:tcMar>
+              <w:top w:w="80" w:type="dxa"/>
+              <w:start w:w="120" w:type="dxa"/>
+              <w:bottom w:w="80" w:type="dxa"/>
+              <w:end w:w="120" w:type="dxa"/>
+            </w:tcMar>
+            <w:vAlign w:val="center"/>
+          </w:tcPr>
+          <w:p>
+            <w:pPr>
+              <w:keepLines/>
+              <w:spacing w:before="0" w:after="0" w:line="252" w:lineRule="auto"/>
+              <w:jc w:val="left"/>
+            </w:pPr>
+            <w:r/>
+            <w:r>
+              <w:rPr>
+                <w:rFonts w:ascii="Calibri" w:hAnsi="Calibri"/>
+                <w:b w:val="0"/>
+                <w:color w:val="000000"/>
+                <w:sz w:val="14"/>
+              </w:rPr>
+              <w:t>Map the Meal Gap Alabama state benchmark</w:t>
+            </w:r>
+          </w:p>
+        </w:tc>
+        <w:tc>
+          <w:tcPr>
+            <w:tcW w:type="dxa" w:w="1500"/>
+            <w:tcMar>
+              <w:top w:w="80" w:type="dxa"/>
+              <w:start w:w="120" w:type="dxa"/>
+              <w:bottom w:w="80" w:type="dxa"/>
+              <w:end w:w="120" w:type="dxa"/>
+            </w:tcMar>
+            <w:vAlign w:val="center"/>
+          </w:tcPr>
+          <w:p>
+            <w:pPr>
+              <w:keepLines/>
+              <w:spacing w:before="0" w:after="0" w:line="252" w:lineRule="auto"/>
+              <w:jc w:val="left"/>
+            </w:pPr>
+            <w:r/>
+            <w:r>
+              <w:rPr>
+                <w:rFonts w:ascii="Calibri" w:hAnsi="Calibri"/>
+                <w:b w:val="0"/>
+                <w:color w:val="000000"/>
+                <w:sz w:val="14"/>
+              </w:rPr>
+              <w:t>1</w:t>
+            </w:r>
+          </w:p>
+        </w:tc>
+        <w:tc>
+          <w:tcPr>
+            <w:tcW w:type="dxa" w:w="3660"/>
+            <w:tcMar>
+              <w:top w:w="80" w:type="dxa"/>
+              <w:start w:w="120" w:type="dxa"/>
+              <w:bottom w:w="80" w:type="dxa"/>
+              <w:end w:w="120" w:type="dxa"/>
+            </w:tcMar>
+            <w:vAlign w:val="center"/>
+          </w:tcPr>
+          <w:p>
+            <w:pPr>
+              <w:keepLines/>
+              <w:spacing w:before="0" w:after="0" w:line="252" w:lineRule="auto"/>
+              <w:jc w:val="left"/>
+            </w:pPr>
+            <w:r/>
+            <w:r>
+              <w:rPr>
+                <w:rFonts w:ascii="Calibri" w:hAnsi="Calibri"/>
+                <w:b w:val="0"/>
+                <w:color w:val="000000"/>
+                <w:sz w:val="14"/>
+              </w:rPr>
+              <w:t>N/A</w:t>
+            </w:r>
+          </w:p>
+        </w:tc>
+      </w:tr>
+      <w:tr>
+        <w:trPr>
+          <w:cantSplit/>
+        </w:trPr>
+        <w:tc>
+          <w:tcPr>
+            <w:tcW w:type="dxa" w:w="1100"/>
+            <w:tcMar>
+              <w:top w:w="80" w:type="dxa"/>
+              <w:start w:w="120" w:type="dxa"/>
+              <w:bottom w:w="80" w:type="dxa"/>
+              <w:end w:w="120" w:type="dxa"/>
+            </w:tcMar>
+            <w:vAlign w:val="center"/>
+          </w:tcPr>
+          <w:p>
+            <w:pPr>
+              <w:keepLines/>
+              <w:spacing w:before="0" w:after="0" w:line="252" w:lineRule="auto"/>
+              <w:jc w:val="left"/>
+            </w:pPr>
+            <w:r/>
+            <w:r>
+              <w:rPr>
+                <w:rFonts w:ascii="Calibri" w:hAnsi="Calibri"/>
+                <w:b w:val="0"/>
+                <w:color w:val="000000"/>
+                <w:sz w:val="14"/>
+              </w:rPr>
+              <w:t>REVIEW</w:t>
+            </w:r>
+          </w:p>
+        </w:tc>
+        <w:tc>
+          <w:tcPr>
+            <w:tcW w:type="dxa" w:w="3100"/>
+            <w:tcMar>
+              <w:top w:w="80" w:type="dxa"/>
+              <w:start w:w="120" w:type="dxa"/>
+              <w:bottom w:w="80" w:type="dxa"/>
+              <w:end w:w="120" w:type="dxa"/>
+            </w:tcMar>
+            <w:vAlign w:val="center"/>
+          </w:tcPr>
+          <w:p>
+            <w:pPr>
+              <w:keepLines/>
+              <w:spacing w:before="0" w:after="0" w:line="252" w:lineRule="auto"/>
+              <w:jc w:val="left"/>
+            </w:pPr>
+            <w:r/>
+            <w:r>
+              <w:rPr>
+                <w:rFonts w:ascii="Calibri" w:hAnsi="Calibri"/>
+                <w:b w:val="0"/>
+                <w:color w:val="000000"/>
+                <w:sz w:val="14"/>
+              </w:rPr>
+              <w:t>Map the Meal Gap county to state count reconciliation</w:t>
+            </w:r>
+          </w:p>
+        </w:tc>
+        <w:tc>
+          <w:tcPr>
+            <w:tcW w:type="dxa" w:w="1500"/>
+            <w:tcMar>
+              <w:top w:w="80" w:type="dxa"/>
+              <w:start w:w="120" w:type="dxa"/>
+              <w:bottom w:w="80" w:type="dxa"/>
+              <w:end w:w="120" w:type="dxa"/>
+            </w:tcMar>
+            <w:vAlign w:val="center"/>
+          </w:tcPr>
+          <w:p>
+            <w:pPr>
+              <w:keepLines/>
+              <w:spacing w:before="0" w:after="0" w:line="252" w:lineRule="auto"/>
+              <w:jc w:val="left"/>
+            </w:pPr>
+            <w:r/>
+            <w:r>
+              <w:rPr>
+                <w:rFonts w:ascii="Calibri" w:hAnsi="Calibri"/>
+                <w:b w:val="0"/>
+                <w:color w:val="000000"/>
+                <w:sz w:val="14"/>
+              </w:rPr>
+              <w:t>35450</w:t>
+            </w:r>
+          </w:p>
+        </w:tc>
+        <w:tc>
+          <w:tcPr>
+            <w:tcW w:type="dxa" w:w="3660"/>
+            <w:tcMar>
+              <w:top w:w="80" w:type="dxa"/>
+              <w:start w:w="120" w:type="dxa"/>
+              <w:bottom w:w="80" w:type="dxa"/>
+              <w:end w:w="120" w:type="dxa"/>
+            </w:tcMar>
+            <w:vAlign w:val="center"/>
+          </w:tcPr>
+          <w:p>
+            <w:pPr>
+              <w:keepLines/>
+              <w:spacing w:before="0" w:after="0" w:line="252" w:lineRule="auto"/>
+              <w:jc w:val="left"/>
+            </w:pPr>
+            <w:r/>
+            <w:r>
+              <w:rPr>
+                <w:rFonts w:ascii="Calibri" w:hAnsi="Calibri"/>
+                <w:b w:val="0"/>
+                <w:color w:val="000000"/>
+                <w:sz w:val="14"/>
+              </w:rPr>
+              <w:t>State estimates aggregate congressional-district estimates, while county estimates use the county model. The source states that their totals need not match.</w:t>
+            </w:r>
+          </w:p>
+        </w:tc>
+      </w:tr>
     </w:tbl>
     <w:p>
       <w:pPr>
@@ -16080,7 +19632,7 @@
           <w:color w:val="68778D"/>
           <w:sz w:val="17"/>
         </w:rPr>
-        <w:t>The one reviewed exception consists of fourteen Suffolk County, New York tracts without low-income denominators and one zero-population Massachusetts tract without a LILA flag. Alabama and the ten project states are complete.</w:t>
+        <w:t>Two items require review. One covers fourteen Suffolk County, New York tracts without low-income denominators and one zero-population Massachusetts tract without a LILA flag. The other records the expected Map the Meal Gap difference between county sums and the state estimate. Neither is a blocking failure for the reported Alabama results.</w:t>
       </w:r>
     </w:p>
     <w:p>
@@ -16094,7 +19646,7 @@
         <w:keepNext/>
       </w:pPr>
       <w:r>
-        <w:t>10. What is available and whether to change datasets</w:t>
+        <w:t>11. What is available and whether to change datasets</w:t>
       </w:r>
     </w:p>
     <w:tbl>
@@ -17122,7 +20674,7 @@
                 <w:color w:val="000000"/>
                 <w:sz w:val="15"/>
               </w:rPr>
-              <w:t>FEEDING_AMERICA_AL_2024</w:t>
+              <w:t>FEEDING_AMERICA_MMG_2026</w:t>
             </w:r>
           </w:p>
         </w:tc>
@@ -17151,7 +20703,7 @@
                 <w:color w:val="000000"/>
                 <w:sz w:val="15"/>
               </w:rPr>
-              <w:t>Unconfirmed</w:t>
+              <w:t>County/state</w:t>
             </w:r>
           </w:p>
         </w:tc>
@@ -17180,7 +20732,7 @@
                 <w:color w:val="000000"/>
                 <w:sz w:val="15"/>
               </w:rPr>
-              <w:t>HOLD - validation required</w:t>
+              <w:t>KEEP - separate outcome layer</w:t>
             </w:r>
           </w:p>
         </w:tc>
@@ -17209,7 +20761,7 @@
                 <w:color w:val="000000"/>
                 <w:sz w:val="15"/>
               </w:rPr>
-              <w:t>Meeting notes report a retrieved map, but the repository lacks the source file, direct citation, definitions, denominator, geography, license, and reconciliation record.</w:t>
+              <w:t>Modeled estimates, not household survey rates or tract results. State estimates aggregate district results, so county sums differ from the state total.</w:t>
             </w:r>
           </w:p>
         </w:tc>
@@ -17272,7 +20824,7 @@
                 <w:color w:val="000000"/>
                 <w:sz w:val="15"/>
               </w:rPr>
-              <w:t>County or smaller</w:t>
+              <w:t>Tract</w:t>
             </w:r>
           </w:p>
         </w:tc>
@@ -17301,7 +20853,7 @@
                 <w:color w:val="000000"/>
                 <w:sz w:val="15"/>
               </w:rPr>
-              <w:t>GAP - evaluate modeled source</w:t>
+              <w:t>GAP - do not infer</w:t>
             </w:r>
           </w:p>
         </w:tc>
@@ -17330,7 +20882,7 @@
                 <w:color w:val="000000"/>
                 <w:sz w:val="15"/>
               </w:rPr>
-              <w:t>Needed only if the team wants to explain local food insecurity rather than local retailer access.</w:t>
+              <w:t>Map the Meal Gap fills the county outcome gap but does not provide tract-level food-insecurity estimates.</w:t>
             </w:r>
           </w:p>
         </w:tc>
@@ -17426,7 +20978,7 @@
           <w:color w:val="000000"/>
           <w:sz w:val="22"/>
         </w:rPr>
-        <w:t>If the team wants a local food-insecurity outcome, evaluate a modeled county or tract source separately and document that it is not directly comparable to the official state household series.</w:t>
+        <w:t>Retain Feeding America Map the Meal Gap 2026 as a separate modeled county and state outcome layer. It fills the county gap but does not provide a tract outcome.</w:t>
       </w:r>
     </w:p>
     <w:p>
@@ -17445,7 +20997,7 @@
           <w:color w:val="000000"/>
           <w:sz w:val="22"/>
         </w:rPr>
-        <w:t>Hold the 2024 Feeding America Alabama data until the source file, direct citation, field definitions, denominator, geography, license, and Alabama reconciliation are documented.</w:t>
+        <w:t>Keep the request-only raw archive outside GitHub because it contains no explicit redistribution license. Publish selected Alabama extracts, hashes, definitions, QA, and citations.</w:t>
       </w:r>
     </w:p>
     <w:p>
@@ -17573,11 +21125,30 @@
     </w:p>
     <w:p>
       <w:pPr>
+        <w:keepLines/>
+        <w:numPr>
+          <w:ilvl w:val="0"/>
+          <w:numId w:val="10"/>
+        </w:numPr>
+        <w:spacing w:before="0" w:after="80" w:line="280" w:lineRule="auto"/>
+        <w:ind w:left="720" w:hanging="360"/>
+      </w:pPr>
+      <w:r>
+        <w:rPr>
+          <w:rFonts w:ascii="Calibri" w:hAnsi="Calibri"/>
+          <w:color w:val="000000"/>
+          <w:sz w:val="22"/>
+        </w:rPr>
+        <w:t>Map the Meal Gap county and state estimates use different geographic models, so their counts should not be forced to reconcile.</w:t>
+      </w:r>
+    </w:p>
+    <w:p>
+      <w:pPr>
         <w:pStyle w:val="Heading1"/>
         <w:keepNext/>
       </w:pPr>
       <w:r>
-        <w:t>11. Recommended next crawl for food allergies</w:t>
+        <w:t>12. Recommended next crawl for food allergies</w:t>
       </w:r>
     </w:p>
     <w:p>
@@ -18491,17 +22062,12 @@
       </w:r>
     </w:p>
     <w:p>
-      <w:r>
-        <w:br w:type="page"/>
-      </w:r>
-    </w:p>
-    <w:p>
       <w:pPr>
         <w:pStyle w:val="Heading1"/>
         <w:keepNext/>
       </w:pPr>
       <w:r>
-        <w:t>12. Reusable prompt for the allergy crawl</w:t>
+        <w:t>13. Reusable prompt for the allergy crawl</w:t>
       </w:r>
     </w:p>
     <w:tbl>
@@ -19233,6 +22799,63 @@
           <w:color w:val="000000"/>
           <w:sz w:val="22"/>
         </w:rPr>
+        <w:t>Map the Meal Gap rates are modeled individual estimates, not observed household survey rates or tract outcomes.</w:t>
+      </w:r>
+    </w:p>
+    <w:p>
+      <w:pPr>
+        <w:keepLines/>
+        <w:numPr>
+          <w:ilvl w:val="0"/>
+          <w:numId w:val="10"/>
+        </w:numPr>
+        <w:spacing w:before="0" w:after="80" w:line="280" w:lineRule="auto"/>
+        <w:ind w:left="720" w:hanging="360"/>
+      </w:pPr>
+      <w:r>
+        <w:rPr>
+          <w:rFonts w:ascii="Calibri" w:hAnsi="Calibri"/>
+          <w:color w:val="000000"/>
+          <w:sz w:val="22"/>
+        </w:rPr>
+        <w:t>Map the Meal Gap state and county counts use different geographic models and are not expected to sum to the same value.</w:t>
+      </w:r>
+    </w:p>
+    <w:p>
+      <w:pPr>
+        <w:keepLines/>
+        <w:numPr>
+          <w:ilvl w:val="0"/>
+          <w:numId w:val="10"/>
+        </w:numPr>
+        <w:spacing w:before="0" w:after="80" w:line="280" w:lineRule="auto"/>
+        <w:ind w:left="720" w:hanging="360"/>
+      </w:pPr>
+      <w:r>
+        <w:rPr>
+          <w:rFonts w:ascii="Calibri" w:hAnsi="Calibri"/>
+          <w:color w:val="000000"/>
+          <w:sz w:val="22"/>
+        </w:rPr>
+        <w:t>The Feeding America request archive contains no explicit redistribution license, so the raw package remains outside GitHub.</w:t>
+      </w:r>
+    </w:p>
+    <w:p>
+      <w:pPr>
+        <w:keepLines/>
+        <w:numPr>
+          <w:ilvl w:val="0"/>
+          <w:numId w:val="10"/>
+        </w:numPr>
+        <w:spacing w:before="0" w:after="80" w:line="280" w:lineRule="auto"/>
+        <w:ind w:left="720" w:hanging="360"/>
+      </w:pPr>
+      <w:r>
+        <w:rPr>
+          <w:rFonts w:ascii="Calibri" w:hAnsi="Calibri"/>
+          <w:color w:val="000000"/>
+          <w:sz w:val="22"/>
+        </w:rPr>
         <w:t>Straight-line distance is excluded; road-network thresholds must be disclosed.</w:t>
       </w:r>
     </w:p>
@@ -19636,7 +23259,7 @@
                 <w:color w:val="000000"/>
                 <w:sz w:val="17"/>
               </w:rPr>
-              <w:t>Analysis-ready tables at global, state, county, and tract levels.</w:t>
+              <w:t>Analysis-ready tables at global, state, county, and tract levels, including selected Alabama Map the Meal Gap extracts.</w:t>
             </w:r>
           </w:p>
         </w:tc>
@@ -19888,7 +23511,7 @@
                 <w:color w:val="000000"/>
                 <w:sz w:val="17"/>
               </w:rPr>
-              <w:t>Methods and allergy next-crawl documentation.</w:t>
+              <w:t>Methods, source decisions, limitations, Map the Meal Gap integration, and allergy next-crawl documentation.</w:t>
             </w:r>
           </w:p>
         </w:tc>
@@ -19922,7 +23545,7 @@
         </w:rPr>
         <w:t xml:space="preserve">1. Food and Agriculture Organization of the United Nations. </w:t>
       </w:r>
-      <w:hyperlink r:id="rId16">
+      <w:hyperlink r:id="rId17">
         <w:r>
           <w:rPr>
             <w:color w:val="2E74B5"/>
@@ -19954,7 +23577,7 @@
         </w:rPr>
         <w:t xml:space="preserve">2. Food and Agriculture Organization of the United Nations. </w:t>
       </w:r>
-      <w:hyperlink r:id="rId17">
+      <w:hyperlink r:id="rId18">
         <w:r>
           <w:rPr>
             <w:color w:val="2E74B5"/>
@@ -19986,7 +23609,7 @@
         </w:rPr>
         <w:t xml:space="preserve">3. USDA Economic Research Service. </w:t>
       </w:r>
-      <w:hyperlink r:id="rId18">
+      <w:hyperlink r:id="rId19">
         <w:r>
           <w:rPr>
             <w:color w:val="2E74B5"/>
@@ -20018,7 +23641,7 @@
         </w:rPr>
         <w:t xml:space="preserve">4. USDA Economic Research Service. </w:t>
       </w:r>
-      <w:hyperlink r:id="rId19">
+      <w:hyperlink r:id="rId20">
         <w:r>
           <w:rPr>
             <w:color w:val="2E74B5"/>
@@ -20050,7 +23673,7 @@
         </w:rPr>
         <w:t xml:space="preserve">5. USDA Economic Research Service. </w:t>
       </w:r>
-      <w:hyperlink r:id="rId20">
+      <w:hyperlink r:id="rId21">
         <w:r>
           <w:rPr>
             <w:color w:val="2E74B5"/>
@@ -20082,7 +23705,7 @@
         </w:rPr>
         <w:t xml:space="preserve">6. USDA Economic Research Service. </w:t>
       </w:r>
-      <w:hyperlink r:id="rId21">
+      <w:hyperlink r:id="rId22">
         <w:r>
           <w:rPr>
             <w:color w:val="2E74B5"/>
@@ -20114,7 +23737,7 @@
         </w:rPr>
         <w:t xml:space="preserve">7. USDA Economic Research Service. </w:t>
       </w:r>
-      <w:hyperlink r:id="rId22">
+      <w:hyperlink r:id="rId23">
         <w:r>
           <w:rPr>
             <w:color w:val="2E74B5"/>
@@ -20146,7 +23769,7 @@
         </w:rPr>
         <w:t xml:space="preserve">8. U.S. Census Bureau. </w:t>
       </w:r>
-      <w:hyperlink r:id="rId23">
+      <w:hyperlink r:id="rId24">
         <w:r>
           <w:rPr>
             <w:color w:val="2E74B5"/>
@@ -20176,9 +23799,105 @@
           <w:color w:val="000000"/>
           <w:sz w:val="19"/>
         </w:rPr>
-        <w:t xml:space="preserve">9. U.S. Food and Drug Administration. </w:t>
+        <w:t xml:space="preserve">9. Feeding America National Organization. </w:t>
       </w:r>
-      <w:hyperlink r:id="rId24">
+      <w:hyperlink r:id="rId25">
+        <w:r>
+          <w:rPr>
+            <w:color w:val="2E74B5"/>
+            <w:u w:val="single"/>
+            <w:rFonts w:ascii="Calibri" w:hAnsi="Calibri"/>
+          </w:rPr>
+          <w:t>Map the Meal Gap 2026 Report</w:t>
+        </w:r>
+      </w:hyperlink>
+      <w:r>
+        <w:rPr>
+          <w:rFonts w:ascii="Calibri" w:hAnsi="Calibri"/>
+          <w:color w:val="5B6573"/>
+          <w:sz w:val="19"/>
+        </w:rPr>
+        <w:t xml:space="preserve"> Published July 28, 2026; modeled local food-insecurity and food-cost estimates for 2024.</w:t>
+      </w:r>
+    </w:p>
+    <w:p>
+      <w:pPr>
+        <w:spacing w:after="120" w:line="264" w:lineRule="auto"/>
+        <w:ind w:left="403" w:hanging="403"/>
+      </w:pPr>
+      <w:r>
+        <w:rPr>
+          <w:rFonts w:ascii="Calibri" w:hAnsi="Calibri"/>
+          <w:color w:val="000000"/>
+          <w:sz w:val="19"/>
+        </w:rPr>
+        <w:t xml:space="preserve">10. Feeding America National Organization. </w:t>
+      </w:r>
+      <w:hyperlink r:id="rId26">
+        <w:r>
+          <w:rPr>
+            <w:color w:val="2E74B5"/>
+            <w:u w:val="single"/>
+            <w:rFonts w:ascii="Calibri" w:hAnsi="Calibri"/>
+          </w:rPr>
+          <w:t>Map the Meal Gap Methodology</w:t>
+        </w:r>
+      </w:hyperlink>
+      <w:r>
+        <w:rPr>
+          <w:rFonts w:ascii="Calibri" w:hAnsi="Calibri"/>
+          <w:color w:val="5B6573"/>
+          <w:sz w:val="19"/>
+        </w:rPr>
+        <w:t xml:space="preserve"> Model purpose, inputs, geographic methods, food budget shortfall, and meal-cost methodology.</w:t>
+      </w:r>
+    </w:p>
+    <w:p>
+      <w:pPr>
+        <w:spacing w:after="120" w:line="264" w:lineRule="auto"/>
+        <w:ind w:left="403" w:hanging="403"/>
+      </w:pPr>
+      <w:r>
+        <w:rPr>
+          <w:rFonts w:ascii="Calibri" w:hAnsi="Calibri"/>
+          <w:color w:val="000000"/>
+          <w:sz w:val="19"/>
+        </w:rPr>
+        <w:t xml:space="preserve">11. Feeding America National Organization. </w:t>
+      </w:r>
+      <w:hyperlink r:id="rId27">
+        <w:r>
+          <w:rPr>
+            <w:color w:val="2E74B5"/>
+            <w:u w:val="single"/>
+            <w:rFonts w:ascii="Calibri" w:hAnsi="Calibri"/>
+          </w:rPr>
+          <w:t>Map the Meal Gap Data Request</w:t>
+        </w:r>
+      </w:hyperlink>
+      <w:r>
+        <w:rPr>
+          <w:rFonts w:ascii="Calibri" w:hAnsi="Calibri"/>
+          <w:color w:val="5B6573"/>
+          <w:sz w:val="19"/>
+        </w:rPr>
+        <w:t xml:space="preserve"> Official request workflow for the source package.</w:t>
+      </w:r>
+    </w:p>
+    <w:p>
+      <w:pPr>
+        <w:spacing w:after="120" w:line="264" w:lineRule="auto"/>
+        <w:ind w:left="403" w:hanging="403"/>
+      </w:pPr>
+      <w:r>
+        <w:rPr>
+          <w:rFonts w:ascii="Calibri" w:hAnsi="Calibri"/>
+          <w:color w:val="000000"/>
+          <w:sz w:val="19"/>
+        </w:rPr>
+        <w:t xml:space="preserve">12. U.S. Food and Drug Administration. </w:t>
+      </w:r>
+      <w:hyperlink r:id="rId28">
         <w:r>
           <w:rPr>
             <w:color w:val="2E74B5"/>
@@ -20208,9 +23927,9 @@
           <w:color w:val="000000"/>
           <w:sz w:val="19"/>
         </w:rPr>
-        <w:t xml:space="preserve">10. CDC National Center for Health Statistics. </w:t>
+        <w:t xml:space="preserve">13. CDC National Center for Health Statistics. </w:t>
       </w:r>
-      <w:hyperlink r:id="rId25">
+      <w:hyperlink r:id="rId29">
         <w:r>
           <w:rPr>
             <w:color w:val="2E74B5"/>
@@ -20240,9 +23959,9 @@
           <w:color w:val="000000"/>
           <w:sz w:val="19"/>
         </w:rPr>
-        <w:t xml:space="preserve">11. CDC National Center for Health Statistics. </w:t>
+        <w:t xml:space="preserve">14. CDC National Center for Health Statistics. </w:t>
       </w:r>
-      <w:hyperlink r:id="rId26">
+      <w:hyperlink r:id="rId30">
         <w:r>
           <w:rPr>
             <w:color w:val="2E74B5"/>
@@ -20272,9 +23991,9 @@
           <w:color w:val="000000"/>
           <w:sz w:val="19"/>
         </w:rPr>
-        <w:t xml:space="preserve">12. USDA Agricultural Research Service. </w:t>
+        <w:t xml:space="preserve">15. USDA Agricultural Research Service. </w:t>
       </w:r>
-      <w:hyperlink r:id="rId27">
+      <w:hyperlink r:id="rId31">
         <w:r>
           <w:rPr>
             <w:color w:val="2E74B5"/>
@@ -20304,9 +24023,9 @@
           <w:color w:val="000000"/>
           <w:sz w:val="19"/>
         </w:rPr>
-        <w:t xml:space="preserve">13. U.S. Food and Drug Administration. </w:t>
+        <w:t xml:space="preserve">16. U.S. Food and Drug Administration. </w:t>
       </w:r>
-      <w:hyperlink r:id="rId28">
+      <w:hyperlink r:id="rId32">
         <w:r>
           <w:rPr>
             <w:color w:val="2E74B5"/>
@@ -20891,6 +24610,69 @@
                 <w:color w:val="000000"/>
                 <w:sz w:val="18"/>
               </w:rPr>
+              <w:t>Feeding America source gate completed</w:t>
+            </w:r>
+          </w:p>
+        </w:tc>
+        <w:tc>
+          <w:tcPr>
+            <w:tcW w:type="dxa" w:w="2760"/>
+            <w:tcMar>
+              <w:top w:w="80" w:type="dxa"/>
+              <w:start w:w="120" w:type="dxa"/>
+              <w:bottom w:w="80" w:type="dxa"/>
+              <w:end w:w="120" w:type="dxa"/>
+            </w:tcMar>
+            <w:vAlign w:val="center"/>
+          </w:tcPr>
+          <w:p>
+            <w:pPr>
+              <w:keepLines/>
+              <w:spacing w:before="0" w:after="0" w:line="252" w:lineRule="auto"/>
+              <w:jc w:val="left"/>
+            </w:pPr>
+            <w:r/>
+            <w:r>
+              <w:rPr>
+                <w:rFonts w:ascii="Calibri" w:hAnsi="Calibri"/>
+                <w:b w:val="0"/>
+                <w:color w:val="000000"/>
+                <w:sz w:val="18"/>
+              </w:rPr>
+              <w:t>Yes; separate county and state outcome layer</w:t>
+            </w:r>
+          </w:p>
+        </w:tc>
+      </w:tr>
+      <w:tr>
+        <w:trPr>
+          <w:cantSplit/>
+        </w:trPr>
+        <w:tc>
+          <w:tcPr>
+            <w:tcW w:type="dxa" w:w="6600"/>
+            <w:tcMar>
+              <w:top w:w="80" w:type="dxa"/>
+              <w:start w:w="120" w:type="dxa"/>
+              <w:bottom w:w="80" w:type="dxa"/>
+              <w:end w:w="120" w:type="dxa"/>
+            </w:tcMar>
+            <w:vAlign w:val="center"/>
+          </w:tcPr>
+          <w:p>
+            <w:pPr>
+              <w:keepLines/>
+              <w:spacing w:before="0" w:after="0" w:line="252" w:lineRule="auto"/>
+              <w:jc w:val="left"/>
+            </w:pPr>
+            <w:r/>
+            <w:r>
+              <w:rPr>
+                <w:rFonts w:ascii="Calibri" w:hAnsi="Calibri"/>
+                <w:b w:val="0"/>
+                <w:color w:val="000000"/>
+                <w:sz w:val="18"/>
+              </w:rPr>
               <w:t>Blocking QA failures</w:t>
             </w:r>
           </w:p>
@@ -21378,7 +25160,7 @@
         <w:color w:val="68778D"/>
         <w:sz w:val="16"/>
       </w:rPr>
-      <w:t xml:space="preserve">Data for Dinner 2026  •  August 22, 2026  •  </w:t>
+      <w:t xml:space="preserve">Data for Dinner 2026  •  Updated August 29, 2026  •  </w:t>
     </w:r>
     <w:r>
       <w:rPr>

--- a/reports/Data_for_Dinner_Food_Access_Analysis.docx
+++ b/reports/Data_for_Dinner_Food_Access_Analysis.docx
@@ -2320,6 +2320,127 @@
           </w:p>
         </w:tc>
       </w:tr>
+      <w:tr>
+        <w:trPr>
+          <w:cantSplit/>
+        </w:trPr>
+        <w:tc>
+          <w:tcPr>
+            <w:tcW w:type="dxa" w:w="1500"/>
+            <w:tcMar>
+              <w:top w:w="80" w:type="dxa"/>
+              <w:start w:w="120" w:type="dxa"/>
+              <w:bottom w:w="80" w:type="dxa"/>
+              <w:end w:w="120" w:type="dxa"/>
+            </w:tcMar>
+            <w:vAlign w:val="center"/>
+          </w:tcPr>
+          <w:p>
+            <w:pPr>
+              <w:keepLines/>
+              <w:spacing w:before="0" w:after="0" w:line="252" w:lineRule="auto"/>
+              <w:jc w:val="left"/>
+            </w:pPr>
+            <w:r/>
+            <w:r>
+              <w:rPr>
+                <w:rFonts w:ascii="Calibri" w:hAnsi="Calibri"/>
+                <w:b w:val="0"/>
+                <w:color w:val="000000"/>
+                <w:sz w:val="16"/>
+              </w:rPr>
+              <w:t>TEAM_STORY_SANDRA_2026</w:t>
+            </w:r>
+          </w:p>
+        </w:tc>
+        <w:tc>
+          <w:tcPr>
+            <w:tcW w:type="dxa" w:w="3000"/>
+            <w:tcMar>
+              <w:top w:w="80" w:type="dxa"/>
+              <w:start w:w="120" w:type="dxa"/>
+              <w:bottom w:w="80" w:type="dxa"/>
+              <w:end w:w="120" w:type="dxa"/>
+            </w:tcMar>
+            <w:vAlign w:val="center"/>
+          </w:tcPr>
+          <w:p>
+            <w:pPr>
+              <w:keepLines/>
+              <w:spacing w:before="0" w:after="0" w:line="252" w:lineRule="auto"/>
+              <w:jc w:val="left"/>
+            </w:pPr>
+            <w:r/>
+            <w:r>
+              <w:rPr>
+                <w:rFonts w:ascii="Calibri" w:hAnsi="Calibri"/>
+                <w:b w:val="0"/>
+                <w:color w:val="000000"/>
+                <w:sz w:val="16"/>
+              </w:rPr>
+              <w:t>WomenInData Data Stats and Summary - Story</w:t>
+            </w:r>
+          </w:p>
+        </w:tc>
+        <w:tc>
+          <w:tcPr>
+            <w:tcW w:type="dxa" w:w="1800"/>
+            <w:tcMar>
+              <w:top w:w="80" w:type="dxa"/>
+              <w:start w:w="120" w:type="dxa"/>
+              <w:bottom w:w="80" w:type="dxa"/>
+              <w:end w:w="120" w:type="dxa"/>
+            </w:tcMar>
+            <w:vAlign w:val="center"/>
+          </w:tcPr>
+          <w:p>
+            <w:pPr>
+              <w:keepLines/>
+              <w:spacing w:before="0" w:after="0" w:line="252" w:lineRule="auto"/>
+              <w:jc w:val="left"/>
+            </w:pPr>
+            <w:r/>
+            <w:r>
+              <w:rPr>
+                <w:rFonts w:ascii="Calibri" w:hAnsi="Calibri"/>
+                <w:b w:val="0"/>
+                <w:color w:val="000000"/>
+                <w:sz w:val="16"/>
+              </w:rPr>
+              <w:t>Global, U.S., U.S. regions, project-defined Southeast, Alabama counties, and Alabama story regions</w:t>
+            </w:r>
+          </w:p>
+        </w:tc>
+        <w:tc>
+          <w:tcPr>
+            <w:tcW w:type="dxa" w:w="3060"/>
+            <w:tcMar>
+              <w:top w:w="80" w:type="dxa"/>
+              <w:start w:w="120" w:type="dxa"/>
+              <w:bottom w:w="80" w:type="dxa"/>
+              <w:end w:w="120" w:type="dxa"/>
+            </w:tcMar>
+            <w:vAlign w:val="center"/>
+          </w:tcPr>
+          <w:p>
+            <w:pPr>
+              <w:keepLines/>
+              <w:spacing w:before="0" w:after="0" w:line="252" w:lineRule="auto"/>
+              <w:jc w:val="left"/>
+            </w:pPr>
+            <w:r/>
+            <w:r>
+              <w:rPr>
+                <w:rFonts w:ascii="Calibri" w:hAnsi="Calibri"/>
+                <w:b w:val="0"/>
+                <w:color w:val="000000"/>
+                <w:sz w:val="16"/>
+              </w:rPr>
+              <w:t>Team synthesis received 2026-08-29; underlying sources retain their own vintages</w:t>
+            </w:r>
+          </w:p>
+        </w:tc>
+      </w:tr>
     </w:tbl>
     <w:p>
       <w:pPr>
@@ -2850,12 +2971,39 @@
                 <w:color w:val="000000"/>
                 <w:sz w:val="18"/>
               </w:rPr>
-              <w:t>This report in DOCX/PDF, a filterable workbook with 14 sheets, acquisition and analysis scripts, a dependency list, and methods documentation.</w:t>
+              <w:t>This report in DOCX/PDF, a filterable workbook with 15 sheets, Sandra Kopecky's prevailing team story workbook, acquisition and analysis scripts, a dependency list, and methods documentation.</w:t>
             </w:r>
           </w:p>
         </w:tc>
       </w:tr>
     </w:tbl>
+    <w:p>
+      <w:pPr>
+        <w:spacing w:before="120" w:after="200" w:line="264" w:lineRule="auto"/>
+        <w:ind w:left="173" w:right="173"/>
+        <w:shd w:fill="F4F6F9"/>
+        <w:pBdr>
+          <w:left w:val="single" w:sz="18" w:space="6" w:color="4C7A5B"/>
+        </w:pBdr>
+      </w:pPr>
+      <w:r>
+        <w:rPr>
+          <w:rFonts w:ascii="Calibri" w:hAnsi="Calibri"/>
+          <w:b/>
+          <w:color w:val="4C7A5B"/>
+          <w:sz w:val="22"/>
+        </w:rPr>
+        <w:t xml:space="preserve">TEAM STORY AND CREDIT: </w:t>
+      </w:r>
+      <w:r>
+        <w:rPr>
+          <w:rFonts w:ascii="Calibri" w:hAnsi="Calibri"/>
+          <w:color w:val="0B2545"/>
+          <w:sz w:val="22"/>
+        </w:rPr>
+        <w:t>Sandra Kopecky created the prevailing team story workbook and contributed data pulls, synthesis, regional framing, Alabama county detail, charts, and narrative development. The submitted workbook is preserved unchanged. This report uses the validated repository tables for exact claims and treats unsourced driver labels as evolving story hypotheses.</w:t>
+      </w:r>
+    </w:p>
     <w:p>
       <w:pPr>
         <w:pStyle w:val="Heading1"/>
@@ -25003,7 +25151,7 @@
                 <w:color w:val="000000"/>
                 <w:sz w:val="18"/>
               </w:rPr>
-              <w:t>Data and database work, source review, and use of the approved dataset for analysis.</w:t>
+              <w:t>Data and database work, source review, data pulls, and authorship of the prevailing team story workbook, including regional framing and Alabama narrative development.</w:t>
             </w:r>
           </w:p>
         </w:tc>
